--- a/Project_understanding.docx
+++ b/Project_understanding.docx
@@ -1364,513 +1364,2315 @@
         <w:rPr>
           <w:b/>
           <w:bCs/>
+        </w:rPr>
+      </w:pPr>
+      <w:proofErr w:type="spellStart"/>
+      <w:r>
+        <w:rPr>
+          <w:b/>
+          <w:bCs/>
+        </w:rPr>
+        <w:t>Args</w:t>
+      </w:r>
+      <w:proofErr w:type="spellEnd"/>
+      <w:r>
+        <w:rPr>
+          <w:b/>
+          <w:bCs/>
+        </w:rPr>
+        <w:t xml:space="preserve"> used to train the models in models</w:t>
+      </w:r>
+      <w:proofErr w:type="gramStart"/>
+      <w:r>
+        <w:rPr>
+          <w:b/>
+          <w:bCs/>
+        </w:rPr>
+        <w:t>/ :</w:t>
+      </w:r>
+      <w:proofErr w:type="gramEnd"/>
+    </w:p>
+    <w:p>
+      <w:pPr>
+        <w:rPr>
+          <w:b/>
+          <w:bCs/>
+        </w:rPr>
+      </w:pPr>
+      <w:r>
+        <w:t>python train_cnn.py --</w:t>
+      </w:r>
+      <w:proofErr w:type="spellStart"/>
+      <w:r>
+        <w:t>cuda</w:t>
+      </w:r>
+      <w:proofErr w:type="spellEnd"/>
+      <w:r>
+        <w:t xml:space="preserve"> --amp --batch-size 16 --rounds 5 --clients-per-round 5 --</w:t>
+      </w:r>
+      <w:proofErr w:type="spellStart"/>
+      <w:r>
+        <w:t>fl</w:t>
+      </w:r>
+      <w:proofErr w:type="spellEnd"/>
+      <w:r>
+        <w:t>-col-stride 2 --</w:t>
+      </w:r>
+      <w:proofErr w:type="spellStart"/>
+      <w:r>
+        <w:t>fl</w:t>
+      </w:r>
+      <w:proofErr w:type="spellEnd"/>
+      <w:r>
+        <w:t>-time-crop 512 --</w:t>
+      </w:r>
+      <w:proofErr w:type="spellStart"/>
+      <w:r>
+        <w:t>fl</w:t>
+      </w:r>
+      <w:proofErr w:type="spellEnd"/>
+      <w:r>
+        <w:t>-</w:t>
+      </w:r>
+      <w:proofErr w:type="spellStart"/>
+      <w:r>
+        <w:t>freq</w:t>
+      </w:r>
+      <w:proofErr w:type="spellEnd"/>
+      <w:r>
+        <w:t>-end 128 --full-col-stride 1 --full-tile-</w:t>
+      </w:r>
+      <w:proofErr w:type="spellStart"/>
+      <w:r>
+        <w:t>len</w:t>
+      </w:r>
+      <w:proofErr w:type="spellEnd"/>
+      <w:r>
+        <w:t xml:space="preserve"> 1024 --full-tile-overlap 256 --full-ft-epochs 2</w:t>
+      </w:r>
+      <w:r>
+        <w:rPr>
+          <w:b/>
+          <w:bCs/>
+        </w:rPr>
+        <w:br/>
+      </w:r>
+      <w:r>
+        <w:rPr>
+          <w:b/>
+          <w:bCs/>
+        </w:rPr>
+        <w:br/>
+      </w:r>
+      <w:r>
+        <w:rPr>
+          <w:b/>
+          <w:bCs/>
           <w:sz w:val="48"/>
           <w:szCs w:val="48"/>
         </w:rPr>
-      </w:pPr>
-      <w:r>
-        <w:rPr>
-          <w:b/>
-          <w:bCs/>
-        </w:rPr>
+        <w:t>How the data flows (end-to-end)</w:t>
+      </w:r>
+    </w:p>
+    <w:p>
+      <w:pPr>
+        <w:rPr>
+          <w:b/>
+          <w:bCs/>
+        </w:rPr>
+      </w:pPr>
+      <w:r>
+        <w:rPr>
+          <w:b/>
+          <w:bCs/>
+        </w:rPr>
+        <w:t>1) CSV → scalogram “windows” (preprocess.py)</w:t>
+      </w:r>
+    </w:p>
+    <w:p>
+      <w:r>
+        <w:t xml:space="preserve">For </w:t>
+      </w:r>
+      <w:r>
+        <w:rPr>
+          <w:b/>
+          <w:bCs/>
+        </w:rPr>
+        <w:t>each CSV</w:t>
+      </w:r>
+      <w:r>
+        <w:t>:</w:t>
+      </w:r>
+    </w:p>
+    <w:p>
+      <w:pPr>
+        <w:numPr>
+          <w:ilvl w:val="0"/>
+          <w:numId w:val="1"/>
+        </w:numPr>
+      </w:pPr>
+      <w:r>
+        <w:rPr>
+          <w:b/>
+          <w:bCs/>
+        </w:rPr>
+        <w:t>Sampling rate (fs)</w:t>
+      </w:r>
+    </w:p>
+    <w:p>
+      <w:pPr>
+        <w:numPr>
+          <w:ilvl w:val="1"/>
+          <w:numId w:val="1"/>
+        </w:numPr>
+      </w:pPr>
+      <w:r>
+        <w:t>Estimated from the time column.</w:t>
+      </w:r>
+    </w:p>
+    <w:p>
+      <w:pPr>
+        <w:numPr>
+          <w:ilvl w:val="1"/>
+          <w:numId w:val="1"/>
+        </w:numPr>
+      </w:pPr>
+      <w:r>
+        <w:rPr>
+          <w:b/>
+          <w:bCs/>
+        </w:rPr>
+        <w:t>Acoustic only:</w:t>
+      </w:r>
+      <w:r>
+        <w:t xml:space="preserve"> halved (fs /= 2.0).</w:t>
+      </w:r>
+    </w:p>
+    <w:p>
+      <w:pPr>
+        <w:numPr>
+          <w:ilvl w:val="1"/>
+          <w:numId w:val="1"/>
+        </w:numPr>
+      </w:pPr>
+      <w:r>
+        <w:t>With your data this yields:</w:t>
+      </w:r>
+    </w:p>
+    <w:p>
+      <w:pPr>
+        <w:numPr>
+          <w:ilvl w:val="2"/>
+          <w:numId w:val="1"/>
+        </w:numPr>
+      </w:pPr>
+      <w:r>
+        <w:t>Acoustic effective fs ≈ 25,600 Hz (because raw ≈ 51,200 and then halved).</w:t>
+      </w:r>
+    </w:p>
+    <w:p>
+      <w:pPr>
+        <w:numPr>
+          <w:ilvl w:val="2"/>
+          <w:numId w:val="1"/>
+        </w:numPr>
+      </w:pPr>
+      <w:r>
+        <w:t>Vibration effective fs ≈ 25,600 Hz.</w:t>
+      </w:r>
+    </w:p>
+    <w:p>
+      <w:pPr>
+        <w:numPr>
+          <w:ilvl w:val="0"/>
+          <w:numId w:val="1"/>
+        </w:numPr>
+      </w:pPr>
+      <w:r>
+        <w:rPr>
+          <w:b/>
+          <w:bCs/>
+        </w:rPr>
+        <w:t>Windowing</w:t>
+      </w:r>
+    </w:p>
+    <w:p>
+      <w:pPr>
+        <w:numPr>
+          <w:ilvl w:val="1"/>
+          <w:numId w:val="1"/>
+        </w:numPr>
+      </w:pPr>
+      <w:r>
+        <w:t>WINDOW_SEC = 0.5 → window length in samples</w:t>
+      </w:r>
+      <w:r>
         <w:br/>
-      </w:r>
-      <w:r>
-        <w:rPr>
-          <w:b/>
-          <w:bCs/>
-        </w:rPr>
+        <w:t xml:space="preserve">W = </w:t>
+      </w:r>
+      <w:proofErr w:type="gramStart"/>
+      <w:r>
+        <w:t>round(</w:t>
+      </w:r>
+      <w:proofErr w:type="gramEnd"/>
+      <w:r>
+        <w:t xml:space="preserve">0.5 * fs) = </w:t>
+      </w:r>
+      <w:proofErr w:type="gramStart"/>
+      <w:r>
+        <w:t>round(</w:t>
+      </w:r>
+      <w:proofErr w:type="gramEnd"/>
+      <w:r>
+        <w:t>0.5 * 25,600) = 12,800 samples</w:t>
+      </w:r>
+    </w:p>
+    <w:p>
+      <w:pPr>
+        <w:numPr>
+          <w:ilvl w:val="1"/>
+          <w:numId w:val="1"/>
+        </w:numPr>
+      </w:pPr>
+      <w:r>
+        <w:t>HOP_SEC = 0.25 → hop length in samples</w:t>
+      </w:r>
+      <w:r>
         <w:br/>
-      </w:r>
-      <w:r>
+        <w:t xml:space="preserve">H = </w:t>
+      </w:r>
+      <w:proofErr w:type="gramStart"/>
+      <w:r>
+        <w:t>round(</w:t>
+      </w:r>
+      <w:proofErr w:type="gramEnd"/>
+      <w:r>
+        <w:t xml:space="preserve">0.25 * fs) = </w:t>
+      </w:r>
+      <w:proofErr w:type="gramStart"/>
+      <w:r>
+        <w:t>round(</w:t>
+      </w:r>
+      <w:proofErr w:type="gramEnd"/>
+      <w:r>
+        <w:t>0.25 * 25,600) = 6,400 samples</w:t>
+      </w:r>
+    </w:p>
+    <w:p>
+      <w:pPr>
+        <w:numPr>
+          <w:ilvl w:val="1"/>
+          <w:numId w:val="1"/>
+        </w:numPr>
+      </w:pPr>
+      <w:r>
+        <w:t>Number of windows per file (before the cap):</w:t>
+      </w:r>
+      <w:r>
+        <w:br/>
+      </w:r>
+      <w:proofErr w:type="spellStart"/>
+      <w:r>
+        <w:t>n_win</w:t>
+      </w:r>
+      <w:proofErr w:type="spellEnd"/>
+      <w:r>
+        <w:t xml:space="preserve"> = 1 + </w:t>
+      </w:r>
+      <w:proofErr w:type="gramStart"/>
+      <w:r>
+        <w:t>floor(</w:t>
+      </w:r>
+      <w:proofErr w:type="gramEnd"/>
+      <w:r>
+        <w:t>(N - W) / H), where N = total rows in the CSV.</w:t>
+      </w:r>
+      <w:r>
+        <w:br/>
+      </w:r>
+      <w:r>
+        <w:lastRenderedPageBreak/>
+        <w:t>(Then clamped by MAX_WINDOWS_PER_FILE = 2000, but your files don’t hit that cap.)</w:t>
+      </w:r>
+    </w:p>
+    <w:p>
+      <w:r>
+        <w:t>Using your row counts, this works out to:</w:t>
+      </w:r>
+    </w:p>
+    <w:p>
+      <w:pPr>
+        <w:numPr>
+          <w:ilvl w:val="1"/>
+          <w:numId w:val="1"/>
+        </w:numPr>
+      </w:pPr>
+      <w:r>
+        <w:rPr>
+          <w:b/>
+          <w:bCs/>
+        </w:rPr>
+        <w:t>N = 1,536,000</w:t>
+      </w:r>
+      <w:r>
+        <w:t xml:space="preserve"> → </w:t>
+      </w:r>
+      <w:proofErr w:type="spellStart"/>
+      <w:r>
+        <w:t>n_win</w:t>
+      </w:r>
+      <w:proofErr w:type="spellEnd"/>
+      <w:r>
+        <w:t xml:space="preserve"> = 239</w:t>
+      </w:r>
+    </w:p>
+    <w:p>
+      <w:pPr>
+        <w:numPr>
+          <w:ilvl w:val="1"/>
+          <w:numId w:val="1"/>
+        </w:numPr>
+      </w:pPr>
+      <w:r>
+        <w:rPr>
+          <w:b/>
+          <w:bCs/>
+        </w:rPr>
+        <w:t>N = 3,072,000</w:t>
+      </w:r>
+      <w:r>
+        <w:t xml:space="preserve"> → </w:t>
+      </w:r>
+      <w:proofErr w:type="spellStart"/>
+      <w:r>
+        <w:t>n_win</w:t>
+      </w:r>
+      <w:proofErr w:type="spellEnd"/>
+      <w:r>
+        <w:t xml:space="preserve"> = 479</w:t>
+      </w:r>
+    </w:p>
+    <w:p>
+      <w:pPr>
+        <w:numPr>
+          <w:ilvl w:val="1"/>
+          <w:numId w:val="1"/>
+        </w:numPr>
+      </w:pPr>
+      <w:r>
+        <w:rPr>
+          <w:b/>
+          <w:bCs/>
+        </w:rPr>
+        <w:t>N = 7,680,000</w:t>
+      </w:r>
+      <w:r>
+        <w:t xml:space="preserve"> → </w:t>
+      </w:r>
+      <w:proofErr w:type="spellStart"/>
+      <w:r>
+        <w:t>n_win</w:t>
+      </w:r>
+      <w:proofErr w:type="spellEnd"/>
+      <w:r>
+        <w:t xml:space="preserve"> = 1,199</w:t>
+      </w:r>
+    </w:p>
+    <w:p>
+      <w:pPr>
+        <w:numPr>
+          <w:ilvl w:val="1"/>
+          <w:numId w:val="1"/>
+        </w:numPr>
+      </w:pPr>
+      <w:r>
+        <w:rPr>
+          <w:b/>
+          <w:bCs/>
+        </w:rPr>
+        <w:t>N = 1,044,496</w:t>
+      </w:r>
+      <w:r>
+        <w:t xml:space="preserve"> → </w:t>
+      </w:r>
+      <w:proofErr w:type="spellStart"/>
+      <w:r>
+        <w:t>n_win</w:t>
+      </w:r>
+      <w:proofErr w:type="spellEnd"/>
+      <w:r>
+        <w:t xml:space="preserve"> = 162 (your small acoustic file)</w:t>
+      </w:r>
+    </w:p>
+    <w:p>
+      <w:pPr>
+        <w:numPr>
+          <w:ilvl w:val="0"/>
+          <w:numId w:val="1"/>
+        </w:numPr>
+      </w:pPr>
+      <w:r>
+        <w:rPr>
+          <w:b/>
+          <w:bCs/>
+        </w:rPr>
+        <w:t>Per-window CWT → scalogram</w:t>
+      </w:r>
+    </w:p>
+    <w:p>
+      <w:pPr>
+        <w:numPr>
+          <w:ilvl w:val="1"/>
+          <w:numId w:val="1"/>
+        </w:numPr>
+      </w:pPr>
+      <w:r>
+        <w:t>For each window (12,800 raw samples), we compute a Morlet CWT with N_SCALES = 128.</w:t>
+      </w:r>
+    </w:p>
+    <w:p>
+      <w:pPr>
+        <w:numPr>
+          <w:ilvl w:val="1"/>
+          <w:numId w:val="1"/>
+        </w:numPr>
+      </w:pPr>
+      <w:r>
+        <w:t xml:space="preserve">Output </w:t>
+      </w:r>
+      <w:r>
+        <w:rPr>
+          <w:b/>
+          <w:bCs/>
+        </w:rPr>
+        <w:t>power map</w:t>
+      </w:r>
+      <w:r>
+        <w:t xml:space="preserve"> shape is (F, T) = (128, 12,800) for that window.</w:t>
+      </w:r>
+    </w:p>
+    <w:p>
+      <w:pPr>
+        <w:numPr>
+          <w:ilvl w:val="1"/>
+          <w:numId w:val="1"/>
+        </w:numPr>
+      </w:pPr>
+      <w:r>
+        <w:t>Saved to scalograms/&lt;modality&gt;/&lt;base&gt;__&lt;channel&gt;__win####</w:t>
+      </w:r>
+      <w:proofErr w:type="gramStart"/>
+      <w:r>
+        <w:t>#.npy</w:t>
+      </w:r>
+      <w:proofErr w:type="gramEnd"/>
+    </w:p>
+    <w:p>
+      <w:pPr>
+        <w:numPr>
+          <w:ilvl w:val="2"/>
+          <w:numId w:val="1"/>
+        </w:numPr>
+      </w:pPr>
+      <w:r>
+        <w:t>companion &lt;file</w:t>
+      </w:r>
+      <w:proofErr w:type="gramStart"/>
+      <w:r>
+        <w:t>&gt;.</w:t>
+      </w:r>
+      <w:proofErr w:type="spellStart"/>
+      <w:r>
+        <w:t>meta</w:t>
+      </w:r>
+      <w:proofErr w:type="gramEnd"/>
+      <w:r>
+        <w:t>.json</w:t>
+      </w:r>
+      <w:proofErr w:type="spellEnd"/>
+      <w:r>
+        <w:t xml:space="preserve"> with </w:t>
+      </w:r>
+      <w:proofErr w:type="spellStart"/>
+      <w:r>
+        <w:t>source_csv</w:t>
+      </w:r>
+      <w:proofErr w:type="spellEnd"/>
+      <w:r>
+        <w:t xml:space="preserve">, channel, </w:t>
+      </w:r>
+      <w:proofErr w:type="spellStart"/>
+      <w:r>
+        <w:t>window_index</w:t>
+      </w:r>
+      <w:proofErr w:type="spellEnd"/>
+      <w:r>
+        <w:t>, fs, etc.</w:t>
+      </w:r>
+    </w:p>
+    <w:p>
+      <w:pPr>
+        <w:numPr>
+          <w:ilvl w:val="1"/>
+          <w:numId w:val="1"/>
+        </w:numPr>
+      </w:pPr>
+      <w:r>
+        <w:rPr>
+          <w:b/>
+          <w:bCs/>
+        </w:rPr>
+        <w:t>Acoustic:</w:t>
+      </w:r>
+      <w:r>
+        <w:t xml:space="preserve"> only one channel (values) → </w:t>
+      </w:r>
+      <w:proofErr w:type="gramStart"/>
+      <w:r>
+        <w:t>1 .</w:t>
+      </w:r>
+      <w:proofErr w:type="spellStart"/>
+      <w:r>
+        <w:t>npy</w:t>
+      </w:r>
+      <w:proofErr w:type="spellEnd"/>
+      <w:proofErr w:type="gramEnd"/>
+      <w:r>
+        <w:t xml:space="preserve"> per window.</w:t>
+      </w:r>
+      <w:r>
+        <w:br/>
+      </w:r>
+      <w:r>
+        <w:rPr>
+          <w:b/>
+          <w:bCs/>
+        </w:rPr>
+        <w:t>Vibration:</w:t>
+      </w:r>
+      <w:r>
+        <w:t xml:space="preserve"> four channels (</w:t>
+      </w:r>
+      <w:proofErr w:type="spellStart"/>
+      <w:r>
+        <w:t>x_A</w:t>
+      </w:r>
+      <w:proofErr w:type="spellEnd"/>
+      <w:r>
+        <w:t xml:space="preserve">, </w:t>
+      </w:r>
+      <w:proofErr w:type="spellStart"/>
+      <w:r>
+        <w:t>y_A</w:t>
+      </w:r>
+      <w:proofErr w:type="spellEnd"/>
+      <w:r>
+        <w:t xml:space="preserve">, </w:t>
+      </w:r>
+      <w:proofErr w:type="spellStart"/>
+      <w:r>
+        <w:t>x_B</w:t>
+      </w:r>
+      <w:proofErr w:type="spellEnd"/>
+      <w:r>
+        <w:t xml:space="preserve">, </w:t>
+      </w:r>
+      <w:proofErr w:type="spellStart"/>
+      <w:r>
+        <w:t>y_B</w:t>
+      </w:r>
+      <w:proofErr w:type="spellEnd"/>
+      <w:r>
+        <w:t xml:space="preserve">) → up to </w:t>
+      </w:r>
+      <w:proofErr w:type="gramStart"/>
+      <w:r>
+        <w:rPr>
+          <w:b/>
+          <w:bCs/>
+        </w:rPr>
+        <w:t>4 .</w:t>
+      </w:r>
+      <w:proofErr w:type="spellStart"/>
+      <w:r>
+        <w:rPr>
+          <w:b/>
+          <w:bCs/>
+        </w:rPr>
+        <w:t>npy</w:t>
+      </w:r>
+      <w:proofErr w:type="spellEnd"/>
+      <w:proofErr w:type="gramEnd"/>
+      <w:r>
+        <w:rPr>
+          <w:b/>
+          <w:bCs/>
+        </w:rPr>
+        <w:t xml:space="preserve"> per window</w:t>
+      </w:r>
+      <w:r>
+        <w:t xml:space="preserve"> (one per channel).</w:t>
+      </w:r>
+    </w:p>
+    <w:p>
+      <w:r>
+        <w:t xml:space="preserve">So, </w:t>
+      </w:r>
+      <w:r>
+        <w:rPr>
+          <w:b/>
+          <w:bCs/>
+        </w:rPr>
+        <w:t>every training sample ultimately derives from exactly 12,800 raw CSV rows per channel</w:t>
+      </w:r>
+      <w:r>
+        <w:t xml:space="preserve"> (0.5 s @ 25.6 kHz).</w:t>
+      </w:r>
+    </w:p>
+    <w:p>
+      <w:r>
+        <w:pict w14:anchorId="11850A29">
+          <v:rect id="_x0000_i1025" style="width:0;height:1.5pt" o:hralign="center" o:hrstd="t" o:hr="t" fillcolor="#a0a0a0" stroked="f"/>
+        </w:pict>
+      </w:r>
+    </w:p>
+    <w:p>
+      <w:pPr>
+        <w:rPr>
+          <w:b/>
+          <w:bCs/>
+        </w:rPr>
+      </w:pPr>
+      <w:r>
+        <w:rPr>
+          <w:b/>
+          <w:bCs/>
+        </w:rPr>
+        <w:t>2) Federated training rounds (your train_cnn.py)</w:t>
+      </w:r>
+    </w:p>
+    <w:p>
+      <w:r>
+        <w:t>You ran with:</w:t>
+      </w:r>
+    </w:p>
+    <w:p>
+      <w:r>
+        <w:t xml:space="preserve">--rounds 5 --clients-per-round 5 </w:t>
+      </w:r>
+    </w:p>
+    <w:p>
+      <w:r>
+        <w:t>--</w:t>
+      </w:r>
+      <w:proofErr w:type="spellStart"/>
+      <w:r>
+        <w:t>fl</w:t>
+      </w:r>
+      <w:proofErr w:type="spellEnd"/>
+      <w:r>
+        <w:t>-col-stride 16 --</w:t>
+      </w:r>
+      <w:proofErr w:type="spellStart"/>
+      <w:r>
+        <w:t>fl</w:t>
+      </w:r>
+      <w:proofErr w:type="spellEnd"/>
+      <w:r>
+        <w:t>-time-crop 512 --</w:t>
+      </w:r>
+      <w:proofErr w:type="spellStart"/>
+      <w:r>
+        <w:t>fl</w:t>
+      </w:r>
+      <w:proofErr w:type="spellEnd"/>
+      <w:r>
+        <w:t>-</w:t>
+      </w:r>
+      <w:proofErr w:type="spellStart"/>
+      <w:r>
+        <w:t>freq</w:t>
+      </w:r>
+      <w:proofErr w:type="spellEnd"/>
+      <w:r>
+        <w:t>-end 128</w:t>
+      </w:r>
+    </w:p>
+    <w:p>
+      <w:r>
+        <w:t>--full-col-stride 8 --full-tile-</w:t>
+      </w:r>
+      <w:proofErr w:type="spellStart"/>
+      <w:r>
+        <w:t>len</w:t>
+      </w:r>
+      <w:proofErr w:type="spellEnd"/>
+      <w:r>
+        <w:t xml:space="preserve"> 1024 --full-tile-overlap 256</w:t>
+      </w:r>
+    </w:p>
+    <w:p>
+      <w:r>
+        <w:t>--full-ft-epochs 2</w:t>
+      </w:r>
+    </w:p>
+    <w:p/>
+    <w:p>
+      <w:pPr>
+        <w:rPr>
+          <w:b/>
+          <w:bCs/>
+        </w:rPr>
+      </w:pPr>
+      <w:r>
+        <w:rPr>
+          <w:b/>
+          <w:bCs/>
+        </w:rPr>
+        <w:t>What a “client” is</w:t>
+      </w:r>
+    </w:p>
+    <w:p>
+      <w:pPr>
+        <w:numPr>
+          <w:ilvl w:val="0"/>
+          <w:numId w:val="2"/>
+        </w:numPr>
+      </w:pPr>
+      <w:r>
+        <w:rPr>
+          <w:b/>
+          <w:bCs/>
+        </w:rPr>
+        <w:t>Acoustic:</w:t>
+      </w:r>
+      <w:r>
+        <w:t xml:space="preserve"> a client = one </w:t>
+      </w:r>
+      <w:proofErr w:type="spellStart"/>
+      <w:r>
+        <w:t>source_csv</w:t>
+      </w:r>
+      <w:proofErr w:type="spellEnd"/>
+      <w:r>
+        <w:t xml:space="preserve"> (i.e., that file’s </w:t>
+      </w:r>
+      <w:r>
+        <w:rPr>
+          <w:i/>
+          <w:iCs/>
+        </w:rPr>
+        <w:t>windows</w:t>
+      </w:r>
+      <w:r>
+        <w:t xml:space="preserve">), with </w:t>
+      </w:r>
+      <w:r>
+        <w:rPr>
+          <w:b/>
+          <w:bCs/>
+        </w:rPr>
+        <w:t>1-channel</w:t>
+      </w:r>
+      <w:r>
+        <w:t xml:space="preserve"> samples.</w:t>
+      </w:r>
+    </w:p>
+    <w:p>
+      <w:pPr>
+        <w:numPr>
+          <w:ilvl w:val="0"/>
+          <w:numId w:val="2"/>
+        </w:numPr>
+      </w:pPr>
+      <w:r>
+        <w:rPr>
+          <w:b/>
+          <w:bCs/>
+        </w:rPr>
+        <w:lastRenderedPageBreak/>
+        <w:t>Vibration:</w:t>
+      </w:r>
+      <w:r>
+        <w:t xml:space="preserve"> we </w:t>
+      </w:r>
+      <w:r>
+        <w:rPr>
+          <w:b/>
+          <w:bCs/>
+        </w:rPr>
+        <w:t>group channels</w:t>
+      </w:r>
+      <w:r>
+        <w:t xml:space="preserve"> by (</w:t>
+      </w:r>
+      <w:proofErr w:type="spellStart"/>
+      <w:r>
+        <w:t>source_csv</w:t>
+      </w:r>
+      <w:proofErr w:type="spellEnd"/>
+      <w:r>
+        <w:t xml:space="preserve">, </w:t>
+      </w:r>
+      <w:proofErr w:type="spellStart"/>
+      <w:r>
+        <w:t>window_index</w:t>
+      </w:r>
+      <w:proofErr w:type="spellEnd"/>
+      <w:r>
+        <w:t xml:space="preserve">) (Option A), so a sample is </w:t>
+      </w:r>
+      <w:r>
+        <w:rPr>
+          <w:b/>
+          <w:bCs/>
+        </w:rPr>
+        <w:t>stacked channels</w:t>
+      </w:r>
+      <w:r>
+        <w:t xml:space="preserve"> for the same window (C = </w:t>
+      </w:r>
+      <w:proofErr w:type="gramStart"/>
+      <w:r>
+        <w:t>1..</w:t>
+      </w:r>
+      <w:proofErr w:type="gramEnd"/>
+      <w:r>
+        <w:t xml:space="preserve">4). A client = one </w:t>
+      </w:r>
+      <w:proofErr w:type="spellStart"/>
+      <w:r>
+        <w:t>source_csv</w:t>
+      </w:r>
+      <w:proofErr w:type="spellEnd"/>
+      <w:r>
+        <w:t xml:space="preserve"> (i.e., that file’s </w:t>
+      </w:r>
+      <w:r>
+        <w:rPr>
+          <w:i/>
+          <w:iCs/>
+        </w:rPr>
+        <w:t>window groups</w:t>
+      </w:r>
+      <w:r>
+        <w:t>).</w:t>
+      </w:r>
+    </w:p>
+    <w:p>
+      <w:pPr>
+        <w:rPr>
+          <w:b/>
+          <w:bCs/>
+        </w:rPr>
+      </w:pPr>
+      <w:r>
+        <w:rPr>
+          <w:b/>
+          <w:bCs/>
+        </w:rPr>
+        <w:t>What a training sample contains in FL rounds</w:t>
+      </w:r>
+    </w:p>
+    <w:p>
+      <w:pPr>
+        <w:numPr>
+          <w:ilvl w:val="0"/>
+          <w:numId w:val="3"/>
+        </w:numPr>
+      </w:pPr>
+      <w:r>
+        <w:t xml:space="preserve">We </w:t>
+      </w:r>
+      <w:r>
+        <w:rPr>
+          <w:b/>
+          <w:bCs/>
+        </w:rPr>
+        <w:t>do not recompute CWT</w:t>
+      </w:r>
+      <w:r>
+        <w:t xml:space="preserve">. We load </w:t>
+      </w:r>
+      <w:proofErr w:type="gramStart"/>
+      <w:r>
+        <w:t>the .</w:t>
+      </w:r>
+      <w:proofErr w:type="spellStart"/>
+      <w:r>
+        <w:t>npy</w:t>
+      </w:r>
+      <w:proofErr w:type="spellEnd"/>
+      <w:proofErr w:type="gramEnd"/>
+      <w:r>
+        <w:t xml:space="preserve"> </w:t>
+      </w:r>
+      <w:r>
+        <w:rPr>
+          <w:b/>
+          <w:bCs/>
+        </w:rPr>
+        <w:t>power maps</w:t>
+      </w:r>
+      <w:r>
+        <w:t xml:space="preserve"> saved during preprocessing.</w:t>
+      </w:r>
+    </w:p>
+    <w:p>
+      <w:pPr>
+        <w:numPr>
+          <w:ilvl w:val="0"/>
+          <w:numId w:val="3"/>
+        </w:numPr>
+      </w:pPr>
+      <w:r>
+        <w:t>Memory-safe thinning for FL:</w:t>
+      </w:r>
+    </w:p>
+    <w:p>
+      <w:pPr>
+        <w:numPr>
+          <w:ilvl w:val="1"/>
+          <w:numId w:val="3"/>
+        </w:numPr>
+      </w:pPr>
+      <w:r>
+        <w:t xml:space="preserve">Keep the lowest F=128 </w:t>
+      </w:r>
+      <w:proofErr w:type="spellStart"/>
+      <w:r>
+        <w:t>freq</w:t>
+      </w:r>
+      <w:proofErr w:type="spellEnd"/>
+      <w:r>
+        <w:t xml:space="preserve"> bins (--</w:t>
+      </w:r>
+      <w:proofErr w:type="spellStart"/>
+      <w:r>
+        <w:t>fl</w:t>
+      </w:r>
+      <w:proofErr w:type="spellEnd"/>
+      <w:r>
+        <w:t>-</w:t>
+      </w:r>
+      <w:proofErr w:type="spellStart"/>
+      <w:r>
+        <w:t>freq</w:t>
+      </w:r>
+      <w:proofErr w:type="spellEnd"/>
+      <w:r>
+        <w:t xml:space="preserve">-end 128) → effectively </w:t>
+      </w:r>
+      <w:r>
+        <w:rPr>
+          <w:b/>
+          <w:bCs/>
+        </w:rPr>
+        <w:t>all 128</w:t>
+      </w:r>
+      <w:r>
+        <w:t xml:space="preserve"> in your run.</w:t>
+      </w:r>
+    </w:p>
+    <w:p>
+      <w:pPr>
+        <w:numPr>
+          <w:ilvl w:val="1"/>
+          <w:numId w:val="3"/>
+        </w:numPr>
+      </w:pPr>
+      <w:r>
+        <w:rPr>
+          <w:b/>
+          <w:bCs/>
+        </w:rPr>
+        <w:t>Column stride = 16</w:t>
+      </w:r>
+      <w:r>
+        <w:t>: (F, T=12,800) → (F=128, T'=800).</w:t>
+      </w:r>
+    </w:p>
+    <w:p>
+      <w:pPr>
+        <w:numPr>
+          <w:ilvl w:val="1"/>
+          <w:numId w:val="3"/>
+        </w:numPr>
+      </w:pPr>
+      <w:r>
+        <w:rPr>
+          <w:b/>
+          <w:bCs/>
+        </w:rPr>
+        <w:t>Time crop = 512</w:t>
+      </w:r>
+      <w:r>
+        <w:t>: take a random contiguous 512-column crop from those 800.</w:t>
+      </w:r>
+    </w:p>
+    <w:p>
+      <w:pPr>
+        <w:numPr>
+          <w:ilvl w:val="0"/>
+          <w:numId w:val="3"/>
+        </w:numPr>
+      </w:pPr>
+      <w:proofErr w:type="gramStart"/>
+      <w:r>
+        <w:t>So</w:t>
+      </w:r>
+      <w:proofErr w:type="gramEnd"/>
+      <w:r>
+        <w:t xml:space="preserve"> each batch tensor is:</w:t>
+      </w:r>
+    </w:p>
+    <w:p>
+      <w:pPr>
+        <w:numPr>
+          <w:ilvl w:val="1"/>
+          <w:numId w:val="3"/>
+        </w:numPr>
+      </w:pPr>
+      <w:r>
+        <w:rPr>
+          <w:b/>
+          <w:bCs/>
+        </w:rPr>
+        <w:t>Acoustic:</w:t>
+      </w:r>
+      <w:r>
+        <w:t xml:space="preserve"> (B, 1, 128, 512)</w:t>
+      </w:r>
+    </w:p>
+    <w:p>
+      <w:pPr>
+        <w:numPr>
+          <w:ilvl w:val="1"/>
+          <w:numId w:val="3"/>
+        </w:numPr>
+      </w:pPr>
+      <w:r>
+        <w:rPr>
+          <w:b/>
+          <w:bCs/>
+        </w:rPr>
+        <w:t>Vibration:</w:t>
+      </w:r>
+      <w:r>
+        <w:t xml:space="preserve"> (B, C≤4, 128, 512) (channels stacked from that same window)</w:t>
+      </w:r>
+    </w:p>
+    <w:p>
+      <w:r>
+        <w:rPr>
+          <w:b/>
+          <w:bCs/>
+        </w:rPr>
+        <w:t>Raw rows per sample in FL:</w:t>
+      </w:r>
+      <w:r>
+        <w:t xml:space="preserve"> still exactly </w:t>
+      </w:r>
+      <w:r>
+        <w:rPr>
+          <w:b/>
+          <w:bCs/>
+        </w:rPr>
+        <w:t>12,800</w:t>
+      </w:r>
+      <w:r>
+        <w:t xml:space="preserve"> original CSV rows </w:t>
+      </w:r>
+      <w:r>
+        <w:rPr>
+          <w:b/>
+          <w:bCs/>
+        </w:rPr>
+        <w:t>per channel</w:t>
+      </w:r>
+      <w:r>
+        <w:t>, because each sample comes from one 0.5 s window.</w:t>
+      </w:r>
+    </w:p>
+    <w:p>
+      <w:pPr>
+        <w:rPr>
+          <w:b/>
+          <w:bCs/>
+        </w:rPr>
+      </w:pPr>
+      <w:r>
+        <w:rPr>
+          <w:b/>
+          <w:bCs/>
+        </w:rPr>
+        <w:t>“Exact number of original CSV rows that go into each round”</w:t>
+      </w:r>
+    </w:p>
+    <w:p>
+      <w:r>
+        <w:t>This depends on which 5 clients get sampled each round and how many windows each has. But you can compute it precisely from the windows counts:</w:t>
+      </w:r>
+    </w:p>
+    <w:p>
+      <w:r>
+        <w:t>For a given round:</w:t>
+      </w:r>
+    </w:p>
+    <w:p>
+      <w:pPr>
+        <w:numPr>
+          <w:ilvl w:val="0"/>
+          <w:numId w:val="4"/>
+        </w:numPr>
+      </w:pPr>
+      <w:r>
+        <w:t>Let the chosen clients be files with window counts {n₁, n₂, n₃, n₄, n₅}.</w:t>
+      </w:r>
+    </w:p>
+    <w:p>
+      <w:pPr>
+        <w:numPr>
+          <w:ilvl w:val="0"/>
+          <w:numId w:val="4"/>
+        </w:numPr>
+      </w:pPr>
+      <w:r>
+        <w:rPr>
+          <w:b/>
+          <w:bCs/>
+        </w:rPr>
+        <w:t>Acoustic:</w:t>
+      </w:r>
+      <w:r>
+        <w:t xml:space="preserve"> rows processed (ignoring batch slicing) =</w:t>
+      </w:r>
+      <w:r>
+        <w:br/>
+        <w:t>12,800 rows/window × (n₁ + n₂ + n₃ + n₄ + n₅) (one channel)</w:t>
+      </w:r>
+    </w:p>
+    <w:p>
+      <w:pPr>
+        <w:numPr>
+          <w:ilvl w:val="0"/>
+          <w:numId w:val="4"/>
+        </w:numPr>
+      </w:pPr>
+      <w:r>
+        <w:rPr>
+          <w:b/>
+          <w:bCs/>
+        </w:rPr>
+        <w:t>Vibration:</w:t>
+      </w:r>
+      <w:r>
+        <w:t xml:space="preserve"> rows processed =</w:t>
+      </w:r>
+      <w:r>
+        <w:br/>
+        <w:t>12,800 rows/window × (n₁ + n₂ + n₃ + n₄ + n₅) × (#channels present per window)</w:t>
+      </w:r>
+      <w:r>
+        <w:br/>
+        <w:t xml:space="preserve">(usually 4 if all four columns exist; the dataset loads whatever channels exist for that (file, </w:t>
+      </w:r>
+      <w:proofErr w:type="spellStart"/>
+      <w:r>
+        <w:t>window_index</w:t>
+      </w:r>
+      <w:proofErr w:type="spellEnd"/>
+      <w:r>
+        <w:t>) group).</w:t>
+      </w:r>
+    </w:p>
+    <w:p>
+      <w:r>
+        <w:t>Concrete examples from your files:</w:t>
+      </w:r>
+    </w:p>
+    <w:p>
+      <w:pPr>
+        <w:numPr>
+          <w:ilvl w:val="0"/>
+          <w:numId w:val="5"/>
+        </w:numPr>
+      </w:pPr>
+      <w:r>
+        <w:t xml:space="preserve">File with </w:t>
+      </w:r>
+      <w:r>
+        <w:rPr>
+          <w:b/>
+          <w:bCs/>
+        </w:rPr>
+        <w:t>1,536,000 rows</w:t>
+      </w:r>
+      <w:r>
+        <w:t xml:space="preserve"> </w:t>
+      </w:r>
+      <w:r>
+        <w:rPr>
+          <w:rFonts w:ascii="Cambria Math" w:hAnsi="Cambria Math" w:cs="Cambria Math"/>
+        </w:rPr>
+        <w:t>⇒</w:t>
+      </w:r>
+      <w:r>
+        <w:t xml:space="preserve"> </w:t>
+      </w:r>
+      <w:r>
+        <w:rPr>
+          <w:b/>
+          <w:bCs/>
+        </w:rPr>
+        <w:t>239 windows</w:t>
+      </w:r>
+    </w:p>
+    <w:p>
+      <w:pPr>
+        <w:numPr>
+          <w:ilvl w:val="1"/>
+          <w:numId w:val="5"/>
+        </w:numPr>
+      </w:pPr>
+      <w:r>
+        <w:t>Raw rows contributing (per channel) = 239 × 12,800 = 3,059,200.</w:t>
+      </w:r>
+    </w:p>
+    <w:p>
+      <w:pPr>
+        <w:numPr>
+          <w:ilvl w:val="0"/>
+          <w:numId w:val="5"/>
+        </w:numPr>
+      </w:pPr>
+      <w:r>
+        <w:t xml:space="preserve">File with </w:t>
+      </w:r>
+      <w:r>
+        <w:rPr>
+          <w:b/>
+          <w:bCs/>
+        </w:rPr>
+        <w:t>3,072,000 rows</w:t>
+      </w:r>
+      <w:r>
+        <w:t xml:space="preserve"> </w:t>
+      </w:r>
+      <w:r>
+        <w:rPr>
+          <w:rFonts w:ascii="Cambria Math" w:hAnsi="Cambria Math" w:cs="Cambria Math"/>
+        </w:rPr>
+        <w:t>⇒</w:t>
+      </w:r>
+      <w:r>
+        <w:t xml:space="preserve"> </w:t>
+      </w:r>
+      <w:r>
+        <w:rPr>
+          <w:b/>
+          <w:bCs/>
+        </w:rPr>
+        <w:t>479 windows</w:t>
+      </w:r>
+    </w:p>
+    <w:p>
+      <w:pPr>
+        <w:numPr>
+          <w:ilvl w:val="1"/>
+          <w:numId w:val="5"/>
+        </w:numPr>
+      </w:pPr>
+      <w:r>
+        <w:lastRenderedPageBreak/>
+        <w:t>Rows (per channel) = 479 × 12,800 = 6,131,200.</w:t>
+      </w:r>
+    </w:p>
+    <w:p>
+      <w:pPr>
+        <w:numPr>
+          <w:ilvl w:val="0"/>
+          <w:numId w:val="5"/>
+        </w:numPr>
+      </w:pPr>
+      <w:r>
+        <w:t xml:space="preserve">File with </w:t>
+      </w:r>
+      <w:r>
+        <w:rPr>
+          <w:b/>
+          <w:bCs/>
+        </w:rPr>
+        <w:t>7,680,000 rows</w:t>
+      </w:r>
+      <w:r>
+        <w:t xml:space="preserve"> </w:t>
+      </w:r>
+      <w:r>
+        <w:rPr>
+          <w:rFonts w:ascii="Cambria Math" w:hAnsi="Cambria Math" w:cs="Cambria Math"/>
+        </w:rPr>
+        <w:t>⇒</w:t>
+      </w:r>
+      <w:r>
+        <w:t xml:space="preserve"> </w:t>
+      </w:r>
+      <w:r>
+        <w:rPr>
+          <w:b/>
+          <w:bCs/>
+        </w:rPr>
+        <w:t>1,199 windows</w:t>
+      </w:r>
+    </w:p>
+    <w:p>
+      <w:pPr>
+        <w:numPr>
+          <w:ilvl w:val="1"/>
+          <w:numId w:val="5"/>
+        </w:numPr>
+      </w:pPr>
+      <w:r>
+        <w:t>Rows (per channel) = 1,199 × 12,800 = 15,347,200.</w:t>
+      </w:r>
+    </w:p>
+    <w:p>
+      <w:proofErr w:type="gramStart"/>
+      <w:r>
+        <w:t>So</w:t>
+      </w:r>
+      <w:proofErr w:type="gramEnd"/>
+      <w:r>
+        <w:t xml:space="preserve"> if (say) a vibration round picked 5 files with window counts [239, 479, 479, 239, 1,199], that round processes:</w:t>
+      </w:r>
+    </w:p>
+    <w:p>
+      <w:pPr>
+        <w:numPr>
+          <w:ilvl w:val="0"/>
+          <w:numId w:val="6"/>
+        </w:numPr>
+      </w:pPr>
+      <w:r>
+        <w:t>Windows: 239+479+479+239+1,199 = 2,635</w:t>
+      </w:r>
+    </w:p>
+    <w:p>
+      <w:pPr>
+        <w:numPr>
+          <w:ilvl w:val="0"/>
+          <w:numId w:val="6"/>
+        </w:numPr>
+      </w:pPr>
+      <w:r>
+        <w:t xml:space="preserve">Raw rows: 2,635 × 12,800 = 33,728,000 </w:t>
+      </w:r>
+      <w:r>
+        <w:rPr>
+          <w:b/>
+          <w:bCs/>
+        </w:rPr>
+        <w:t>per channel</w:t>
+      </w:r>
+      <w:r>
+        <w:br/>
+        <w:t xml:space="preserve">With 4 channels present: </w:t>
+      </w:r>
+      <w:r>
+        <w:rPr>
+          <w:b/>
+          <w:bCs/>
+        </w:rPr>
+        <w:t>~134,912,000 raw rows</w:t>
+      </w:r>
+      <w:r>
+        <w:t xml:space="preserve"> worth of signal </w:t>
+      </w:r>
+      <w:r>
+        <w:rPr>
+          <w:b/>
+          <w:bCs/>
+        </w:rPr>
+        <w:t>covered</w:t>
+      </w:r>
+      <w:r>
+        <w:t xml:space="preserve"> (remember: we’re training from the already-computed scalograms; this number is the provenance, not re-CWT cost).</w:t>
+      </w:r>
+    </w:p>
+    <w:p>
+      <w:r>
+        <w:t xml:space="preserve">(Again, training uses the </w:t>
+      </w:r>
+      <w:proofErr w:type="gramStart"/>
+      <w:r>
+        <w:t>precomputed .</w:t>
+      </w:r>
+      <w:proofErr w:type="spellStart"/>
+      <w:r>
+        <w:t>npy</w:t>
+      </w:r>
+      <w:proofErr w:type="spellEnd"/>
+      <w:proofErr w:type="gramEnd"/>
+      <w:r>
+        <w:t xml:space="preserve"> matrices; I’m translating those matrices back to originating CSV rows to match what you asked.)</w:t>
+      </w:r>
+    </w:p>
+    <w:p>
+      <w:r>
+        <w:pict w14:anchorId="04339C5F">
+          <v:rect id="_x0000_i1026" style="width:0;height:1.5pt" o:hralign="center" o:hrstd="t" o:hr="t" fillcolor="#a0a0a0" stroked="f"/>
+        </w:pict>
+      </w:r>
+    </w:p>
+    <w:p>
+      <w:pPr>
+        <w:rPr>
+          <w:b/>
+          <w:bCs/>
+        </w:rPr>
+      </w:pPr>
+      <w:r>
+        <w:rPr>
+          <w:b/>
+          <w:bCs/>
+        </w:rPr>
+        <w:t>3) Why the fine-tuning (“full coverage”) is so fast, even though it “sees all data”</w:t>
+      </w:r>
+    </w:p>
+    <w:p>
+      <w:r>
+        <w:t xml:space="preserve">In the </w:t>
+      </w:r>
+      <w:r>
+        <w:rPr>
+          <w:b/>
+          <w:bCs/>
+        </w:rPr>
+        <w:t>final pass</w:t>
+      </w:r>
+      <w:r>
+        <w:t xml:space="preserve"> we ensure the model actually “looks” at </w:t>
+      </w:r>
+      <w:r>
+        <w:rPr>
+          <w:b/>
+          <w:bCs/>
+        </w:rPr>
+        <w:t>every column</w:t>
+      </w:r>
+      <w:r>
+        <w:t xml:space="preserve"> of every scalogram (after a smaller stride), but we still </w:t>
+      </w:r>
+      <w:r>
+        <w:rPr>
+          <w:b/>
+          <w:bCs/>
+        </w:rPr>
+        <w:t>do not</w:t>
+      </w:r>
+      <w:r>
+        <w:t xml:space="preserve"> redo the CWT — we reuse </w:t>
+      </w:r>
+      <w:proofErr w:type="gramStart"/>
+      <w:r>
+        <w:t>the .</w:t>
+      </w:r>
+      <w:proofErr w:type="spellStart"/>
+      <w:r>
+        <w:t>npy</w:t>
+      </w:r>
+      <w:proofErr w:type="spellEnd"/>
+      <w:proofErr w:type="gramEnd"/>
+      <w:r>
+        <w:t>.</w:t>
+      </w:r>
+    </w:p>
+    <w:p>
+      <w:pPr>
+        <w:numPr>
+          <w:ilvl w:val="0"/>
+          <w:numId w:val="7"/>
+        </w:numPr>
+      </w:pPr>
+      <w:r>
+        <w:t>Settings you used:</w:t>
+      </w:r>
+    </w:p>
+    <w:p>
+      <w:pPr>
+        <w:numPr>
+          <w:ilvl w:val="1"/>
+          <w:numId w:val="7"/>
+        </w:numPr>
+      </w:pPr>
+      <w:r>
+        <w:t xml:space="preserve">--full-col-stride 8 → (F=128, T=12,800) → (F=128, </w:t>
+      </w:r>
+      <w:proofErr w:type="spellStart"/>
+      <w:r>
+        <w:t>T_post</w:t>
+      </w:r>
+      <w:proofErr w:type="spellEnd"/>
+      <w:r>
+        <w:t>=1,600)</w:t>
+      </w:r>
+    </w:p>
+    <w:p>
+      <w:pPr>
+        <w:numPr>
+          <w:ilvl w:val="1"/>
+          <w:numId w:val="7"/>
+        </w:numPr>
+      </w:pPr>
+      <w:r>
+        <w:t>--full-tile-</w:t>
+      </w:r>
+      <w:proofErr w:type="spellStart"/>
+      <w:r>
+        <w:t>len</w:t>
+      </w:r>
+      <w:proofErr w:type="spellEnd"/>
+      <w:r>
+        <w:t xml:space="preserve"> 1024, --full-tile-overlap 256 → step = 1024−256 = 768</w:t>
+      </w:r>
+    </w:p>
+    <w:p>
+      <w:pPr>
+        <w:numPr>
+          <w:ilvl w:val="1"/>
+          <w:numId w:val="7"/>
+        </w:numPr>
+      </w:pPr>
+      <w:r>
+        <w:t>Tiles per window =</w:t>
+      </w:r>
+      <w:r>
+        <w:br/>
+        <w:t xml:space="preserve">1 if </w:t>
+      </w:r>
+      <w:proofErr w:type="spellStart"/>
+      <w:r>
+        <w:t>T_post</w:t>
+      </w:r>
+      <w:proofErr w:type="spellEnd"/>
+      <w:r>
+        <w:t xml:space="preserve"> ≤ 1024, else 1 + </w:t>
+      </w:r>
+      <w:proofErr w:type="gramStart"/>
+      <w:r>
+        <w:t>ceil(</w:t>
+      </w:r>
+      <w:proofErr w:type="gramEnd"/>
+      <w:r>
+        <w:t>(</w:t>
+      </w:r>
+      <w:proofErr w:type="spellStart"/>
+      <w:r>
+        <w:t>T_post</w:t>
+      </w:r>
+      <w:proofErr w:type="spellEnd"/>
+      <w:r>
+        <w:t xml:space="preserve"> − 1024)/768)</w:t>
+      </w:r>
+      <w:r>
+        <w:br/>
+        <w:t xml:space="preserve">For </w:t>
+      </w:r>
+      <w:proofErr w:type="spellStart"/>
+      <w:r>
+        <w:t>T_post</w:t>
+      </w:r>
+      <w:proofErr w:type="spellEnd"/>
+      <w:r>
+        <w:t xml:space="preserve"> = 1,600, tiles = 1 + </w:t>
+      </w:r>
+      <w:proofErr w:type="gramStart"/>
+      <w:r>
+        <w:t>ceil(</w:t>
+      </w:r>
+      <w:proofErr w:type="gramEnd"/>
+      <w:r>
+        <w:t>576/768) = 2.</w:t>
+      </w:r>
+    </w:p>
+    <w:p>
+      <w:pPr>
+        <w:numPr>
+          <w:ilvl w:val="0"/>
+          <w:numId w:val="7"/>
+        </w:numPr>
+      </w:pPr>
+      <w:proofErr w:type="gramStart"/>
+      <w:r>
+        <w:t>So</w:t>
+      </w:r>
+      <w:proofErr w:type="gramEnd"/>
+      <w:r>
+        <w:t xml:space="preserve"> </w:t>
+      </w:r>
+      <w:r>
+        <w:rPr>
+          <w:b/>
+          <w:bCs/>
+        </w:rPr>
+        <w:t>each original window contributes exactly 2 tiles</w:t>
+      </w:r>
+      <w:r>
+        <w:t xml:space="preserve"> in the final pass.</w:t>
+      </w:r>
+    </w:p>
+    <w:p>
+      <w:pPr>
+        <w:numPr>
+          <w:ilvl w:val="0"/>
+          <w:numId w:val="7"/>
+        </w:numPr>
+      </w:pPr>
+      <w:r>
+        <w:t>Shapes:</w:t>
+      </w:r>
+    </w:p>
+    <w:p>
+      <w:pPr>
+        <w:numPr>
+          <w:ilvl w:val="1"/>
+          <w:numId w:val="7"/>
+        </w:numPr>
+      </w:pPr>
+      <w:r>
+        <w:rPr>
+          <w:b/>
+          <w:bCs/>
+        </w:rPr>
+        <w:t>Acoustic:</w:t>
+      </w:r>
+      <w:r>
+        <w:t xml:space="preserve"> (B, 1, 128, 1024)</w:t>
+      </w:r>
+    </w:p>
+    <w:p>
+      <w:pPr>
+        <w:numPr>
+          <w:ilvl w:val="1"/>
+          <w:numId w:val="7"/>
+        </w:numPr>
+      </w:pPr>
+      <w:r>
+        <w:rPr>
+          <w:b/>
+          <w:bCs/>
+        </w:rPr>
+        <w:t>Vibration:</w:t>
+      </w:r>
+      <w:r>
+        <w:t xml:space="preserve"> (B, C≤4, 128, 1024)</w:t>
+      </w:r>
+    </w:p>
+    <w:p>
+      <w:r>
+        <w:t>Why it’s fast:</w:t>
+      </w:r>
+    </w:p>
+    <w:p>
+      <w:pPr>
+        <w:numPr>
+          <w:ilvl w:val="0"/>
+          <w:numId w:val="8"/>
+        </w:numPr>
+      </w:pPr>
+      <w:r>
+        <w:t xml:space="preserve">We’re </w:t>
+      </w:r>
+      <w:r>
+        <w:rPr>
+          <w:b/>
+          <w:bCs/>
+        </w:rPr>
+        <w:t>not</w:t>
+      </w:r>
+      <w:r>
+        <w:t xml:space="preserve"> recomputing any wavelets; we’re just iterating </w:t>
+      </w:r>
+      <w:proofErr w:type="gramStart"/>
+      <w:r>
+        <w:t>over .</w:t>
+      </w:r>
+      <w:proofErr w:type="spellStart"/>
+      <w:r>
+        <w:t>npy</w:t>
+      </w:r>
+      <w:proofErr w:type="spellEnd"/>
+      <w:proofErr w:type="gramEnd"/>
+      <w:r>
+        <w:t xml:space="preserve"> arrays.</w:t>
+      </w:r>
+    </w:p>
+    <w:p>
+      <w:pPr>
+        <w:numPr>
+          <w:ilvl w:val="0"/>
+          <w:numId w:val="8"/>
+        </w:numPr>
+      </w:pPr>
+      <w:r>
+        <w:t xml:space="preserve">The </w:t>
+      </w:r>
+      <w:r>
+        <w:rPr>
+          <w:b/>
+          <w:bCs/>
+        </w:rPr>
+        <w:t>FL loop</w:t>
+      </w:r>
+      <w:r>
+        <w:t xml:space="preserve"> is the heavy bit (many local models, </w:t>
+      </w:r>
+      <w:proofErr w:type="spellStart"/>
+      <w:r>
+        <w:t>FedAvg</w:t>
+      </w:r>
+      <w:proofErr w:type="spellEnd"/>
+      <w:r>
+        <w:t xml:space="preserve"> aggregation, multiple rounds).</w:t>
+      </w:r>
+      <w:r>
+        <w:br/>
+        <w:t xml:space="preserve">The </w:t>
+      </w:r>
+      <w:r>
+        <w:rPr>
+          <w:b/>
+          <w:bCs/>
+        </w:rPr>
+        <w:t>fine-tune</w:t>
+      </w:r>
+      <w:r>
+        <w:t xml:space="preserve"> is a </w:t>
+      </w:r>
+      <w:r>
+        <w:rPr>
+          <w:b/>
+          <w:bCs/>
+        </w:rPr>
+        <w:t>single centralized model</w:t>
+      </w:r>
+      <w:r>
+        <w:t xml:space="preserve"> for </w:t>
+      </w:r>
+      <w:r>
+        <w:rPr>
+          <w:b/>
+          <w:bCs/>
+        </w:rPr>
+        <w:t>2 short epochs</w:t>
+      </w:r>
+      <w:r>
+        <w:t>.</w:t>
+      </w:r>
+    </w:p>
+    <w:p>
+      <w:pPr>
+        <w:numPr>
+          <w:ilvl w:val="0"/>
+          <w:numId w:val="8"/>
+        </w:numPr>
+      </w:pPr>
+      <w:r>
+        <w:lastRenderedPageBreak/>
+        <w:t xml:space="preserve">With stride-8 + tiling, the input count is only about </w:t>
+      </w:r>
+      <w:r>
+        <w:rPr>
+          <w:b/>
+          <w:bCs/>
+        </w:rPr>
+        <w:t xml:space="preserve">2× </w:t>
+      </w:r>
+      <w:proofErr w:type="spellStart"/>
+      <w:r>
+        <w:rPr>
+          <w:b/>
+          <w:bCs/>
+        </w:rPr>
+        <w:t>number_of_windows</w:t>
+      </w:r>
+      <w:proofErr w:type="spellEnd"/>
+      <w:r>
+        <w:t>, not an explosion.</w:t>
+      </w:r>
+      <w:r>
+        <w:br/>
+        <w:t xml:space="preserve">(E.g., a 3,072,000-row file has 479 windows → </w:t>
+      </w:r>
+      <w:r>
+        <w:rPr>
+          <w:b/>
+          <w:bCs/>
+        </w:rPr>
+        <w:t>958 tiles</w:t>
+      </w:r>
+      <w:r>
+        <w:t xml:space="preserve"> in FT.)</w:t>
+      </w:r>
+    </w:p>
+    <w:p>
+      <w:r>
+        <w:rPr>
+          <w:b/>
+          <w:bCs/>
+        </w:rPr>
+        <w:t>Exact tile counts per file in FT:</w:t>
+      </w:r>
+    </w:p>
+    <w:p>
+      <w:pPr>
+        <w:numPr>
+          <w:ilvl w:val="0"/>
+          <w:numId w:val="9"/>
+        </w:numPr>
+      </w:pPr>
+      <w:r>
+        <w:rPr>
+          <w:b/>
+          <w:bCs/>
+        </w:rPr>
+        <w:t>N=1,536,000</w:t>
+      </w:r>
+      <w:r>
+        <w:t xml:space="preserve"> → 239 windows → </w:t>
+      </w:r>
+      <w:r>
+        <w:rPr>
+          <w:b/>
+          <w:bCs/>
+        </w:rPr>
+        <w:t>478 tiles</w:t>
+      </w:r>
+    </w:p>
+    <w:p>
+      <w:pPr>
+        <w:numPr>
+          <w:ilvl w:val="0"/>
+          <w:numId w:val="9"/>
+        </w:numPr>
+      </w:pPr>
+      <w:r>
+        <w:rPr>
+          <w:b/>
+          <w:bCs/>
+        </w:rPr>
+        <w:t>N=3,072,000</w:t>
+      </w:r>
+      <w:r>
+        <w:t xml:space="preserve"> → 479 windows → </w:t>
+      </w:r>
+      <w:r>
+        <w:rPr>
+          <w:b/>
+          <w:bCs/>
+        </w:rPr>
+        <w:t>958 tiles</w:t>
+      </w:r>
+    </w:p>
+    <w:p>
+      <w:pPr>
+        <w:numPr>
+          <w:ilvl w:val="0"/>
+          <w:numId w:val="9"/>
+        </w:numPr>
+      </w:pPr>
+      <w:r>
+        <w:rPr>
+          <w:b/>
+          <w:bCs/>
+        </w:rPr>
+        <w:t>N=7,680,000</w:t>
+      </w:r>
+      <w:r>
+        <w:t xml:space="preserve"> → 1,199 windows → </w:t>
+      </w:r>
+      <w:r>
+        <w:rPr>
+          <w:b/>
+          <w:bCs/>
+        </w:rPr>
+        <w:t>2,398 tiles</w:t>
+      </w:r>
+    </w:p>
+    <w:p>
+      <w:pPr>
+        <w:numPr>
+          <w:ilvl w:val="0"/>
+          <w:numId w:val="9"/>
+        </w:numPr>
+      </w:pPr>
+      <w:r>
+        <w:rPr>
+          <w:b/>
+          <w:bCs/>
+        </w:rPr>
+        <w:t>N=1,044,496</w:t>
+      </w:r>
+      <w:r>
+        <w:t xml:space="preserve"> → 162 windows → </w:t>
+      </w:r>
+      <w:r>
+        <w:rPr>
+          <w:b/>
+          <w:bCs/>
+        </w:rPr>
+        <w:t>324 tiles</w:t>
+      </w:r>
+    </w:p>
+    <w:p>
+      <w:r>
+        <w:t>Multiply by channels (1 for acoustic, up to 4 for vibration) to know how many channel-maps the model ingests; again, these come from the precomputed scalograms.</w:t>
+      </w:r>
+    </w:p>
+    <w:p>
+      <w:r>
+        <w:pict w14:anchorId="4B02ABF2">
+          <v:rect id="_x0000_i1027" style="width:0;height:1.5pt" o:hralign="center" o:hrstd="t" o:hr="t" fillcolor="#a0a0a0" stroked="f"/>
+        </w:pict>
+      </w:r>
+    </w:p>
+    <w:p>
+      <w:pPr>
+        <w:rPr>
+          <w:b/>
+          <w:bCs/>
+        </w:rPr>
+      </w:pPr>
+      <w:proofErr w:type="gramStart"/>
+      <w:r>
+        <w:rPr>
+          <w:b/>
+          <w:bCs/>
+        </w:rPr>
+        <w:t>TL;DR</w:t>
+      </w:r>
+      <w:proofErr w:type="gramEnd"/>
+      <w:r>
+        <w:rPr>
+          <w:b/>
+          <w:bCs/>
+        </w:rPr>
+        <w:t xml:space="preserve"> mapping</w:t>
+      </w:r>
+    </w:p>
+    <w:p>
+      <w:pPr>
+        <w:numPr>
+          <w:ilvl w:val="0"/>
+          <w:numId w:val="10"/>
+        </w:numPr>
+      </w:pPr>
+      <w:r>
+        <w:rPr>
+          <w:b/>
+          <w:bCs/>
+        </w:rPr>
+        <w:t>One training sample (FL)</w:t>
+      </w:r>
+      <w:r>
+        <w:t xml:space="preserve"> = </w:t>
+      </w:r>
+      <w:r>
+        <w:rPr>
+          <w:b/>
+          <w:bCs/>
+        </w:rPr>
+        <w:t>one 0.5 s window</w:t>
+      </w:r>
+      <w:r>
+        <w:t xml:space="preserve"> </w:t>
+      </w:r>
+      <w:r>
+        <w:rPr>
+          <w:rFonts w:ascii="Cambria Math" w:hAnsi="Cambria Math" w:cs="Cambria Math"/>
+        </w:rPr>
+        <w:t>⇒</w:t>
+      </w:r>
+      <w:r>
+        <w:t xml:space="preserve"> </w:t>
+      </w:r>
+      <w:r>
+        <w:rPr>
+          <w:b/>
+          <w:bCs/>
+        </w:rPr>
+        <w:t>12,800 raw CSV rows per channel</w:t>
+      </w:r>
+      <w:r>
+        <w:t xml:space="preserve"> → load its </w:t>
+      </w:r>
+      <w:r>
+        <w:rPr>
+          <w:b/>
+          <w:bCs/>
+        </w:rPr>
+        <w:t>(128 × 12,800)</w:t>
+      </w:r>
+      <w:r>
+        <w:t xml:space="preserve"> scalogram → stride 16 → crop 512.</w:t>
+      </w:r>
+    </w:p>
+    <w:p>
+      <w:pPr>
+        <w:numPr>
+          <w:ilvl w:val="0"/>
+          <w:numId w:val="10"/>
+        </w:numPr>
+      </w:pPr>
+      <w:r>
+        <w:rPr>
+          <w:b/>
+          <w:bCs/>
+        </w:rPr>
+        <w:t>One training tile (FT)</w:t>
+      </w:r>
+      <w:r>
+        <w:t xml:space="preserve"> = same window’s scalogram, stride 8 → </w:t>
+      </w:r>
+      <w:r>
+        <w:rPr>
+          <w:b/>
+          <w:bCs/>
+        </w:rPr>
+        <w:t>two</w:t>
+      </w:r>
+      <w:r>
+        <w:t xml:space="preserve"> (128 × 1,024) tiles per window (covering the </w:t>
+      </w:r>
+      <w:r>
+        <w:rPr>
+          <w:b/>
+          <w:bCs/>
+        </w:rPr>
+        <w:t>entire</w:t>
+      </w:r>
+      <w:r>
+        <w:t xml:space="preserve"> post-stride time axis with overlap).</w:t>
+      </w:r>
+    </w:p>
+    <w:p>
+      <w:pPr>
+        <w:numPr>
+          <w:ilvl w:val="0"/>
+          <w:numId w:val="10"/>
+        </w:numPr>
+      </w:pPr>
+      <w:r>
+        <w:rPr>
+          <w:b/>
+          <w:bCs/>
+        </w:rPr>
+        <w:t>Per round row accounting</w:t>
+      </w:r>
+      <w:r>
+        <w:t xml:space="preserve"> = 12,800 × (sum of window counts for the 5 chosen clients) × channels. (Exact number varies with which clients are sampled that round.)</w:t>
+      </w:r>
+    </w:p>
+    <w:p/>
+    <w:p>
+      <w:pPr>
         <w:rPr>
           <w:b/>
           <w:bCs/>
           <w:sz w:val="48"/>
           <w:szCs w:val="48"/>
         </w:rPr>
-        <w:t>How the data flows (end-to-end)</w:t>
-      </w:r>
-    </w:p>
-    <w:p>
-      <w:pPr>
-        <w:rPr>
-          <w:b/>
-          <w:bCs/>
-        </w:rPr>
-      </w:pPr>
-      <w:r>
-        <w:rPr>
-          <w:b/>
-          <w:bCs/>
-        </w:rPr>
-        <w:t>1) CSV → scalogram “windows” (preprocess.py)</w:t>
-      </w:r>
-    </w:p>
-    <w:p>
-      <w:r>
-        <w:t xml:space="preserve">For </w:t>
-      </w:r>
-      <w:r>
-        <w:rPr>
-          <w:b/>
-          <w:bCs/>
-        </w:rPr>
-        <w:t>each CSV</w:t>
-      </w:r>
-      <w:r>
-        <w:t>:</w:t>
-      </w:r>
-    </w:p>
-    <w:p>
-      <w:pPr>
-        <w:numPr>
-          <w:ilvl w:val="0"/>
-          <w:numId w:val="1"/>
-        </w:numPr>
-      </w:pPr>
-      <w:r>
-        <w:rPr>
-          <w:b/>
-          <w:bCs/>
-        </w:rPr>
-        <w:t>Sampling rate (fs)</w:t>
-      </w:r>
-    </w:p>
-    <w:p>
-      <w:pPr>
-        <w:numPr>
-          <w:ilvl w:val="1"/>
-          <w:numId w:val="1"/>
-        </w:numPr>
-      </w:pPr>
-      <w:r>
-        <w:t>Estimated from the time column.</w:t>
-      </w:r>
-    </w:p>
-    <w:p>
-      <w:pPr>
-        <w:numPr>
-          <w:ilvl w:val="1"/>
-          <w:numId w:val="1"/>
-        </w:numPr>
-      </w:pPr>
-      <w:r>
-        <w:rPr>
-          <w:b/>
-          <w:bCs/>
-        </w:rPr>
-        <w:t>Acoustic only:</w:t>
-      </w:r>
-      <w:r>
-        <w:t xml:space="preserve"> halved (fs /= 2.0).</w:t>
-      </w:r>
-    </w:p>
-    <w:p>
-      <w:pPr>
-        <w:numPr>
-          <w:ilvl w:val="1"/>
-          <w:numId w:val="1"/>
-        </w:numPr>
-      </w:pPr>
-      <w:r>
-        <w:t>With your data this yields:</w:t>
-      </w:r>
-    </w:p>
-    <w:p>
-      <w:pPr>
-        <w:numPr>
-          <w:ilvl w:val="2"/>
-          <w:numId w:val="1"/>
-        </w:numPr>
-      </w:pPr>
-      <w:r>
-        <w:t>Acoustic effective fs ≈ 25,600 Hz (because raw ≈ 51,200 and then halved).</w:t>
-      </w:r>
-    </w:p>
-    <w:p>
-      <w:pPr>
-        <w:numPr>
-          <w:ilvl w:val="2"/>
-          <w:numId w:val="1"/>
-        </w:numPr>
-      </w:pPr>
-      <w:r>
-        <w:t>Vibration effective fs ≈ 25,600 Hz.</w:t>
-      </w:r>
-    </w:p>
-    <w:p>
-      <w:pPr>
-        <w:numPr>
-          <w:ilvl w:val="0"/>
-          <w:numId w:val="1"/>
-        </w:numPr>
-      </w:pPr>
-      <w:r>
-        <w:rPr>
-          <w:b/>
-          <w:bCs/>
-        </w:rPr>
-        <w:t>Windowing</w:t>
-      </w:r>
-    </w:p>
-    <w:p>
-      <w:pPr>
-        <w:numPr>
-          <w:ilvl w:val="1"/>
-          <w:numId w:val="1"/>
-        </w:numPr>
-      </w:pPr>
-      <w:r>
-        <w:t>WINDOW_SEC = 0.5 → window length in samples</w:t>
-      </w:r>
-      <w:r>
-        <w:br/>
-        <w:t xml:space="preserve">W = </w:t>
+      </w:pPr>
+      <w:proofErr w:type="spellStart"/>
+      <w:r>
+        <w:rPr>
+          <w:b/>
+          <w:bCs/>
+          <w:sz w:val="48"/>
+          <w:szCs w:val="48"/>
+        </w:rPr>
+        <w:t>Comapre_</w:t>
       </w:r>
       <w:proofErr w:type="gramStart"/>
       <w:r>
-        <w:t>round(</w:t>
-      </w:r>
-      <w:proofErr w:type="gramEnd"/>
-      <w:r>
-        <w:t xml:space="preserve">0.5 * fs) = </w:t>
-      </w:r>
-      <w:proofErr w:type="gramStart"/>
-      <w:r>
-        <w:t>round(</w:t>
-      </w:r>
-      <w:proofErr w:type="gramEnd"/>
-      <w:r>
-        <w:t>0.5 * 25,600) = 12,800 samples</w:t>
-      </w:r>
-    </w:p>
-    <w:p>
-      <w:pPr>
-        <w:numPr>
-          <w:ilvl w:val="1"/>
-          <w:numId w:val="1"/>
-        </w:numPr>
-      </w:pPr>
-      <w:r>
-        <w:t>HOP_SEC = 0.25 → hop length in samples</w:t>
-      </w:r>
-      <w:r>
-        <w:br/>
-        <w:t xml:space="preserve">H = </w:t>
-      </w:r>
-      <w:proofErr w:type="gramStart"/>
-      <w:r>
-        <w:t>round(</w:t>
-      </w:r>
-      <w:proofErr w:type="gramEnd"/>
-      <w:r>
-        <w:t xml:space="preserve">0.25 * fs) = </w:t>
-      </w:r>
-      <w:proofErr w:type="gramStart"/>
-      <w:r>
-        <w:t>round(</w:t>
-      </w:r>
-      <w:proofErr w:type="gramEnd"/>
-      <w:r>
-        <w:t>0.25 * 25,600) = 6,400 samples</w:t>
-      </w:r>
-    </w:p>
-    <w:p>
-      <w:pPr>
-        <w:numPr>
-          <w:ilvl w:val="1"/>
-          <w:numId w:val="1"/>
-        </w:numPr>
-      </w:pPr>
-      <w:r>
-        <w:t>Number of windows per file (before the cap):</w:t>
-      </w:r>
-      <w:r>
-        <w:br/>
-      </w:r>
-      <w:proofErr w:type="spellStart"/>
-      <w:r>
-        <w:t>n_win</w:t>
-      </w:r>
-      <w:proofErr w:type="spellEnd"/>
-      <w:r>
-        <w:t xml:space="preserve"> = 1 + </w:t>
-      </w:r>
-      <w:proofErr w:type="gramStart"/>
-      <w:r>
-        <w:t>floor(</w:t>
-      </w:r>
-      <w:proofErr w:type="gramEnd"/>
-      <w:r>
-        <w:t>(N - W) / H), where N = total rows in the CSV.</w:t>
-      </w:r>
-      <w:r>
-        <w:br/>
-        <w:t>(Then clamped by MAX_WINDOWS_PER_FILE = 2000, but your files don’t hit that cap.)</w:t>
-      </w:r>
-    </w:p>
-    <w:p>
-      <w:r>
-        <w:t>Using your row counts, this works out to:</w:t>
-      </w:r>
-    </w:p>
-    <w:p>
-      <w:pPr>
-        <w:numPr>
-          <w:ilvl w:val="1"/>
-          <w:numId w:val="1"/>
-        </w:numPr>
-      </w:pPr>
-      <w:r>
-        <w:rPr>
-          <w:b/>
-          <w:bCs/>
-        </w:rPr>
-        <w:t>N = 1,536,000</w:t>
-      </w:r>
-      <w:r>
-        <w:t xml:space="preserve"> → </w:t>
-      </w:r>
-      <w:proofErr w:type="spellStart"/>
-      <w:r>
-        <w:t>n_win</w:t>
-      </w:r>
-      <w:proofErr w:type="spellEnd"/>
-      <w:r>
-        <w:t xml:space="preserve"> = 239</w:t>
-      </w:r>
-    </w:p>
-    <w:p>
-      <w:pPr>
-        <w:numPr>
-          <w:ilvl w:val="1"/>
-          <w:numId w:val="1"/>
-        </w:numPr>
-      </w:pPr>
-      <w:r>
-        <w:rPr>
-          <w:b/>
-          <w:bCs/>
-        </w:rPr>
-        <w:lastRenderedPageBreak/>
-        <w:t>N = 3,072,000</w:t>
-      </w:r>
-      <w:r>
-        <w:t xml:space="preserve"> → </w:t>
-      </w:r>
-      <w:proofErr w:type="spellStart"/>
-      <w:r>
-        <w:t>n_win</w:t>
-      </w:r>
-      <w:proofErr w:type="spellEnd"/>
-      <w:r>
-        <w:t xml:space="preserve"> = 479</w:t>
-      </w:r>
-    </w:p>
-    <w:p>
-      <w:pPr>
-        <w:numPr>
-          <w:ilvl w:val="1"/>
-          <w:numId w:val="1"/>
-        </w:numPr>
-      </w:pPr>
-      <w:r>
-        <w:rPr>
-          <w:b/>
-          <w:bCs/>
-        </w:rPr>
-        <w:t>N = 7,680,000</w:t>
-      </w:r>
-      <w:r>
-        <w:t xml:space="preserve"> → </w:t>
-      </w:r>
-      <w:proofErr w:type="spellStart"/>
-      <w:r>
-        <w:t>n_win</w:t>
-      </w:r>
-      <w:proofErr w:type="spellEnd"/>
-      <w:r>
-        <w:t xml:space="preserve"> = 1,199</w:t>
-      </w:r>
-    </w:p>
-    <w:p>
-      <w:pPr>
-        <w:numPr>
-          <w:ilvl w:val="1"/>
-          <w:numId w:val="1"/>
-        </w:numPr>
-      </w:pPr>
-      <w:r>
-        <w:rPr>
-          <w:b/>
-          <w:bCs/>
-        </w:rPr>
-        <w:t>N = 1,044,496</w:t>
-      </w:r>
-      <w:r>
-        <w:t xml:space="preserve"> → </w:t>
-      </w:r>
-      <w:proofErr w:type="spellStart"/>
-      <w:r>
-        <w:t>n_win</w:t>
-      </w:r>
-      <w:proofErr w:type="spellEnd"/>
-      <w:r>
-        <w:t xml:space="preserve"> = 162 (your small acoustic file)</w:t>
-      </w:r>
-    </w:p>
-    <w:p>
-      <w:pPr>
-        <w:numPr>
-          <w:ilvl w:val="0"/>
-          <w:numId w:val="1"/>
-        </w:numPr>
-      </w:pPr>
-      <w:r>
-        <w:rPr>
-          <w:b/>
-          <w:bCs/>
-        </w:rPr>
-        <w:t>Per-window CWT → scalogram</w:t>
-      </w:r>
-    </w:p>
-    <w:p>
-      <w:pPr>
-        <w:numPr>
-          <w:ilvl w:val="1"/>
-          <w:numId w:val="1"/>
-        </w:numPr>
-      </w:pPr>
-      <w:r>
-        <w:t>For each window (12,800 raw samples), we compute a Morlet CWT with N_SCALES = 128.</w:t>
-      </w:r>
-    </w:p>
-    <w:p>
-      <w:pPr>
-        <w:numPr>
-          <w:ilvl w:val="1"/>
-          <w:numId w:val="1"/>
-        </w:numPr>
-      </w:pPr>
-      <w:r>
-        <w:t xml:space="preserve">Output </w:t>
-      </w:r>
-      <w:r>
-        <w:rPr>
-          <w:b/>
-          <w:bCs/>
-        </w:rPr>
-        <w:t>power map</w:t>
-      </w:r>
-      <w:r>
-        <w:t xml:space="preserve"> shape is (F, T) = (128, 12,800) for that window.</w:t>
-      </w:r>
-    </w:p>
-    <w:p>
-      <w:pPr>
-        <w:numPr>
-          <w:ilvl w:val="1"/>
-          <w:numId w:val="1"/>
-        </w:numPr>
-      </w:pPr>
-      <w:r>
-        <w:t>Saved to scalograms/&lt;modality&gt;/&lt;base&gt;__&lt;channel&gt;__win####</w:t>
-      </w:r>
-      <w:proofErr w:type="gramStart"/>
-      <w:r>
-        <w:t>#.npy</w:t>
-      </w:r>
-      <w:proofErr w:type="gramEnd"/>
-    </w:p>
-    <w:p>
-      <w:pPr>
-        <w:numPr>
-          <w:ilvl w:val="2"/>
-          <w:numId w:val="1"/>
-        </w:numPr>
-      </w:pPr>
-      <w:r>
-        <w:t>companion &lt;file</w:t>
-      </w:r>
-      <w:proofErr w:type="gramStart"/>
-      <w:r>
-        <w:t>&gt;.</w:t>
-      </w:r>
-      <w:proofErr w:type="spellStart"/>
-      <w:r>
-        <w:t>meta</w:t>
-      </w:r>
-      <w:proofErr w:type="gramEnd"/>
-      <w:r>
-        <w:t>.json</w:t>
-      </w:r>
-      <w:proofErr w:type="spellEnd"/>
-      <w:r>
-        <w:t xml:space="preserve"> with </w:t>
-      </w:r>
-      <w:proofErr w:type="spellStart"/>
-      <w:r>
-        <w:t>source_csv</w:t>
-      </w:r>
-      <w:proofErr w:type="spellEnd"/>
-      <w:r>
-        <w:t xml:space="preserve">, channel, </w:t>
-      </w:r>
-      <w:proofErr w:type="spellStart"/>
-      <w:r>
-        <w:t>window_index</w:t>
-      </w:r>
-      <w:proofErr w:type="spellEnd"/>
-      <w:r>
-        <w:t>, fs, etc.</w:t>
-      </w:r>
-    </w:p>
-    <w:p>
-      <w:pPr>
-        <w:numPr>
-          <w:ilvl w:val="1"/>
-          <w:numId w:val="1"/>
-        </w:numPr>
-      </w:pPr>
-      <w:r>
-        <w:rPr>
-          <w:b/>
-          <w:bCs/>
-        </w:rPr>
-        <w:t>Acoustic:</w:t>
-      </w:r>
-      <w:r>
-        <w:t xml:space="preserve"> only one channel (values) → </w:t>
-      </w:r>
-      <w:proofErr w:type="gramStart"/>
-      <w:r>
-        <w:t>1 .</w:t>
-      </w:r>
-      <w:proofErr w:type="spellStart"/>
-      <w:r>
-        <w:t>npy</w:t>
+        <w:rPr>
+          <w:b/>
+          <w:bCs/>
+          <w:sz w:val="48"/>
+          <w:szCs w:val="48"/>
+        </w:rPr>
+        <w:t>models.ipynb</w:t>
       </w:r>
       <w:proofErr w:type="spellEnd"/>
       <w:proofErr w:type="gramEnd"/>
       <w:r>
-        <w:t xml:space="preserve"> per window.</w:t>
+        <w:rPr>
+          <w:b/>
+          <w:bCs/>
+          <w:sz w:val="48"/>
+          <w:szCs w:val="48"/>
+        </w:rPr>
+        <w:t xml:space="preserve"> explanation:</w:t>
+      </w:r>
+    </w:p>
+    <w:p>
+      <w:pPr>
+        <w:rPr>
+          <w:b/>
+          <w:bCs/>
+        </w:rPr>
+      </w:pPr>
+      <w:r>
+        <w:rPr>
+          <w:b/>
+          <w:bCs/>
+        </w:rPr>
+        <w:t>What the script does (end-to-end)</w:t>
+      </w:r>
+    </w:p>
+    <w:p>
+      <w:pPr>
+        <w:numPr>
+          <w:ilvl w:val="0"/>
+          <w:numId w:val="11"/>
+        </w:numPr>
+      </w:pPr>
+      <w:r>
+        <w:rPr>
+          <w:b/>
+          <w:bCs/>
+        </w:rPr>
+        <w:t>Discovers precomputed scalograms</w:t>
       </w:r>
       <w:r>
         <w:br/>
-      </w:r>
-      <w:r>
-        <w:rPr>
-          <w:b/>
-          <w:bCs/>
-        </w:rPr>
-        <w:t>Vibration:</w:t>
-      </w:r>
-      <w:r>
-        <w:t xml:space="preserve"> four channels (</w:t>
+        <w:t>It looks in scalograms/acoustic and scalograms/vibration for .</w:t>
       </w:r>
       <w:proofErr w:type="spellStart"/>
       <w:r>
+        <w:t>npy</w:t>
+      </w:r>
+      <w:proofErr w:type="spellEnd"/>
+      <w:r>
+        <w:t xml:space="preserve"> files (each is a scalogram/power map for one window). It also reads the </w:t>
+      </w:r>
+      <w:proofErr w:type="gramStart"/>
+      <w:r>
+        <w:t>paired .</w:t>
+      </w:r>
+      <w:proofErr w:type="spellStart"/>
+      <w:r>
+        <w:t>meta</w:t>
+      </w:r>
+      <w:proofErr w:type="gramEnd"/>
+      <w:r>
+        <w:t>.json</w:t>
+      </w:r>
+      <w:proofErr w:type="spellEnd"/>
+      <w:r>
+        <w:t xml:space="preserve"> to get:</w:t>
+      </w:r>
+    </w:p>
+    <w:p>
+      <w:pPr>
+        <w:numPr>
+          <w:ilvl w:val="1"/>
+          <w:numId w:val="11"/>
+        </w:numPr>
+      </w:pPr>
+      <w:proofErr w:type="spellStart"/>
+      <w:r>
+        <w:t>source_csv</w:t>
+      </w:r>
+      <w:proofErr w:type="spellEnd"/>
+      <w:r>
+        <w:t xml:space="preserve"> (to parse condition/severity),</w:t>
+      </w:r>
+    </w:p>
+    <w:p>
+      <w:pPr>
+        <w:numPr>
+          <w:ilvl w:val="1"/>
+          <w:numId w:val="11"/>
+        </w:numPr>
+      </w:pPr>
+      <w:r>
+        <w:t>channel (for vibration),</w:t>
+      </w:r>
+    </w:p>
+    <w:p>
+      <w:pPr>
+        <w:numPr>
+          <w:ilvl w:val="1"/>
+          <w:numId w:val="11"/>
+        </w:numPr>
+      </w:pPr>
+      <w:proofErr w:type="spellStart"/>
+      <w:r>
+        <w:t>window_index</w:t>
+      </w:r>
+      <w:proofErr w:type="spellEnd"/>
+      <w:r>
+        <w:t>.</w:t>
+      </w:r>
+    </w:p>
+    <w:p>
+      <w:pPr>
+        <w:numPr>
+          <w:ilvl w:val="0"/>
+          <w:numId w:val="11"/>
+        </w:numPr>
+      </w:pPr>
+      <w:r>
+        <w:rPr>
+          <w:b/>
+          <w:bCs/>
+        </w:rPr>
+        <w:t>Builds 4-channel inputs</w:t>
+      </w:r>
+    </w:p>
+    <w:p>
+      <w:pPr>
+        <w:numPr>
+          <w:ilvl w:val="1"/>
+          <w:numId w:val="11"/>
+        </w:numPr>
+      </w:pPr>
+      <w:r>
+        <w:rPr>
+          <w:b/>
+          <w:bCs/>
+        </w:rPr>
+        <w:t>Vibration</w:t>
+      </w:r>
+      <w:r>
+        <w:t>: groups windows by (</w:t>
+      </w:r>
+      <w:proofErr w:type="spellStart"/>
+      <w:r>
+        <w:t>source_csv</w:t>
+      </w:r>
+      <w:proofErr w:type="spellEnd"/>
+      <w:r>
+        <w:t xml:space="preserve">, </w:t>
+      </w:r>
+      <w:proofErr w:type="spellStart"/>
+      <w:r>
+        <w:t>window_index</w:t>
+      </w:r>
+      <w:proofErr w:type="spellEnd"/>
+      <w:r>
+        <w:t>) and orders channels as</w:t>
+      </w:r>
+      <w:r>
+        <w:br/>
+      </w:r>
+      <w:r>
+        <w:lastRenderedPageBreak/>
+        <w:t>[</w:t>
+      </w:r>
+      <w:proofErr w:type="spellStart"/>
+      <w:r>
         <w:t>x_A</w:t>
       </w:r>
       <w:proofErr w:type="spellEnd"/>
@@ -1899,55 +3701,840 @@
       </w:r>
       <w:proofErr w:type="spellEnd"/>
       <w:r>
-        <w:t xml:space="preserve">) → up to </w:t>
+        <w:t>]. Missing channels are allowed—later padded with zeros to keep 4 channels.</w:t>
+      </w:r>
+    </w:p>
+    <w:p>
+      <w:pPr>
+        <w:numPr>
+          <w:ilvl w:val="1"/>
+          <w:numId w:val="11"/>
+        </w:numPr>
+      </w:pPr>
+      <w:r>
+        <w:rPr>
+          <w:b/>
+          <w:bCs/>
+        </w:rPr>
+        <w:t>Acoustic</w:t>
+      </w:r>
+      <w:r>
+        <w:t>: it’s single-channel, so it’s converted to a faux 4-channel tensor by putting the acoustic map in channel 0 and zero-padding the other 3. This lets a single CNN/GRU architecture handle both modalities.</w:t>
+      </w:r>
+    </w:p>
+    <w:p>
+      <w:pPr>
+        <w:numPr>
+          <w:ilvl w:val="0"/>
+          <w:numId w:val="11"/>
+        </w:numPr>
+      </w:pPr>
+      <w:r>
+        <w:rPr>
+          <w:b/>
+          <w:bCs/>
+        </w:rPr>
+        <w:t>Light thinning of scalograms</w:t>
+      </w:r>
+      <w:r>
+        <w:br/>
+        <w:t xml:space="preserve">Each scalogram (F×T) is trimmed to the bottom 128 frequency bins (configurable) and time is </w:t>
+      </w:r>
+      <w:proofErr w:type="spellStart"/>
+      <w:r>
+        <w:t>downsampled</w:t>
+      </w:r>
+      <w:proofErr w:type="spellEnd"/>
+      <w:r>
+        <w:t xml:space="preserve"> by COL_STRIDE=8 with a cap MAX_TIME_COLS_PER_FILE, to keep tensors manageable across models.</w:t>
+      </w:r>
+    </w:p>
+    <w:p>
+      <w:pPr>
+        <w:numPr>
+          <w:ilvl w:val="0"/>
+          <w:numId w:val="11"/>
+        </w:numPr>
+      </w:pPr>
+      <w:r>
+        <w:rPr>
+          <w:b/>
+          <w:bCs/>
+        </w:rPr>
+        <w:t>Balanced sampling &amp; stratified split</w:t>
+      </w:r>
+    </w:p>
+    <w:p>
+      <w:pPr>
+        <w:numPr>
+          <w:ilvl w:val="1"/>
+          <w:numId w:val="11"/>
+        </w:numPr>
+      </w:pPr>
+      <w:r>
+        <w:t xml:space="preserve">TARGET_PER_CONDITION=24 samples </w:t>
+      </w:r>
+      <w:r>
+        <w:rPr>
+          <w:b/>
+          <w:bCs/>
+        </w:rPr>
+        <w:t>per condition per modality</w:t>
+      </w:r>
+      <w:r>
+        <w:t xml:space="preserve"> are drawn (or fewer if the dataset is small).</w:t>
+      </w:r>
+    </w:p>
+    <w:p>
+      <w:pPr>
+        <w:numPr>
+          <w:ilvl w:val="1"/>
+          <w:numId w:val="11"/>
+        </w:numPr>
+      </w:pPr>
+      <w:r>
+        <w:t>The combined set is split ~70/15/15 into train/</w:t>
+      </w:r>
+      <w:proofErr w:type="spellStart"/>
+      <w:r>
+        <w:t>val</w:t>
+      </w:r>
+      <w:proofErr w:type="spellEnd"/>
+      <w:r>
+        <w:t xml:space="preserve">/test </w:t>
+      </w:r>
+      <w:r>
+        <w:rPr>
+          <w:b/>
+          <w:bCs/>
+        </w:rPr>
+        <w:t>stratified by condition</w:t>
+      </w:r>
+      <w:r>
+        <w:t>.</w:t>
+      </w:r>
+    </w:p>
+    <w:p>
+      <w:pPr>
+        <w:numPr>
+          <w:ilvl w:val="0"/>
+          <w:numId w:val="11"/>
+        </w:numPr>
+      </w:pPr>
+      <w:r>
+        <w:rPr>
+          <w:b/>
+          <w:bCs/>
+        </w:rPr>
+        <w:t>Two parallel pipelines</w:t>
+      </w:r>
+    </w:p>
+    <w:p>
+      <w:pPr>
+        <w:numPr>
+          <w:ilvl w:val="1"/>
+          <w:numId w:val="11"/>
+        </w:numPr>
+      </w:pPr>
+      <w:r>
+        <w:rPr>
+          <w:b/>
+          <w:bCs/>
+        </w:rPr>
+        <w:t>Classical models</w:t>
+      </w:r>
+      <w:r>
+        <w:t xml:space="preserve"> (SVM/ELM/DBN/AE/BPNN): work on </w:t>
+      </w:r>
+      <w:r>
+        <w:rPr>
+          <w:b/>
+          <w:bCs/>
+        </w:rPr>
+        <w:t>PCA features</w:t>
+      </w:r>
+      <w:r>
+        <w:t xml:space="preserve"> from flattened 4-ch scalograms.</w:t>
+      </w:r>
+    </w:p>
+    <w:p>
+      <w:pPr>
+        <w:numPr>
+          <w:ilvl w:val="1"/>
+          <w:numId w:val="11"/>
+        </w:numPr>
+      </w:pPr>
+      <w:r>
+        <w:rPr>
+          <w:b/>
+          <w:bCs/>
+        </w:rPr>
+        <w:t>Neural models</w:t>
+      </w:r>
+      <w:r>
+        <w:t xml:space="preserve"> (CNN, GRU): work on </w:t>
+      </w:r>
+      <w:r>
+        <w:rPr>
+          <w:b/>
+          <w:bCs/>
+        </w:rPr>
+        <w:t>4-ch tensors</w:t>
+      </w:r>
+      <w:r>
+        <w:t>, with multitask heads (condition + severity).</w:t>
+      </w:r>
+    </w:p>
+    <w:p>
+      <w:pPr>
+        <w:numPr>
+          <w:ilvl w:val="0"/>
+          <w:numId w:val="11"/>
+        </w:numPr>
+      </w:pPr>
+      <w:r>
+        <w:rPr>
+          <w:b/>
+          <w:bCs/>
+        </w:rPr>
+        <w:t>Training &amp; evaluation</w:t>
+      </w:r>
+    </w:p>
+    <w:p>
+      <w:pPr>
+        <w:numPr>
+          <w:ilvl w:val="1"/>
+          <w:numId w:val="11"/>
+        </w:numPr>
+      </w:pPr>
+      <w:r>
+        <w:t xml:space="preserve">Classical models: predict </w:t>
+      </w:r>
+      <w:r>
+        <w:rPr>
+          <w:b/>
+          <w:bCs/>
+        </w:rPr>
+        <w:t>condition</w:t>
+      </w:r>
+      <w:r>
+        <w:t xml:space="preserve"> only.</w:t>
+      </w:r>
+    </w:p>
+    <w:p>
+      <w:pPr>
+        <w:numPr>
+          <w:ilvl w:val="1"/>
+          <w:numId w:val="11"/>
+        </w:numPr>
+      </w:pPr>
+      <w:r>
+        <w:t xml:space="preserve">CNN/GRU: predict </w:t>
+      </w:r>
+      <w:r>
+        <w:rPr>
+          <w:b/>
+          <w:bCs/>
+        </w:rPr>
+        <w:t>condition and severity</w:t>
+      </w:r>
+      <w:r>
+        <w:t xml:space="preserve"> jointly (sum of two CE losses).</w:t>
+      </w:r>
+    </w:p>
+    <w:p>
+      <w:pPr>
+        <w:numPr>
+          <w:ilvl w:val="1"/>
+          <w:numId w:val="11"/>
+        </w:numPr>
+      </w:pPr>
+      <w:r>
+        <w:t xml:space="preserve">Reports test </w:t>
+      </w:r>
+      <w:r>
+        <w:rPr>
+          <w:b/>
+          <w:bCs/>
+        </w:rPr>
+        <w:t>accuracy</w:t>
+      </w:r>
+      <w:r>
+        <w:t xml:space="preserve"> and </w:t>
+      </w:r>
+      <w:r>
+        <w:rPr>
+          <w:b/>
+          <w:bCs/>
+        </w:rPr>
+        <w:t>macro-F1</w:t>
+      </w:r>
+      <w:r>
+        <w:t xml:space="preserve"> per task.</w:t>
+      </w:r>
+    </w:p>
+    <w:p>
+      <w:r>
+        <w:pict w14:anchorId="1C972DDC">
+          <v:rect id="_x0000_i1028" style="width:0;height:1.5pt" o:hralign="center" o:hrstd="t" o:hr="t" fillcolor="#a0a0a0" stroked="f"/>
+        </w:pict>
+      </w:r>
+    </w:p>
+    <w:p>
+      <w:pPr>
+        <w:rPr>
+          <w:b/>
+          <w:bCs/>
+        </w:rPr>
+      </w:pPr>
+      <w:r>
+        <w:rPr>
+          <w:b/>
+          <w:bCs/>
+        </w:rPr>
+        <w:t>Key configuration knobs (top of the file)</w:t>
+      </w:r>
+    </w:p>
+    <w:p>
+      <w:pPr>
+        <w:numPr>
+          <w:ilvl w:val="0"/>
+          <w:numId w:val="12"/>
+        </w:numPr>
+      </w:pPr>
+      <w:r>
+        <w:t xml:space="preserve">SCALOGRAM_ROOT: </w:t>
       </w:r>
       <w:proofErr w:type="gramStart"/>
       <w:r>
-        <w:rPr>
-          <w:b/>
-          <w:bCs/>
-        </w:rPr>
-        <w:t>4 .</w:t>
+        <w:t>where .</w:t>
       </w:r>
       <w:proofErr w:type="spellStart"/>
       <w:r>
-        <w:rPr>
-          <w:b/>
-          <w:bCs/>
-        </w:rPr>
         <w:t>npy</w:t>
       </w:r>
       <w:proofErr w:type="spellEnd"/>
       <w:proofErr w:type="gramEnd"/>
       <w:r>
-        <w:rPr>
-          <w:b/>
-          <w:bCs/>
-        </w:rPr>
-        <w:t xml:space="preserve"> per window</w:t>
-      </w:r>
-      <w:r>
-        <w:t xml:space="preserve"> (one per channel).</w:t>
-      </w:r>
-    </w:p>
-    <w:p>
-      <w:r>
-        <w:t xml:space="preserve">So, </w:t>
-      </w:r>
-      <w:r>
-        <w:rPr>
-          <w:b/>
-          <w:bCs/>
-        </w:rPr>
-        <w:t>every training sample ultimately derives from exactly 12,800 raw CSV rows per channel</w:t>
-      </w:r>
-      <w:r>
-        <w:t xml:space="preserve"> (0.5 s @ 25.6 kHz).</w:t>
-      </w:r>
-    </w:p>
-    <w:p>
-      <w:r>
-        <w:pict w14:anchorId="11850A29">
+        <w:t xml:space="preserve"> scalograms live.</w:t>
+      </w:r>
+    </w:p>
+    <w:p>
+      <w:pPr>
+        <w:numPr>
+          <w:ilvl w:val="0"/>
+          <w:numId w:val="12"/>
+        </w:numPr>
+      </w:pPr>
+      <w:r>
+        <w:t>VIB_CH_ORDER: enforced channel order for vibration fusion.</w:t>
+      </w:r>
+    </w:p>
+    <w:p>
+      <w:pPr>
+        <w:numPr>
+          <w:ilvl w:val="0"/>
+          <w:numId w:val="12"/>
+        </w:numPr>
+      </w:pPr>
+      <w:r>
+        <w:t>TARGET_PER_CONDITION: caps how many items per condition per modality to keep the benchmark small and balanced.</w:t>
+      </w:r>
+    </w:p>
+    <w:p>
+      <w:pPr>
+        <w:numPr>
+          <w:ilvl w:val="0"/>
+          <w:numId w:val="12"/>
+        </w:numPr>
+      </w:pPr>
+      <w:r>
+        <w:rPr>
+          <w:b/>
+          <w:bCs/>
+        </w:rPr>
+        <w:t>Thinning</w:t>
+      </w:r>
+      <w:r>
+        <w:t>: FREQ_SLICE</w:t>
+      </w:r>
+      <w:proofErr w:type="gramStart"/>
+      <w:r>
+        <w:t>=(</w:t>
+      </w:r>
+      <w:proofErr w:type="gramEnd"/>
+      <w:r>
+        <w:t>None, 128), COL_STRIDE=8, MAX_TIME_COLS_PER_FILE=20000.</w:t>
+      </w:r>
+    </w:p>
+    <w:p>
+      <w:pPr>
+        <w:numPr>
+          <w:ilvl w:val="0"/>
+          <w:numId w:val="12"/>
+        </w:numPr>
+      </w:pPr>
+      <w:r>
+        <w:rPr>
+          <w:b/>
+          <w:bCs/>
+        </w:rPr>
+        <w:t>Neural training</w:t>
+      </w:r>
+      <w:r>
+        <w:t>: EPOCHS_CNN/GRU, BATCH_SIZE, BASE_LR, LABEL_SMOOTH, DROPOUT_P, MIXED_PREC, CLIP_NORM.</w:t>
+      </w:r>
+    </w:p>
+    <w:p>
+      <w:pPr>
+        <w:numPr>
+          <w:ilvl w:val="0"/>
+          <w:numId w:val="12"/>
+        </w:numPr>
+      </w:pPr>
+      <w:r>
+        <w:rPr>
+          <w:b/>
+          <w:bCs/>
+        </w:rPr>
+        <w:lastRenderedPageBreak/>
+        <w:t>GRU shaping</w:t>
+      </w:r>
+      <w:r>
+        <w:t>: GRU_TIME_STRIDE, GRU_TMAX (limit sequence length).</w:t>
+      </w:r>
+    </w:p>
+    <w:p>
+      <w:r>
+        <w:pict w14:anchorId="6EC713C1">
+          <v:rect id="_x0000_i1029" style="width:0;height:1.5pt" o:hralign="center" o:hrstd="t" o:hr="t" fillcolor="#a0a0a0" stroked="f"/>
+        </w:pict>
+      </w:r>
+    </w:p>
+    <w:p>
+      <w:pPr>
+        <w:rPr>
+          <w:b/>
+          <w:bCs/>
+        </w:rPr>
+      </w:pPr>
+      <w:r>
+        <w:rPr>
+          <w:b/>
+          <w:bCs/>
+        </w:rPr>
+        <w:t>Data utilities &amp; datasets</w:t>
+      </w:r>
+    </w:p>
+    <w:p>
+      <w:pPr>
+        <w:numPr>
+          <w:ilvl w:val="0"/>
+          <w:numId w:val="13"/>
+        </w:numPr>
+      </w:pPr>
+      <w:proofErr w:type="spellStart"/>
+      <w:r>
+        <w:rPr>
+          <w:b/>
+          <w:bCs/>
+        </w:rPr>
+        <w:t>discover_acoustic_items</w:t>
+      </w:r>
+      <w:proofErr w:type="spellEnd"/>
+      <w:r>
+        <w:t>: returns (</w:t>
+      </w:r>
+      <w:proofErr w:type="spellStart"/>
+      <w:r>
+        <w:t>npy_path</w:t>
+      </w:r>
+      <w:proofErr w:type="spellEnd"/>
+      <w:r>
+        <w:t>, condition, severity) for acoustic.</w:t>
+      </w:r>
+    </w:p>
+    <w:p>
+      <w:pPr>
+        <w:numPr>
+          <w:ilvl w:val="0"/>
+          <w:numId w:val="13"/>
+        </w:numPr>
+      </w:pPr>
+      <w:proofErr w:type="spellStart"/>
+      <w:r>
+        <w:rPr>
+          <w:b/>
+          <w:bCs/>
+        </w:rPr>
+        <w:t>discover_vibration_groups</w:t>
+      </w:r>
+      <w:proofErr w:type="spellEnd"/>
+      <w:r>
+        <w:t>: assembles groups for vibration:</w:t>
+      </w:r>
+    </w:p>
+    <w:p>
+      <w:pPr>
+        <w:numPr>
+          <w:ilvl w:val="1"/>
+          <w:numId w:val="13"/>
+        </w:numPr>
+      </w:pPr>
+      <w:r>
+        <w:t>Buckets all windows by (</w:t>
+      </w:r>
+      <w:proofErr w:type="spellStart"/>
+      <w:r>
+        <w:t>source_csv</w:t>
+      </w:r>
+      <w:proofErr w:type="spellEnd"/>
+      <w:r>
+        <w:t xml:space="preserve">, </w:t>
+      </w:r>
+      <w:proofErr w:type="spellStart"/>
+      <w:r>
+        <w:t>window_index</w:t>
+      </w:r>
+      <w:proofErr w:type="spellEnd"/>
+      <w:r>
+        <w:t>),</w:t>
+      </w:r>
+    </w:p>
+    <w:p>
+      <w:pPr>
+        <w:numPr>
+          <w:ilvl w:val="1"/>
+          <w:numId w:val="13"/>
+        </w:numPr>
+      </w:pPr>
+      <w:r>
+        <w:t>Collects whatever channels exist for that key in the canonical order,</w:t>
+      </w:r>
+    </w:p>
+    <w:p>
+      <w:pPr>
+        <w:numPr>
+          <w:ilvl w:val="1"/>
+          <w:numId w:val="13"/>
+        </w:numPr>
+      </w:pPr>
+      <w:r>
+        <w:t>Keeps the (condition, severity) label for that group.</w:t>
+      </w:r>
+    </w:p>
+    <w:p>
+      <w:pPr>
+        <w:numPr>
+          <w:ilvl w:val="0"/>
+          <w:numId w:val="13"/>
+        </w:numPr>
+      </w:pPr>
+      <w:proofErr w:type="spellStart"/>
+      <w:r>
+        <w:rPr>
+          <w:b/>
+          <w:bCs/>
+        </w:rPr>
+        <w:t>freq_time_thin</w:t>
+      </w:r>
+      <w:proofErr w:type="spellEnd"/>
+      <w:r>
+        <w:t xml:space="preserve">: applies </w:t>
+      </w:r>
+      <w:proofErr w:type="spellStart"/>
+      <w:r>
+        <w:t>freq</w:t>
+      </w:r>
+      <w:proofErr w:type="spellEnd"/>
+      <w:r>
+        <w:t xml:space="preserve"> slice, time stride, and time cap.</w:t>
+      </w:r>
+    </w:p>
+    <w:p>
+      <w:pPr>
+        <w:numPr>
+          <w:ilvl w:val="0"/>
+          <w:numId w:val="13"/>
+        </w:numPr>
+      </w:pPr>
+      <w:r>
+        <w:rPr>
+          <w:b/>
+          <w:bCs/>
+        </w:rPr>
+        <w:t>load_vibration_group_4ch</w:t>
+      </w:r>
+      <w:r>
+        <w:t>: loads &amp; stacks per-channel thinned arrays, aligns time by truncating to the shortest channel, then stacks into (</w:t>
+      </w:r>
+      <w:proofErr w:type="gramStart"/>
+      <w:r>
+        <w:t>C,F</w:t>
+      </w:r>
+      <w:proofErr w:type="gramEnd"/>
+      <w:r>
+        <w:t>,T).</w:t>
+      </w:r>
+    </w:p>
+    <w:p>
+      <w:pPr>
+        <w:numPr>
+          <w:ilvl w:val="0"/>
+          <w:numId w:val="13"/>
+        </w:numPr>
+      </w:pPr>
+      <w:r>
+        <w:rPr>
+          <w:b/>
+          <w:bCs/>
+        </w:rPr>
+        <w:t>load_acoustic_as_4ch</w:t>
+      </w:r>
+      <w:r>
+        <w:t>: puts the acoustic map into channel 0 and zeros the rest → (</w:t>
+      </w:r>
+      <w:proofErr w:type="gramStart"/>
+      <w:r>
+        <w:t>4,F</w:t>
+      </w:r>
+      <w:proofErr w:type="gramEnd"/>
+      <w:r>
+        <w:t>,T).</w:t>
+      </w:r>
+    </w:p>
+    <w:p>
+      <w:pPr>
+        <w:numPr>
+          <w:ilvl w:val="0"/>
+          <w:numId w:val="13"/>
+        </w:numPr>
+      </w:pPr>
+      <w:proofErr w:type="spellStart"/>
+      <w:r>
+        <w:rPr>
+          <w:b/>
+          <w:bCs/>
+        </w:rPr>
+        <w:t>balanced_select</w:t>
+      </w:r>
+      <w:proofErr w:type="spellEnd"/>
+      <w:r>
+        <w:t xml:space="preserve">: samples up to k items per condition </w:t>
+      </w:r>
+      <w:r>
+        <w:rPr>
+          <w:b/>
+          <w:bCs/>
+        </w:rPr>
+        <w:t>per modality</w:t>
+      </w:r>
+      <w:r>
+        <w:t xml:space="preserve"> to keep classes balanced.</w:t>
+      </w:r>
+    </w:p>
+    <w:p>
+      <w:pPr>
+        <w:numPr>
+          <w:ilvl w:val="0"/>
+          <w:numId w:val="13"/>
+        </w:numPr>
+      </w:pPr>
+      <w:r>
+        <w:rPr>
+          <w:b/>
+          <w:bCs/>
+        </w:rPr>
+        <w:t>NpyDataset4Ch</w:t>
+      </w:r>
+      <w:r>
+        <w:t xml:space="preserve">: yields (X, </w:t>
+      </w:r>
+      <w:proofErr w:type="spellStart"/>
+      <w:r>
+        <w:t>y_cond</w:t>
+      </w:r>
+      <w:proofErr w:type="spellEnd"/>
+      <w:r>
+        <w:t xml:space="preserve">, </w:t>
+      </w:r>
+      <w:proofErr w:type="spellStart"/>
+      <w:r>
+        <w:t>y_sev</w:t>
+      </w:r>
+      <w:proofErr w:type="spellEnd"/>
+      <w:r>
+        <w:t>) where X has shape (4, F, T).</w:t>
+      </w:r>
+    </w:p>
+    <w:p>
+      <w:r>
+        <w:pict w14:anchorId="664DD436">
+          <v:rect id="_x0000_i1030" style="width:0;height:1.5pt" o:hralign="center" o:hrstd="t" o:hr="t" fillcolor="#a0a0a0" stroked="f"/>
+        </w:pict>
+      </w:r>
+    </w:p>
+    <w:p>
+      <w:pPr>
+        <w:rPr>
+          <w:b/>
+          <w:bCs/>
+        </w:rPr>
+      </w:pPr>
+      <w:r>
+        <w:rPr>
+          <w:b/>
+          <w:bCs/>
+        </w:rPr>
+        <w:t>Classical feature pipeline (for SVM / ELM / DBN / AE / BPNN)</w:t>
+      </w:r>
+    </w:p>
+    <w:p>
+      <w:pPr>
+        <w:numPr>
+          <w:ilvl w:val="0"/>
+          <w:numId w:val="14"/>
+        </w:numPr>
+      </w:pPr>
+      <w:r>
+        <w:rPr>
+          <w:b/>
+          <w:bCs/>
+        </w:rPr>
+        <w:t>Build flat features</w:t>
+      </w:r>
+      <w:r>
+        <w:t xml:space="preserve">: </w:t>
+      </w:r>
+      <w:proofErr w:type="spellStart"/>
+      <w:r>
+        <w:t>build_flat_features</w:t>
+      </w:r>
+      <w:proofErr w:type="spellEnd"/>
+      <w:r>
+        <w:t xml:space="preserve"> loads 4-ch tensors, applies log1p, flattens to 1D.</w:t>
+      </w:r>
+    </w:p>
+    <w:p>
+      <w:pPr>
+        <w:numPr>
+          <w:ilvl w:val="0"/>
+          <w:numId w:val="14"/>
+        </w:numPr>
+      </w:pPr>
+      <w:r>
+        <w:rPr>
+          <w:b/>
+          <w:bCs/>
+        </w:rPr>
+        <w:t>Standardize &amp; PCA</w:t>
+      </w:r>
+      <w:r>
+        <w:t xml:space="preserve">: </w:t>
+      </w:r>
+      <w:proofErr w:type="spellStart"/>
+      <w:r>
+        <w:t>StandardScaler</w:t>
+      </w:r>
+      <w:proofErr w:type="spellEnd"/>
+      <w:r>
+        <w:t xml:space="preserve"> → PCA(</w:t>
+      </w:r>
+      <w:proofErr w:type="spellStart"/>
+      <w:r>
+        <w:t>n_components</w:t>
+      </w:r>
+      <w:proofErr w:type="spellEnd"/>
+      <w:r>
+        <w:t>=PCA_DIM) gives a compact, decorrelated feature vector.</w:t>
+      </w:r>
+    </w:p>
+    <w:p>
+      <w:pPr>
+        <w:numPr>
+          <w:ilvl w:val="0"/>
+          <w:numId w:val="14"/>
+        </w:numPr>
+      </w:pPr>
+      <w:r>
+        <w:rPr>
+          <w:b/>
+          <w:bCs/>
+        </w:rPr>
+        <w:t>Train classical models</w:t>
+      </w:r>
+      <w:r>
+        <w:t xml:space="preserve"> on PCA features and </w:t>
+      </w:r>
+      <w:r>
+        <w:rPr>
+          <w:b/>
+          <w:bCs/>
+        </w:rPr>
+        <w:t>predict condition</w:t>
+      </w:r>
+      <w:r>
+        <w:t xml:space="preserve"> (severity not </w:t>
+      </w:r>
+      <w:proofErr w:type="spellStart"/>
+      <w:r>
+        <w:t>modeled</w:t>
+      </w:r>
+      <w:proofErr w:type="spellEnd"/>
+      <w:r>
+        <w:t xml:space="preserve"> here).</w:t>
+      </w:r>
+    </w:p>
+    <w:p>
+      <w:r>
+        <w:rPr>
+          <w:b/>
+          <w:bCs/>
+        </w:rPr>
+        <w:t>Why PCA?</w:t>
+      </w:r>
+      <w:r>
+        <w:br/>
+        <w:t>It denoises and reduces the extremely high dimensional (4×F×T) vectors to a tractable size, which:</w:t>
+      </w:r>
+    </w:p>
+    <w:p>
+      <w:pPr>
+        <w:numPr>
+          <w:ilvl w:val="0"/>
+          <w:numId w:val="15"/>
+        </w:numPr>
+      </w:pPr>
+      <w:r>
+        <w:t>stabilizes SVM, logistic, ELM, RBM training,</w:t>
+      </w:r>
+    </w:p>
+    <w:p>
+      <w:pPr>
+        <w:numPr>
+          <w:ilvl w:val="0"/>
+          <w:numId w:val="15"/>
+        </w:numPr>
+      </w:pPr>
+      <w:r>
+        <w:t>speeds things up,</w:t>
+      </w:r>
+    </w:p>
+    <w:p>
+      <w:pPr>
+        <w:numPr>
+          <w:ilvl w:val="0"/>
+          <w:numId w:val="15"/>
+        </w:numPr>
+      </w:pPr>
+      <w:r>
+        <w:t>improves generalization in small-sample settings.</w:t>
+      </w:r>
+    </w:p>
+    <w:p>
+      <w:r>
+        <w:lastRenderedPageBreak/>
+        <w:pict w14:anchorId="52D31A9F">
           <v:rect id="_x0000_i1031" style="width:0;height:1.5pt" o:hralign="center" o:hrstd="t" o:hr="t" fillcolor="#a0a0a0" stroked="f"/>
         </w:pict>
       </w:r>
@@ -1964,2522 +4551,74 @@
           <w:b/>
           <w:bCs/>
         </w:rPr>
-        <w:t>2) Federated training rounds (your train_cnn.py)</w:t>
-      </w:r>
-    </w:p>
-    <w:p>
-      <w:r>
-        <w:t>You ran with:</w:t>
-      </w:r>
-    </w:p>
-    <w:p>
-      <w:r>
-        <w:t xml:space="preserve">--rounds 5 --clients-per-round 5 </w:t>
-      </w:r>
-    </w:p>
-    <w:p>
-      <w:r>
-        <w:t>--</w:t>
+        <w:t>Models explained</w:t>
+      </w:r>
+    </w:p>
+    <w:p>
+      <w:pPr>
+        <w:rPr>
+          <w:b/>
+          <w:bCs/>
+        </w:rPr>
+      </w:pPr>
+      <w:r>
+        <w:rPr>
+          <w:b/>
+          <w:bCs/>
+        </w:rPr>
+        <w:t>1) BPNN (MLP on PCA features)</w:t>
+      </w:r>
+    </w:p>
+    <w:p>
+      <w:pPr>
+        <w:numPr>
+          <w:ilvl w:val="0"/>
+          <w:numId w:val="16"/>
+        </w:numPr>
+      </w:pPr>
+      <w:r>
+        <w:rPr>
+          <w:b/>
+          <w:bCs/>
+        </w:rPr>
+        <w:t>What</w:t>
+      </w:r>
+      <w:r>
+        <w:t xml:space="preserve">: </w:t>
       </w:r>
       <w:proofErr w:type="spellStart"/>
-      <w:r>
-        <w:t>fl</w:t>
-      </w:r>
-      <w:proofErr w:type="spellEnd"/>
-      <w:r>
-        <w:t>-col-stride 16 --</w:t>
-      </w:r>
-      <w:proofErr w:type="spellStart"/>
-      <w:r>
-        <w:t>fl</w:t>
-      </w:r>
-      <w:proofErr w:type="spellEnd"/>
-      <w:r>
-        <w:t>-time-crop 512 --</w:t>
-      </w:r>
-      <w:proofErr w:type="spellStart"/>
-      <w:r>
-        <w:t>fl</w:t>
-      </w:r>
-      <w:proofErr w:type="spellEnd"/>
-      <w:r>
-        <w:t>-</w:t>
-      </w:r>
-      <w:proofErr w:type="spellStart"/>
-      <w:r>
-        <w:t>freq</w:t>
-      </w:r>
-      <w:proofErr w:type="spellEnd"/>
-      <w:r>
-        <w:t>-end 128</w:t>
-      </w:r>
-    </w:p>
-    <w:p>
-      <w:r>
-        <w:t>--full-col-stride 8 --full-tile-</w:t>
-      </w:r>
-      <w:proofErr w:type="spellStart"/>
-      <w:r>
-        <w:t>len</w:t>
-      </w:r>
-      <w:proofErr w:type="spellEnd"/>
-      <w:r>
-        <w:t xml:space="preserve"> 1024 --full-tile-overlap 256</w:t>
-      </w:r>
-    </w:p>
-    <w:p>
-      <w:r>
-        <w:t>--full-ft-epochs 2</w:t>
-      </w:r>
-    </w:p>
-    <w:p/>
-    <w:p>
-      <w:pPr>
-        <w:rPr>
-          <w:b/>
-          <w:bCs/>
-        </w:rPr>
-      </w:pPr>
-      <w:r>
-        <w:rPr>
-          <w:b/>
-          <w:bCs/>
-        </w:rPr>
-        <w:t>What a “client” is</w:t>
-      </w:r>
-    </w:p>
-    <w:p>
-      <w:pPr>
-        <w:numPr>
-          <w:ilvl w:val="0"/>
-          <w:numId w:val="2"/>
-        </w:numPr>
-      </w:pPr>
-      <w:r>
-        <w:rPr>
-          <w:b/>
-          <w:bCs/>
-        </w:rPr>
-        <w:t>Acoustic:</w:t>
-      </w:r>
-      <w:r>
-        <w:t xml:space="preserve"> a client = one </w:t>
-      </w:r>
-      <w:proofErr w:type="spellStart"/>
-      <w:r>
-        <w:t>source_csv</w:t>
-      </w:r>
-      <w:proofErr w:type="spellEnd"/>
-      <w:r>
-        <w:t xml:space="preserve"> (i.e., that file’s </w:t>
-      </w:r>
-      <w:r>
-        <w:rPr>
-          <w:i/>
-          <w:iCs/>
-        </w:rPr>
-        <w:t>windows</w:t>
-      </w:r>
-      <w:r>
-        <w:t xml:space="preserve">), with </w:t>
-      </w:r>
-      <w:r>
-        <w:rPr>
-          <w:b/>
-          <w:bCs/>
-        </w:rPr>
-        <w:t>1-channel</w:t>
-      </w:r>
-      <w:r>
-        <w:t xml:space="preserve"> samples.</w:t>
-      </w:r>
-    </w:p>
-    <w:p>
-      <w:pPr>
-        <w:numPr>
-          <w:ilvl w:val="0"/>
-          <w:numId w:val="2"/>
-        </w:numPr>
-      </w:pPr>
-      <w:r>
-        <w:rPr>
-          <w:b/>
-          <w:bCs/>
-        </w:rPr>
-        <w:t>Vibration:</w:t>
-      </w:r>
-      <w:r>
-        <w:t xml:space="preserve"> we </w:t>
-      </w:r>
-      <w:r>
-        <w:rPr>
-          <w:b/>
-          <w:bCs/>
-        </w:rPr>
-        <w:t>group channels</w:t>
-      </w:r>
-      <w:r>
-        <w:t xml:space="preserve"> by (</w:t>
-      </w:r>
-      <w:proofErr w:type="spellStart"/>
-      <w:r>
-        <w:t>source_csv</w:t>
-      </w:r>
-      <w:proofErr w:type="spellEnd"/>
-      <w:r>
-        <w:t xml:space="preserve">, </w:t>
-      </w:r>
-      <w:proofErr w:type="spellStart"/>
-      <w:r>
-        <w:t>window_index</w:t>
-      </w:r>
-      <w:proofErr w:type="spellEnd"/>
-      <w:r>
-        <w:t xml:space="preserve">) (Option A), so a sample is </w:t>
-      </w:r>
-      <w:r>
-        <w:rPr>
-          <w:b/>
-          <w:bCs/>
-        </w:rPr>
-        <w:t>stacked channels</w:t>
-      </w:r>
-      <w:r>
-        <w:t xml:space="preserve"> for the same window (C = </w:t>
-      </w:r>
       <w:proofErr w:type="gramStart"/>
       <w:r>
-        <w:t>1..</w:t>
+        <w:t>sklearn.neural</w:t>
       </w:r>
       <w:proofErr w:type="gramEnd"/>
       <w:r>
-        <w:t xml:space="preserve">4). A client = one </w:t>
-      </w:r>
-      <w:proofErr w:type="spellStart"/>
-      <w:r>
-        <w:t>source_csv</w:t>
-      </w:r>
-      <w:proofErr w:type="spellEnd"/>
-      <w:r>
-        <w:t xml:space="preserve"> (i.e., that file’s </w:t>
-      </w:r>
-      <w:r>
-        <w:rPr>
-          <w:i/>
-          <w:iCs/>
-        </w:rPr>
-        <w:t>window groups</w:t>
-      </w:r>
-      <w:r>
-        <w:t>).</w:t>
-      </w:r>
-    </w:p>
-    <w:p>
-      <w:pPr>
-        <w:rPr>
-          <w:b/>
-          <w:bCs/>
-        </w:rPr>
-      </w:pPr>
-      <w:r>
-        <w:rPr>
-          <w:b/>
-          <w:bCs/>
-        </w:rPr>
-        <w:t>What a training sample contains in FL rounds</w:t>
-      </w:r>
-    </w:p>
-    <w:p>
-      <w:pPr>
-        <w:numPr>
-          <w:ilvl w:val="0"/>
-          <w:numId w:val="3"/>
-        </w:numPr>
-      </w:pPr>
-      <w:r>
-        <w:lastRenderedPageBreak/>
-        <w:t xml:space="preserve">We </w:t>
-      </w:r>
-      <w:r>
-        <w:rPr>
-          <w:b/>
-          <w:bCs/>
-        </w:rPr>
-        <w:t>do not recompute CWT</w:t>
-      </w:r>
-      <w:r>
-        <w:t xml:space="preserve">. We load </w:t>
+        <w:t>_</w:t>
       </w:r>
       <w:proofErr w:type="gramStart"/>
       <w:r>
-        <w:t>the .</w:t>
-      </w:r>
-      <w:proofErr w:type="spellStart"/>
-      <w:r>
-        <w:t>npy</w:t>
+        <w:t>network.MLPClassifier</w:t>
       </w:r>
       <w:proofErr w:type="spellEnd"/>
       <w:proofErr w:type="gramEnd"/>
       <w:r>
-        <w:t xml:space="preserve"> </w:t>
-      </w:r>
-      <w:r>
-        <w:rPr>
-          <w:b/>
-          <w:bCs/>
-        </w:rPr>
-        <w:t>power maps</w:t>
-      </w:r>
-      <w:r>
-        <w:t xml:space="preserve"> saved during preprocessing.</w:t>
-      </w:r>
-    </w:p>
-    <w:p>
-      <w:pPr>
-        <w:numPr>
-          <w:ilvl w:val="0"/>
-          <w:numId w:val="3"/>
-        </w:numPr>
-      </w:pPr>
-      <w:r>
-        <w:t>Memory-safe thinning for FL:</w:t>
-      </w:r>
-    </w:p>
-    <w:p>
-      <w:pPr>
-        <w:numPr>
-          <w:ilvl w:val="1"/>
-          <w:numId w:val="3"/>
-        </w:numPr>
-      </w:pPr>
-      <w:r>
-        <w:t xml:space="preserve">Keep the lowest F=128 </w:t>
+        <w:t xml:space="preserve"> (</w:t>
       </w:r>
       <w:proofErr w:type="spellStart"/>
       <w:r>
-        <w:t>freq</w:t>
+        <w:t>ReLU</w:t>
       </w:r>
       <w:proofErr w:type="spellEnd"/>
       <w:r>
-        <w:t xml:space="preserve"> bins (--</w:t>
+        <w:t xml:space="preserve"> MLP: 256→128 → </w:t>
       </w:r>
       <w:proofErr w:type="spellStart"/>
       <w:r>
-        <w:t>fl</w:t>
+        <w:t>softmax</w:t>
       </w:r>
       <w:proofErr w:type="spellEnd"/>
       <w:r>
-        <w:t>-</w:t>
-      </w:r>
-      <w:proofErr w:type="spellStart"/>
-      <w:r>
-        <w:t>freq</w:t>
-      </w:r>
-      <w:proofErr w:type="spellEnd"/>
-      <w:r>
-        <w:t xml:space="preserve">-end 128) → effectively </w:t>
-      </w:r>
-      <w:r>
-        <w:rPr>
-          <w:b/>
-          <w:bCs/>
-        </w:rPr>
-        <w:t>all 128</w:t>
-      </w:r>
-      <w:r>
-        <w:t xml:space="preserve"> in your run.</w:t>
-      </w:r>
-    </w:p>
-    <w:p>
-      <w:pPr>
-        <w:numPr>
-          <w:ilvl w:val="1"/>
-          <w:numId w:val="3"/>
-        </w:numPr>
-      </w:pPr>
-      <w:r>
-        <w:rPr>
-          <w:b/>
-          <w:bCs/>
-        </w:rPr>
-        <w:t>Column stride = 16</w:t>
-      </w:r>
-      <w:r>
-        <w:t>: (F, T=12,800) → (F=128, T'=800).</w:t>
-      </w:r>
-    </w:p>
-    <w:p>
-      <w:pPr>
-        <w:numPr>
-          <w:ilvl w:val="1"/>
-          <w:numId w:val="3"/>
-        </w:numPr>
-      </w:pPr>
-      <w:r>
-        <w:rPr>
-          <w:b/>
-          <w:bCs/>
-        </w:rPr>
-        <w:t>Time crop = 512</w:t>
-      </w:r>
-      <w:r>
-        <w:t>: take a random contiguous 512-column crop from those 800.</w:t>
-      </w:r>
-    </w:p>
-    <w:p>
-      <w:pPr>
-        <w:numPr>
-          <w:ilvl w:val="0"/>
-          <w:numId w:val="3"/>
-        </w:numPr>
-      </w:pPr>
-      <w:proofErr w:type="gramStart"/>
-      <w:r>
-        <w:t>So</w:t>
-      </w:r>
-      <w:proofErr w:type="gramEnd"/>
-      <w:r>
-        <w:t xml:space="preserve"> each batch tensor is:</w:t>
-      </w:r>
-    </w:p>
-    <w:p>
-      <w:pPr>
-        <w:numPr>
-          <w:ilvl w:val="1"/>
-          <w:numId w:val="3"/>
-        </w:numPr>
-      </w:pPr>
-      <w:r>
-        <w:rPr>
-          <w:b/>
-          <w:bCs/>
-        </w:rPr>
-        <w:t>Acoustic:</w:t>
-      </w:r>
-      <w:r>
-        <w:t xml:space="preserve"> (B, 1, 128, 512)</w:t>
-      </w:r>
-    </w:p>
-    <w:p>
-      <w:pPr>
-        <w:numPr>
-          <w:ilvl w:val="1"/>
-          <w:numId w:val="3"/>
-        </w:numPr>
-      </w:pPr>
-      <w:r>
-        <w:rPr>
-          <w:b/>
-          <w:bCs/>
-        </w:rPr>
-        <w:t>Vibration:</w:t>
-      </w:r>
-      <w:r>
-        <w:t xml:space="preserve"> (B, C≤4, 128, 512) (channels stacked from that same window)</w:t>
-      </w:r>
-    </w:p>
-    <w:p>
-      <w:r>
-        <w:rPr>
-          <w:b/>
-          <w:bCs/>
-        </w:rPr>
-        <w:t>Raw rows per sample in FL:</w:t>
-      </w:r>
-      <w:r>
-        <w:t xml:space="preserve"> still exactly </w:t>
-      </w:r>
-      <w:r>
-        <w:rPr>
-          <w:b/>
-          <w:bCs/>
-        </w:rPr>
-        <w:t>12,800</w:t>
-      </w:r>
-      <w:r>
-        <w:t xml:space="preserve"> original CSV rows </w:t>
-      </w:r>
-      <w:r>
-        <w:rPr>
-          <w:b/>
-          <w:bCs/>
-        </w:rPr>
-        <w:t>per channel</w:t>
-      </w:r>
-      <w:r>
-        <w:t>, because each sample comes from one 0.5 s window.</w:t>
-      </w:r>
-    </w:p>
-    <w:p>
-      <w:pPr>
-        <w:rPr>
-          <w:b/>
-          <w:bCs/>
-        </w:rPr>
-      </w:pPr>
-      <w:r>
-        <w:rPr>
-          <w:b/>
-          <w:bCs/>
-        </w:rPr>
-        <w:t>“Exact number of original CSV rows that go into each round”</w:t>
-      </w:r>
-    </w:p>
-    <w:p>
-      <w:r>
-        <w:t>This depends on which 5 clients get sampled each round and how many windows each has. But you can compute it precisely from the windows counts:</w:t>
-      </w:r>
-    </w:p>
-    <w:p>
-      <w:r>
-        <w:t>For a given round:</w:t>
-      </w:r>
-    </w:p>
-    <w:p>
-      <w:pPr>
-        <w:numPr>
-          <w:ilvl w:val="0"/>
-          <w:numId w:val="4"/>
-        </w:numPr>
-      </w:pPr>
-      <w:r>
-        <w:t>Let the chosen clients be files with window counts {n₁, n₂, n₃, n₄, n₅}.</w:t>
-      </w:r>
-    </w:p>
-    <w:p>
-      <w:pPr>
-        <w:numPr>
-          <w:ilvl w:val="0"/>
-          <w:numId w:val="4"/>
-        </w:numPr>
-      </w:pPr>
-      <w:r>
-        <w:rPr>
-          <w:b/>
-          <w:bCs/>
-        </w:rPr>
-        <w:t>Acoustic:</w:t>
-      </w:r>
-      <w:r>
-        <w:t xml:space="preserve"> rows processed (ignoring batch slicing) =</w:t>
-      </w:r>
-      <w:r>
-        <w:br/>
-        <w:t>12,800 rows/window × (n₁ + n₂ + n₃ + n₄ + n₅) (one channel)</w:t>
-      </w:r>
-    </w:p>
-    <w:p>
-      <w:pPr>
-        <w:numPr>
-          <w:ilvl w:val="0"/>
-          <w:numId w:val="4"/>
-        </w:numPr>
-      </w:pPr>
-      <w:r>
-        <w:rPr>
-          <w:b/>
-          <w:bCs/>
-        </w:rPr>
-        <w:t>Vibration:</w:t>
-      </w:r>
-      <w:r>
-        <w:t xml:space="preserve"> rows processed =</w:t>
-      </w:r>
-      <w:r>
-        <w:br/>
-        <w:t>12,800 rows/window × (n₁ + n₂ + n₃ + n₄ + n₅) × (#channels present per window)</w:t>
-      </w:r>
-      <w:r>
-        <w:br/>
-        <w:t xml:space="preserve">(usually 4 if all four columns exist; the dataset loads whatever channels exist for that (file, </w:t>
-      </w:r>
-      <w:proofErr w:type="spellStart"/>
-      <w:r>
-        <w:t>window_index</w:t>
-      </w:r>
-      <w:proofErr w:type="spellEnd"/>
-      <w:r>
-        <w:t>) group).</w:t>
-      </w:r>
-    </w:p>
-    <w:p>
-      <w:r>
-        <w:t>Concrete examples from your files:</w:t>
-      </w:r>
-    </w:p>
-    <w:p>
-      <w:pPr>
-        <w:numPr>
-          <w:ilvl w:val="0"/>
-          <w:numId w:val="5"/>
-        </w:numPr>
-      </w:pPr>
-      <w:r>
-        <w:t xml:space="preserve">File with </w:t>
-      </w:r>
-      <w:r>
-        <w:rPr>
-          <w:b/>
-          <w:bCs/>
-        </w:rPr>
-        <w:t>1,536,000 rows</w:t>
-      </w:r>
-      <w:r>
-        <w:t xml:space="preserve"> </w:t>
-      </w:r>
-      <w:r>
-        <w:rPr>
-          <w:rFonts w:ascii="Cambria Math" w:hAnsi="Cambria Math" w:cs="Cambria Math"/>
-        </w:rPr>
-        <w:t>⇒</w:t>
-      </w:r>
-      <w:r>
-        <w:t xml:space="preserve"> </w:t>
-      </w:r>
-      <w:r>
-        <w:rPr>
-          <w:b/>
-          <w:bCs/>
-        </w:rPr>
-        <w:t>239 windows</w:t>
-      </w:r>
-    </w:p>
-    <w:p>
-      <w:pPr>
-        <w:numPr>
-          <w:ilvl w:val="1"/>
-          <w:numId w:val="5"/>
-        </w:numPr>
-      </w:pPr>
-      <w:r>
-        <w:t>Raw rows contributing (per channel) = 239 × 12,800 = 3,059,200.</w:t>
-      </w:r>
-    </w:p>
-    <w:p>
-      <w:pPr>
-        <w:numPr>
-          <w:ilvl w:val="0"/>
-          <w:numId w:val="5"/>
-        </w:numPr>
-      </w:pPr>
-      <w:r>
-        <w:t xml:space="preserve">File with </w:t>
-      </w:r>
-      <w:r>
-        <w:rPr>
-          <w:b/>
-          <w:bCs/>
-        </w:rPr>
-        <w:t>3,072,000 rows</w:t>
-      </w:r>
-      <w:r>
-        <w:t xml:space="preserve"> </w:t>
-      </w:r>
-      <w:r>
-        <w:rPr>
-          <w:rFonts w:ascii="Cambria Math" w:hAnsi="Cambria Math" w:cs="Cambria Math"/>
-        </w:rPr>
-        <w:t>⇒</w:t>
-      </w:r>
-      <w:r>
-        <w:t xml:space="preserve"> </w:t>
-      </w:r>
-      <w:r>
-        <w:rPr>
-          <w:b/>
-          <w:bCs/>
-        </w:rPr>
-        <w:t>479 windows</w:t>
-      </w:r>
-    </w:p>
-    <w:p>
-      <w:pPr>
-        <w:numPr>
-          <w:ilvl w:val="1"/>
-          <w:numId w:val="5"/>
-        </w:numPr>
-      </w:pPr>
-      <w:r>
-        <w:t>Rows (per channel) = 479 × 12,800 = 6,131,200.</w:t>
-      </w:r>
-    </w:p>
-    <w:p>
-      <w:pPr>
-        <w:numPr>
-          <w:ilvl w:val="0"/>
-          <w:numId w:val="5"/>
-        </w:numPr>
-      </w:pPr>
-      <w:r>
-        <w:t xml:space="preserve">File with </w:t>
-      </w:r>
-      <w:r>
-        <w:rPr>
-          <w:b/>
-          <w:bCs/>
-        </w:rPr>
-        <w:t>7,680,000 rows</w:t>
-      </w:r>
-      <w:r>
-        <w:t xml:space="preserve"> </w:t>
-      </w:r>
-      <w:r>
-        <w:rPr>
-          <w:rFonts w:ascii="Cambria Math" w:hAnsi="Cambria Math" w:cs="Cambria Math"/>
-        </w:rPr>
-        <w:t>⇒</w:t>
-      </w:r>
-      <w:r>
-        <w:t xml:space="preserve"> </w:t>
-      </w:r>
-      <w:r>
-        <w:rPr>
-          <w:b/>
-          <w:bCs/>
-        </w:rPr>
-        <w:t>1,199 windows</w:t>
-      </w:r>
-    </w:p>
-    <w:p>
-      <w:pPr>
-        <w:numPr>
-          <w:ilvl w:val="1"/>
-          <w:numId w:val="5"/>
-        </w:numPr>
-      </w:pPr>
-      <w:r>
-        <w:t>Rows (per channel) = 1,199 × 12,800 = 15,347,200.</w:t>
-      </w:r>
-    </w:p>
-    <w:p>
-      <w:proofErr w:type="gramStart"/>
-      <w:r>
-        <w:lastRenderedPageBreak/>
-        <w:t>So</w:t>
-      </w:r>
-      <w:proofErr w:type="gramEnd"/>
-      <w:r>
-        <w:t xml:space="preserve"> if (say) a vibration round picked 5 files with window counts [239, 479, 479, 239, 1,199], that round processes:</w:t>
-      </w:r>
-    </w:p>
-    <w:p>
-      <w:pPr>
-        <w:numPr>
-          <w:ilvl w:val="0"/>
-          <w:numId w:val="6"/>
-        </w:numPr>
-      </w:pPr>
-      <w:r>
-        <w:t>Windows: 239+479+479+239+1,199 = 2,635</w:t>
-      </w:r>
-    </w:p>
-    <w:p>
-      <w:pPr>
-        <w:numPr>
-          <w:ilvl w:val="0"/>
-          <w:numId w:val="6"/>
-        </w:numPr>
-      </w:pPr>
-      <w:r>
-        <w:t xml:space="preserve">Raw rows: 2,635 × 12,800 = 33,728,000 </w:t>
-      </w:r>
-      <w:r>
-        <w:rPr>
-          <w:b/>
-          <w:bCs/>
-        </w:rPr>
-        <w:t>per channel</w:t>
-      </w:r>
-      <w:r>
-        <w:br/>
-        <w:t xml:space="preserve">With 4 channels present: </w:t>
-      </w:r>
-      <w:r>
-        <w:rPr>
-          <w:b/>
-          <w:bCs/>
-        </w:rPr>
-        <w:t>~134,912,000 raw rows</w:t>
-      </w:r>
-      <w:r>
-        <w:t xml:space="preserve"> worth of signal </w:t>
-      </w:r>
-      <w:r>
-        <w:rPr>
-          <w:b/>
-          <w:bCs/>
-        </w:rPr>
-        <w:t>covered</w:t>
-      </w:r>
-      <w:r>
-        <w:t xml:space="preserve"> (remember: we’re training from the already-computed scalograms; this number is the provenance, not re-CWT cost).</w:t>
-      </w:r>
-    </w:p>
-    <w:p>
-      <w:r>
-        <w:t xml:space="preserve">(Again, training uses the </w:t>
-      </w:r>
-      <w:proofErr w:type="gramStart"/>
-      <w:r>
-        <w:t>precomputed .</w:t>
-      </w:r>
-      <w:proofErr w:type="spellStart"/>
-      <w:r>
-        <w:t>npy</w:t>
-      </w:r>
-      <w:proofErr w:type="spellEnd"/>
-      <w:proofErr w:type="gramEnd"/>
-      <w:r>
-        <w:t xml:space="preserve"> matrices; I’m translating those matrices back to originating CSV rows to match what you asked.)</w:t>
-      </w:r>
-    </w:p>
-    <w:p>
-      <w:r>
-        <w:pict w14:anchorId="04339C5F">
-          <v:rect id="_x0000_i1045" style="width:0;height:1.5pt" o:hralign="center" o:hrstd="t" o:hr="t" fillcolor="#a0a0a0" stroked="f"/>
-        </w:pict>
-      </w:r>
-    </w:p>
-    <w:p>
-      <w:pPr>
-        <w:rPr>
-          <w:b/>
-          <w:bCs/>
-        </w:rPr>
-      </w:pPr>
-      <w:r>
-        <w:rPr>
-          <w:b/>
-          <w:bCs/>
-        </w:rPr>
-        <w:t>3) Why the fine-tuning (“full coverage”) is so fast, even though it “sees all data”</w:t>
-      </w:r>
-    </w:p>
-    <w:p>
-      <w:r>
-        <w:t xml:space="preserve">In the </w:t>
-      </w:r>
-      <w:r>
-        <w:rPr>
-          <w:b/>
-          <w:bCs/>
-        </w:rPr>
-        <w:t>final pass</w:t>
-      </w:r>
-      <w:r>
-        <w:t xml:space="preserve"> we ensure the model actually “looks” at </w:t>
-      </w:r>
-      <w:r>
-        <w:rPr>
-          <w:b/>
-          <w:bCs/>
-        </w:rPr>
-        <w:t>every column</w:t>
-      </w:r>
-      <w:r>
-        <w:t xml:space="preserve"> of every scalogram (after a smaller stride), but we still </w:t>
-      </w:r>
-      <w:r>
-        <w:rPr>
-          <w:b/>
-          <w:bCs/>
-        </w:rPr>
-        <w:t>do not</w:t>
-      </w:r>
-      <w:r>
-        <w:t xml:space="preserve"> redo the CWT — we reuse </w:t>
-      </w:r>
-      <w:proofErr w:type="gramStart"/>
-      <w:r>
-        <w:t>the .</w:t>
-      </w:r>
-      <w:proofErr w:type="spellStart"/>
-      <w:r>
-        <w:t>npy</w:t>
-      </w:r>
-      <w:proofErr w:type="spellEnd"/>
-      <w:proofErr w:type="gramEnd"/>
-      <w:r>
-        <w:t>.</w:t>
-      </w:r>
-    </w:p>
-    <w:p>
-      <w:pPr>
-        <w:numPr>
-          <w:ilvl w:val="0"/>
-          <w:numId w:val="7"/>
-        </w:numPr>
-      </w:pPr>
-      <w:r>
-        <w:t>Settings you used:</w:t>
-      </w:r>
-    </w:p>
-    <w:p>
-      <w:pPr>
-        <w:numPr>
-          <w:ilvl w:val="1"/>
-          <w:numId w:val="7"/>
-        </w:numPr>
-      </w:pPr>
-      <w:r>
-        <w:t xml:space="preserve">--full-col-stride 8 → (F=128, T=12,800) → (F=128, </w:t>
-      </w:r>
-      <w:proofErr w:type="spellStart"/>
-      <w:r>
-        <w:t>T_post</w:t>
-      </w:r>
-      <w:proofErr w:type="spellEnd"/>
-      <w:r>
-        <w:t>=1,600)</w:t>
-      </w:r>
-    </w:p>
-    <w:p>
-      <w:pPr>
-        <w:numPr>
-          <w:ilvl w:val="1"/>
-          <w:numId w:val="7"/>
-        </w:numPr>
-      </w:pPr>
-      <w:r>
-        <w:t>--full-tile-</w:t>
-      </w:r>
-      <w:proofErr w:type="spellStart"/>
-      <w:r>
-        <w:t>len</w:t>
-      </w:r>
-      <w:proofErr w:type="spellEnd"/>
-      <w:r>
-        <w:t xml:space="preserve"> 1024, --full-tile-overlap 256 → step = 1024−256 = 768</w:t>
-      </w:r>
-    </w:p>
-    <w:p>
-      <w:pPr>
-        <w:numPr>
-          <w:ilvl w:val="1"/>
-          <w:numId w:val="7"/>
-        </w:numPr>
-      </w:pPr>
-      <w:r>
-        <w:t>Tiles per window =</w:t>
-      </w:r>
-      <w:r>
-        <w:br/>
-        <w:t xml:space="preserve">1 if </w:t>
-      </w:r>
-      <w:proofErr w:type="spellStart"/>
-      <w:r>
-        <w:t>T_post</w:t>
-      </w:r>
-      <w:proofErr w:type="spellEnd"/>
-      <w:r>
-        <w:t xml:space="preserve"> ≤ 1024, else 1 + </w:t>
-      </w:r>
-      <w:proofErr w:type="gramStart"/>
-      <w:r>
-        <w:t>ceil(</w:t>
-      </w:r>
-      <w:proofErr w:type="gramEnd"/>
-      <w:r>
-        <w:t>(</w:t>
-      </w:r>
-      <w:proofErr w:type="spellStart"/>
-      <w:r>
-        <w:t>T_post</w:t>
-      </w:r>
-      <w:proofErr w:type="spellEnd"/>
-      <w:r>
-        <w:t xml:space="preserve"> − 1024)/768)</w:t>
-      </w:r>
-      <w:r>
-        <w:br/>
-        <w:t xml:space="preserve">For </w:t>
-      </w:r>
-      <w:proofErr w:type="spellStart"/>
-      <w:r>
-        <w:t>T_post</w:t>
-      </w:r>
-      <w:proofErr w:type="spellEnd"/>
-      <w:r>
-        <w:t xml:space="preserve"> = 1,600, tiles = 1 + </w:t>
-      </w:r>
-      <w:proofErr w:type="gramStart"/>
-      <w:r>
-        <w:t>ceil(</w:t>
-      </w:r>
-      <w:proofErr w:type="gramEnd"/>
-      <w:r>
-        <w:t>576/768) = 2.</w:t>
-      </w:r>
-    </w:p>
-    <w:p>
-      <w:pPr>
-        <w:numPr>
-          <w:ilvl w:val="0"/>
-          <w:numId w:val="7"/>
-        </w:numPr>
-      </w:pPr>
-      <w:proofErr w:type="gramStart"/>
-      <w:r>
-        <w:t>So</w:t>
-      </w:r>
-      <w:proofErr w:type="gramEnd"/>
-      <w:r>
-        <w:t xml:space="preserve"> </w:t>
-      </w:r>
-      <w:r>
-        <w:rPr>
-          <w:b/>
-          <w:bCs/>
-        </w:rPr>
-        <w:t>each original window contributes exactly 2 tiles</w:t>
-      </w:r>
-      <w:r>
-        <w:t xml:space="preserve"> in the final pass.</w:t>
-      </w:r>
-    </w:p>
-    <w:p>
-      <w:pPr>
-        <w:numPr>
-          <w:ilvl w:val="0"/>
-          <w:numId w:val="7"/>
-        </w:numPr>
-      </w:pPr>
-      <w:r>
-        <w:t>Shapes:</w:t>
-      </w:r>
-    </w:p>
-    <w:p>
-      <w:pPr>
-        <w:numPr>
-          <w:ilvl w:val="1"/>
-          <w:numId w:val="7"/>
-        </w:numPr>
-      </w:pPr>
-      <w:r>
-        <w:rPr>
-          <w:b/>
-          <w:bCs/>
-        </w:rPr>
-        <w:t>Acoustic:</w:t>
-      </w:r>
-      <w:r>
-        <w:t xml:space="preserve"> (B, 1, 128, 1024)</w:t>
-      </w:r>
-    </w:p>
-    <w:p>
-      <w:pPr>
-        <w:numPr>
-          <w:ilvl w:val="1"/>
-          <w:numId w:val="7"/>
-        </w:numPr>
-      </w:pPr>
-      <w:r>
-        <w:rPr>
-          <w:b/>
-          <w:bCs/>
-        </w:rPr>
-        <w:t>Vibration:</w:t>
-      </w:r>
-      <w:r>
-        <w:t xml:space="preserve"> (B, C≤4, 128, 1024)</w:t>
-      </w:r>
-    </w:p>
-    <w:p>
-      <w:r>
-        <w:t>Why it’s fast:</w:t>
-      </w:r>
-    </w:p>
-    <w:p>
-      <w:pPr>
-        <w:numPr>
-          <w:ilvl w:val="0"/>
-          <w:numId w:val="8"/>
-        </w:numPr>
-      </w:pPr>
-      <w:r>
-        <w:t xml:space="preserve">We’re </w:t>
-      </w:r>
-      <w:r>
-        <w:rPr>
-          <w:b/>
-          <w:bCs/>
-        </w:rPr>
-        <w:t>not</w:t>
-      </w:r>
-      <w:r>
-        <w:t xml:space="preserve"> recomputing any wavelets; we’re just iterating </w:t>
-      </w:r>
-      <w:proofErr w:type="gramStart"/>
-      <w:r>
-        <w:t>over .</w:t>
-      </w:r>
-      <w:proofErr w:type="spellStart"/>
-      <w:r>
-        <w:t>npy</w:t>
-      </w:r>
-      <w:proofErr w:type="spellEnd"/>
-      <w:proofErr w:type="gramEnd"/>
-      <w:r>
-        <w:t xml:space="preserve"> arrays.</w:t>
-      </w:r>
-    </w:p>
-    <w:p>
-      <w:pPr>
-        <w:numPr>
-          <w:ilvl w:val="0"/>
-          <w:numId w:val="8"/>
-        </w:numPr>
-      </w:pPr>
-      <w:r>
-        <w:t xml:space="preserve">The </w:t>
-      </w:r>
-      <w:r>
-        <w:rPr>
-          <w:b/>
-          <w:bCs/>
-        </w:rPr>
-        <w:t>FL loop</w:t>
-      </w:r>
-      <w:r>
-        <w:t xml:space="preserve"> is the heavy bit (many local models, </w:t>
-      </w:r>
-      <w:proofErr w:type="spellStart"/>
-      <w:r>
-        <w:t>FedAvg</w:t>
-      </w:r>
-      <w:proofErr w:type="spellEnd"/>
-      <w:r>
-        <w:t xml:space="preserve"> aggregation, multiple rounds).</w:t>
-      </w:r>
-      <w:r>
-        <w:br/>
-        <w:t xml:space="preserve">The </w:t>
-      </w:r>
-      <w:r>
-        <w:rPr>
-          <w:b/>
-          <w:bCs/>
-        </w:rPr>
-        <w:t>fine-tune</w:t>
-      </w:r>
-      <w:r>
-        <w:t xml:space="preserve"> is a </w:t>
-      </w:r>
-      <w:r>
-        <w:rPr>
-          <w:b/>
-          <w:bCs/>
-        </w:rPr>
-        <w:t>single centralized model</w:t>
-      </w:r>
-      <w:r>
-        <w:t xml:space="preserve"> for </w:t>
-      </w:r>
-      <w:r>
-        <w:rPr>
-          <w:b/>
-          <w:bCs/>
-        </w:rPr>
-        <w:t>2 short epochs</w:t>
-      </w:r>
-      <w:r>
-        <w:t>.</w:t>
-      </w:r>
-    </w:p>
-    <w:p>
-      <w:pPr>
-        <w:numPr>
-          <w:ilvl w:val="0"/>
-          <w:numId w:val="8"/>
-        </w:numPr>
-      </w:pPr>
-      <w:r>
-        <w:t xml:space="preserve">With stride-8 + tiling, the input count is only about </w:t>
-      </w:r>
-      <w:r>
-        <w:rPr>
-          <w:b/>
-          <w:bCs/>
-        </w:rPr>
-        <w:t xml:space="preserve">2× </w:t>
-      </w:r>
-      <w:proofErr w:type="spellStart"/>
-      <w:r>
-        <w:rPr>
-          <w:b/>
-          <w:bCs/>
-        </w:rPr>
-        <w:t>number_of_windows</w:t>
-      </w:r>
-      <w:proofErr w:type="spellEnd"/>
-      <w:r>
-        <w:t>, not an explosion.</w:t>
-      </w:r>
-      <w:r>
-        <w:br/>
-        <w:t xml:space="preserve">(E.g., a 3,072,000-row file has 479 windows → </w:t>
-      </w:r>
-      <w:r>
-        <w:rPr>
-          <w:b/>
-          <w:bCs/>
-        </w:rPr>
-        <w:t>958 tiles</w:t>
-      </w:r>
-      <w:r>
-        <w:t xml:space="preserve"> in FT.)</w:t>
-      </w:r>
-    </w:p>
-    <w:p>
-      <w:r>
-        <w:rPr>
-          <w:b/>
-          <w:bCs/>
-        </w:rPr>
-        <w:t>Exact tile counts per file in FT:</w:t>
-      </w:r>
-    </w:p>
-    <w:p>
-      <w:pPr>
-        <w:numPr>
-          <w:ilvl w:val="0"/>
-          <w:numId w:val="9"/>
-        </w:numPr>
-      </w:pPr>
-      <w:r>
-        <w:rPr>
-          <w:b/>
-          <w:bCs/>
-        </w:rPr>
-        <w:lastRenderedPageBreak/>
-        <w:t>N=1,536,000</w:t>
-      </w:r>
-      <w:r>
-        <w:t xml:space="preserve"> → 239 windows → </w:t>
-      </w:r>
-      <w:r>
-        <w:rPr>
-          <w:b/>
-          <w:bCs/>
-        </w:rPr>
-        <w:t>478 tiles</w:t>
-      </w:r>
-    </w:p>
-    <w:p>
-      <w:pPr>
-        <w:numPr>
-          <w:ilvl w:val="0"/>
-          <w:numId w:val="9"/>
-        </w:numPr>
-      </w:pPr>
-      <w:r>
-        <w:rPr>
-          <w:b/>
-          <w:bCs/>
-        </w:rPr>
-        <w:t>N=3,072,000</w:t>
-      </w:r>
-      <w:r>
-        <w:t xml:space="preserve"> → 479 windows → </w:t>
-      </w:r>
-      <w:r>
-        <w:rPr>
-          <w:b/>
-          <w:bCs/>
-        </w:rPr>
-        <w:t>958 tiles</w:t>
-      </w:r>
-    </w:p>
-    <w:p>
-      <w:pPr>
-        <w:numPr>
-          <w:ilvl w:val="0"/>
-          <w:numId w:val="9"/>
-        </w:numPr>
-      </w:pPr>
-      <w:r>
-        <w:rPr>
-          <w:b/>
-          <w:bCs/>
-        </w:rPr>
-        <w:t>N=7,680,000</w:t>
-      </w:r>
-      <w:r>
-        <w:t xml:space="preserve"> → 1,199 windows → </w:t>
-      </w:r>
-      <w:r>
-        <w:rPr>
-          <w:b/>
-          <w:bCs/>
-        </w:rPr>
-        <w:t>2,398 tiles</w:t>
-      </w:r>
-    </w:p>
-    <w:p>
-      <w:pPr>
-        <w:numPr>
-          <w:ilvl w:val="0"/>
-          <w:numId w:val="9"/>
-        </w:numPr>
-      </w:pPr>
-      <w:r>
-        <w:rPr>
-          <w:b/>
-          <w:bCs/>
-        </w:rPr>
-        <w:t>N=1,044,496</w:t>
-      </w:r>
-      <w:r>
-        <w:t xml:space="preserve"> → 162 windows → </w:t>
-      </w:r>
-      <w:r>
-        <w:rPr>
-          <w:b/>
-          <w:bCs/>
-        </w:rPr>
-        <w:t>324 tiles</w:t>
-      </w:r>
-    </w:p>
-    <w:p>
-      <w:r>
-        <w:t>Multiply by channels (1 for acoustic, up to 4 for vibration) to know how many channel-maps the model ingests; again, these come from the precomputed scalograms.</w:t>
-      </w:r>
-    </w:p>
-    <w:p>
-      <w:r>
-        <w:pict w14:anchorId="4B02ABF2">
-          <v:rect id="_x0000_i1046" style="width:0;height:1.5pt" o:hralign="center" o:hrstd="t" o:hr="t" fillcolor="#a0a0a0" stroked="f"/>
-        </w:pict>
-      </w:r>
-    </w:p>
-    <w:p>
-      <w:pPr>
-        <w:rPr>
-          <w:b/>
-          <w:bCs/>
-        </w:rPr>
-      </w:pPr>
-      <w:proofErr w:type="gramStart"/>
-      <w:r>
-        <w:rPr>
-          <w:b/>
-          <w:bCs/>
-        </w:rPr>
-        <w:t>TL;DR</w:t>
-      </w:r>
-      <w:proofErr w:type="gramEnd"/>
-      <w:r>
-        <w:rPr>
-          <w:b/>
-          <w:bCs/>
-        </w:rPr>
-        <w:t xml:space="preserve"> mapping</w:t>
-      </w:r>
-    </w:p>
-    <w:p>
-      <w:pPr>
-        <w:numPr>
-          <w:ilvl w:val="0"/>
-          <w:numId w:val="10"/>
-        </w:numPr>
-      </w:pPr>
-      <w:r>
-        <w:rPr>
-          <w:b/>
-          <w:bCs/>
-        </w:rPr>
-        <w:t>One training sample (FL)</w:t>
-      </w:r>
-      <w:r>
-        <w:t xml:space="preserve"> = </w:t>
-      </w:r>
-      <w:r>
-        <w:rPr>
-          <w:b/>
-          <w:bCs/>
-        </w:rPr>
-        <w:t>one 0.5 s window</w:t>
-      </w:r>
-      <w:r>
-        <w:t xml:space="preserve"> </w:t>
-      </w:r>
-      <w:r>
-        <w:rPr>
-          <w:rFonts w:ascii="Cambria Math" w:hAnsi="Cambria Math" w:cs="Cambria Math"/>
-        </w:rPr>
-        <w:t>⇒</w:t>
-      </w:r>
-      <w:r>
-        <w:t xml:space="preserve"> </w:t>
-      </w:r>
-      <w:r>
-        <w:rPr>
-          <w:b/>
-          <w:bCs/>
-        </w:rPr>
-        <w:t>12,800 raw CSV rows per channel</w:t>
-      </w:r>
-      <w:r>
-        <w:t xml:space="preserve"> → load its </w:t>
-      </w:r>
-      <w:r>
-        <w:rPr>
-          <w:b/>
-          <w:bCs/>
-        </w:rPr>
-        <w:t>(128 × 12,800)</w:t>
-      </w:r>
-      <w:r>
-        <w:t xml:space="preserve"> scalogram → stride 16 → crop 512.</w:t>
-      </w:r>
-    </w:p>
-    <w:p>
-      <w:pPr>
-        <w:numPr>
-          <w:ilvl w:val="0"/>
-          <w:numId w:val="10"/>
-        </w:numPr>
-      </w:pPr>
-      <w:r>
-        <w:rPr>
-          <w:b/>
-          <w:bCs/>
-        </w:rPr>
-        <w:t>One training tile (FT)</w:t>
-      </w:r>
-      <w:r>
-        <w:t xml:space="preserve"> = same window’s scalogram, stride 8 → </w:t>
-      </w:r>
-      <w:r>
-        <w:rPr>
-          <w:b/>
-          <w:bCs/>
-        </w:rPr>
-        <w:t>two</w:t>
-      </w:r>
-      <w:r>
-        <w:t xml:space="preserve"> (128 × 1,024) tiles per window (covering the </w:t>
-      </w:r>
-      <w:r>
-        <w:rPr>
-          <w:b/>
-          <w:bCs/>
-        </w:rPr>
-        <w:t>entire</w:t>
-      </w:r>
-      <w:r>
-        <w:t xml:space="preserve"> post-stride time axis with overlap).</w:t>
-      </w:r>
-    </w:p>
-    <w:p>
-      <w:pPr>
-        <w:numPr>
-          <w:ilvl w:val="0"/>
-          <w:numId w:val="10"/>
-        </w:numPr>
-      </w:pPr>
-      <w:r>
-        <w:rPr>
-          <w:b/>
-          <w:bCs/>
-        </w:rPr>
-        <w:t>Per round row accounting</w:t>
-      </w:r>
-      <w:r>
-        <w:t xml:space="preserve"> = 12,800 × (sum of window counts for the 5 chosen clients) × channels. (Exact number varies with which clients are sampled that round.)</w:t>
-      </w:r>
-    </w:p>
-    <w:p/>
-    <w:p>
-      <w:pPr>
-        <w:rPr>
-          <w:b/>
-          <w:bCs/>
-          <w:sz w:val="48"/>
-          <w:szCs w:val="48"/>
-        </w:rPr>
-      </w:pPr>
-      <w:proofErr w:type="spellStart"/>
-      <w:r>
-        <w:rPr>
-          <w:b/>
-          <w:bCs/>
-          <w:sz w:val="48"/>
-          <w:szCs w:val="48"/>
-        </w:rPr>
-        <w:t>Comapre_</w:t>
-      </w:r>
-      <w:proofErr w:type="gramStart"/>
-      <w:r>
-        <w:rPr>
-          <w:b/>
-          <w:bCs/>
-          <w:sz w:val="48"/>
-          <w:szCs w:val="48"/>
-        </w:rPr>
-        <w:t>models.ipynb</w:t>
-      </w:r>
-      <w:proofErr w:type="spellEnd"/>
-      <w:proofErr w:type="gramEnd"/>
-      <w:r>
-        <w:rPr>
-          <w:b/>
-          <w:bCs/>
-          <w:sz w:val="48"/>
-          <w:szCs w:val="48"/>
-        </w:rPr>
-        <w:t xml:space="preserve"> explanation:</w:t>
-      </w:r>
-    </w:p>
-    <w:p>
-      <w:pPr>
-        <w:rPr>
-          <w:b/>
-          <w:bCs/>
-        </w:rPr>
-      </w:pPr>
-      <w:r>
-        <w:rPr>
-          <w:b/>
-          <w:bCs/>
-        </w:rPr>
-        <w:t>What the script does (end-to-end)</w:t>
-      </w:r>
-    </w:p>
-    <w:p>
-      <w:pPr>
-        <w:numPr>
-          <w:ilvl w:val="0"/>
-          <w:numId w:val="11"/>
-        </w:numPr>
-      </w:pPr>
-      <w:r>
-        <w:rPr>
-          <w:b/>
-          <w:bCs/>
-        </w:rPr>
-        <w:t>Discovers precomputed scalograms</w:t>
-      </w:r>
-      <w:r>
-        <w:br/>
-        <w:t>It looks in scalograms/acoustic and scalograms/vibration for .</w:t>
-      </w:r>
-      <w:proofErr w:type="spellStart"/>
-      <w:r>
-        <w:t>npy</w:t>
-      </w:r>
-      <w:proofErr w:type="spellEnd"/>
-      <w:r>
-        <w:t xml:space="preserve"> files (each is a scalogram/power map for one window). It also reads the </w:t>
-      </w:r>
-      <w:proofErr w:type="gramStart"/>
-      <w:r>
-        <w:t>paired .</w:t>
-      </w:r>
-      <w:proofErr w:type="spellStart"/>
-      <w:r>
-        <w:t>meta</w:t>
-      </w:r>
-      <w:proofErr w:type="gramEnd"/>
-      <w:r>
-        <w:t>.json</w:t>
-      </w:r>
-      <w:proofErr w:type="spellEnd"/>
-      <w:r>
-        <w:t xml:space="preserve"> to get:</w:t>
-      </w:r>
-    </w:p>
-    <w:p>
-      <w:pPr>
-        <w:numPr>
-          <w:ilvl w:val="1"/>
-          <w:numId w:val="11"/>
-        </w:numPr>
-      </w:pPr>
-      <w:proofErr w:type="spellStart"/>
-      <w:r>
-        <w:t>source_csv</w:t>
-      </w:r>
-      <w:proofErr w:type="spellEnd"/>
-      <w:r>
-        <w:t xml:space="preserve"> (to parse condition/severity),</w:t>
-      </w:r>
-    </w:p>
-    <w:p>
-      <w:pPr>
-        <w:numPr>
-          <w:ilvl w:val="1"/>
-          <w:numId w:val="11"/>
-        </w:numPr>
-      </w:pPr>
-      <w:r>
-        <w:t>channel (for vibration),</w:t>
-      </w:r>
-    </w:p>
-    <w:p>
-      <w:pPr>
-        <w:numPr>
-          <w:ilvl w:val="1"/>
-          <w:numId w:val="11"/>
-        </w:numPr>
-      </w:pPr>
-      <w:proofErr w:type="spellStart"/>
-      <w:r>
-        <w:t>window_index</w:t>
-      </w:r>
-      <w:proofErr w:type="spellEnd"/>
-      <w:r>
-        <w:t>.</w:t>
-      </w:r>
-    </w:p>
-    <w:p>
-      <w:pPr>
-        <w:numPr>
-          <w:ilvl w:val="0"/>
-          <w:numId w:val="11"/>
-        </w:numPr>
-      </w:pPr>
-      <w:r>
-        <w:rPr>
-          <w:b/>
-          <w:bCs/>
-        </w:rPr>
-        <w:t>Builds 4-channel inputs</w:t>
-      </w:r>
-    </w:p>
-    <w:p>
-      <w:pPr>
-        <w:numPr>
-          <w:ilvl w:val="1"/>
-          <w:numId w:val="11"/>
-        </w:numPr>
-      </w:pPr>
-      <w:r>
-        <w:rPr>
-          <w:b/>
-          <w:bCs/>
-        </w:rPr>
-        <w:t>Vibration</w:t>
-      </w:r>
-      <w:r>
-        <w:t>: groups windows by (</w:t>
-      </w:r>
-      <w:proofErr w:type="spellStart"/>
-      <w:r>
-        <w:t>source_csv</w:t>
-      </w:r>
-      <w:proofErr w:type="spellEnd"/>
-      <w:r>
-        <w:t xml:space="preserve">, </w:t>
-      </w:r>
-      <w:proofErr w:type="spellStart"/>
-      <w:r>
-        <w:t>window_index</w:t>
-      </w:r>
-      <w:proofErr w:type="spellEnd"/>
-      <w:r>
-        <w:t>) and orders channels as</w:t>
-      </w:r>
-      <w:r>
-        <w:br/>
-        <w:t>[</w:t>
-      </w:r>
-      <w:proofErr w:type="spellStart"/>
-      <w:r>
-        <w:t>x_A</w:t>
-      </w:r>
-      <w:proofErr w:type="spellEnd"/>
-      <w:r>
-        <w:t xml:space="preserve">, </w:t>
-      </w:r>
-      <w:proofErr w:type="spellStart"/>
-      <w:r>
-        <w:t>y_A</w:t>
-      </w:r>
-      <w:proofErr w:type="spellEnd"/>
-      <w:r>
-        <w:t xml:space="preserve">, </w:t>
-      </w:r>
-      <w:proofErr w:type="spellStart"/>
-      <w:r>
-        <w:t>x_B</w:t>
-      </w:r>
-      <w:proofErr w:type="spellEnd"/>
-      <w:r>
-        <w:t xml:space="preserve">, </w:t>
-      </w:r>
-      <w:proofErr w:type="spellStart"/>
-      <w:r>
-        <w:t>y_B</w:t>
-      </w:r>
-      <w:proofErr w:type="spellEnd"/>
-      <w:r>
-        <w:t>]. Missing channels are allowed—later padded with zeros to keep 4 channels.</w:t>
-      </w:r>
-    </w:p>
-    <w:p>
-      <w:pPr>
-        <w:numPr>
-          <w:ilvl w:val="1"/>
-          <w:numId w:val="11"/>
-        </w:numPr>
-      </w:pPr>
-      <w:r>
-        <w:rPr>
-          <w:b/>
-          <w:bCs/>
-        </w:rPr>
-        <w:t>Acoustic</w:t>
-      </w:r>
-      <w:r>
-        <w:t>: it’s single-channel, so it’s converted to a faux 4-channel tensor by putting the acoustic map in channel 0 and zero-padding the other 3. This lets a single CNN/GRU architecture handle both modalities.</w:t>
-      </w:r>
-    </w:p>
-    <w:p>
-      <w:pPr>
-        <w:numPr>
-          <w:ilvl w:val="0"/>
-          <w:numId w:val="11"/>
-        </w:numPr>
-      </w:pPr>
-      <w:r>
-        <w:rPr>
-          <w:b/>
-          <w:bCs/>
-        </w:rPr>
-        <w:lastRenderedPageBreak/>
-        <w:t>Light thinning of scalograms</w:t>
-      </w:r>
-      <w:r>
-        <w:br/>
-        <w:t xml:space="preserve">Each scalogram (F×T) is trimmed to the bottom 128 frequency bins (configurable) and time is </w:t>
-      </w:r>
-      <w:proofErr w:type="spellStart"/>
-      <w:r>
-        <w:t>downsampled</w:t>
-      </w:r>
-      <w:proofErr w:type="spellEnd"/>
-      <w:r>
-        <w:t xml:space="preserve"> by COL_STRIDE=8 with a cap MAX_TIME_COLS_PER_FILE, to keep tensors manageable across models.</w:t>
-      </w:r>
-    </w:p>
-    <w:p>
-      <w:pPr>
-        <w:numPr>
-          <w:ilvl w:val="0"/>
-          <w:numId w:val="11"/>
-        </w:numPr>
-      </w:pPr>
-      <w:r>
-        <w:rPr>
-          <w:b/>
-          <w:bCs/>
-        </w:rPr>
-        <w:t>Balanced sampling &amp; stratified split</w:t>
-      </w:r>
-    </w:p>
-    <w:p>
-      <w:pPr>
-        <w:numPr>
-          <w:ilvl w:val="1"/>
-          <w:numId w:val="11"/>
-        </w:numPr>
-      </w:pPr>
-      <w:r>
-        <w:t xml:space="preserve">TARGET_PER_CONDITION=24 samples </w:t>
-      </w:r>
-      <w:r>
-        <w:rPr>
-          <w:b/>
-          <w:bCs/>
-        </w:rPr>
-        <w:t>per condition per modality</w:t>
-      </w:r>
-      <w:r>
-        <w:t xml:space="preserve"> are drawn (or fewer if the dataset is small).</w:t>
-      </w:r>
-    </w:p>
-    <w:p>
-      <w:pPr>
-        <w:numPr>
-          <w:ilvl w:val="1"/>
-          <w:numId w:val="11"/>
-        </w:numPr>
-      </w:pPr>
-      <w:r>
-        <w:t>The combined set is split ~70/15/15 into train/</w:t>
-      </w:r>
-      <w:proofErr w:type="spellStart"/>
-      <w:r>
-        <w:t>val</w:t>
-      </w:r>
-      <w:proofErr w:type="spellEnd"/>
-      <w:r>
-        <w:t xml:space="preserve">/test </w:t>
-      </w:r>
-      <w:r>
-        <w:rPr>
-          <w:b/>
-          <w:bCs/>
-        </w:rPr>
-        <w:t>stratified by condition</w:t>
-      </w:r>
-      <w:r>
-        <w:t>.</w:t>
-      </w:r>
-    </w:p>
-    <w:p>
-      <w:pPr>
-        <w:numPr>
-          <w:ilvl w:val="0"/>
-          <w:numId w:val="11"/>
-        </w:numPr>
-      </w:pPr>
-      <w:r>
-        <w:rPr>
-          <w:b/>
-          <w:bCs/>
-        </w:rPr>
-        <w:t>Two parallel pipelines</w:t>
-      </w:r>
-    </w:p>
-    <w:p>
-      <w:pPr>
-        <w:numPr>
-          <w:ilvl w:val="1"/>
-          <w:numId w:val="11"/>
-        </w:numPr>
-      </w:pPr>
-      <w:r>
-        <w:rPr>
-          <w:b/>
-          <w:bCs/>
-        </w:rPr>
-        <w:t>Classical models</w:t>
-      </w:r>
-      <w:r>
-        <w:t xml:space="preserve"> (SVM/ELM/DBN/AE/BPNN): work on </w:t>
-      </w:r>
-      <w:r>
-        <w:rPr>
-          <w:b/>
-          <w:bCs/>
-        </w:rPr>
-        <w:t>PCA features</w:t>
-      </w:r>
-      <w:r>
-        <w:t xml:space="preserve"> from flattened 4-ch scalograms.</w:t>
-      </w:r>
-    </w:p>
-    <w:p>
-      <w:pPr>
-        <w:numPr>
-          <w:ilvl w:val="1"/>
-          <w:numId w:val="11"/>
-        </w:numPr>
-      </w:pPr>
-      <w:r>
-        <w:rPr>
-          <w:b/>
-          <w:bCs/>
-        </w:rPr>
-        <w:t>Neural models</w:t>
-      </w:r>
-      <w:r>
-        <w:t xml:space="preserve"> (CNN, GRU): work on </w:t>
-      </w:r>
-      <w:r>
-        <w:rPr>
-          <w:b/>
-          <w:bCs/>
-        </w:rPr>
-        <w:t>4-ch tensors</w:t>
-      </w:r>
-      <w:r>
-        <w:t>, with multitask heads (condition + severity).</w:t>
-      </w:r>
-    </w:p>
-    <w:p>
-      <w:pPr>
-        <w:numPr>
-          <w:ilvl w:val="0"/>
-          <w:numId w:val="11"/>
-        </w:numPr>
-      </w:pPr>
-      <w:r>
-        <w:rPr>
-          <w:b/>
-          <w:bCs/>
-        </w:rPr>
-        <w:t>Training &amp; evaluation</w:t>
-      </w:r>
-    </w:p>
-    <w:p>
-      <w:pPr>
-        <w:numPr>
-          <w:ilvl w:val="1"/>
-          <w:numId w:val="11"/>
-        </w:numPr>
-      </w:pPr>
-      <w:r>
-        <w:t xml:space="preserve">Classical models: predict </w:t>
-      </w:r>
-      <w:r>
-        <w:rPr>
-          <w:b/>
-          <w:bCs/>
-        </w:rPr>
-        <w:t>condition</w:t>
-      </w:r>
-      <w:r>
-        <w:t xml:space="preserve"> only.</w:t>
-      </w:r>
-    </w:p>
-    <w:p>
-      <w:pPr>
-        <w:numPr>
-          <w:ilvl w:val="1"/>
-          <w:numId w:val="11"/>
-        </w:numPr>
-      </w:pPr>
-      <w:r>
-        <w:t xml:space="preserve">CNN/GRU: predict </w:t>
-      </w:r>
-      <w:r>
-        <w:rPr>
-          <w:b/>
-          <w:bCs/>
-        </w:rPr>
-        <w:t>condition and severity</w:t>
-      </w:r>
-      <w:r>
-        <w:t xml:space="preserve"> jointly (sum of two CE losses).</w:t>
-      </w:r>
-    </w:p>
-    <w:p>
-      <w:pPr>
-        <w:numPr>
-          <w:ilvl w:val="1"/>
-          <w:numId w:val="11"/>
-        </w:numPr>
-      </w:pPr>
-      <w:r>
-        <w:t xml:space="preserve">Reports test </w:t>
-      </w:r>
-      <w:r>
-        <w:rPr>
-          <w:b/>
-          <w:bCs/>
-        </w:rPr>
-        <w:t>accuracy</w:t>
-      </w:r>
-      <w:r>
-        <w:t xml:space="preserve"> and </w:t>
-      </w:r>
-      <w:r>
-        <w:rPr>
-          <w:b/>
-          <w:bCs/>
-        </w:rPr>
-        <w:t>macro-F1</w:t>
-      </w:r>
-      <w:r>
-        <w:t xml:space="preserve"> per task.</w:t>
-      </w:r>
-    </w:p>
-    <w:p>
-      <w:r>
-        <w:pict w14:anchorId="1C972DDC">
-          <v:rect id="_x0000_i1097" style="width:0;height:1.5pt" o:hralign="center" o:hrstd="t" o:hr="t" fillcolor="#a0a0a0" stroked="f"/>
-        </w:pict>
-      </w:r>
-    </w:p>
-    <w:p>
-      <w:pPr>
-        <w:rPr>
-          <w:b/>
-          <w:bCs/>
-        </w:rPr>
-      </w:pPr>
-      <w:r>
-        <w:rPr>
-          <w:b/>
-          <w:bCs/>
-        </w:rPr>
-        <w:t>Key configuration knobs (top of the file)</w:t>
-      </w:r>
-    </w:p>
-    <w:p>
-      <w:pPr>
-        <w:numPr>
-          <w:ilvl w:val="0"/>
-          <w:numId w:val="12"/>
-        </w:numPr>
-      </w:pPr>
-      <w:r>
-        <w:t xml:space="preserve">SCALOGRAM_ROOT: </w:t>
-      </w:r>
-      <w:proofErr w:type="gramStart"/>
-      <w:r>
-        <w:t>where .</w:t>
-      </w:r>
-      <w:proofErr w:type="spellStart"/>
-      <w:r>
-        <w:t>npy</w:t>
-      </w:r>
-      <w:proofErr w:type="spellEnd"/>
-      <w:proofErr w:type="gramEnd"/>
-      <w:r>
-        <w:t xml:space="preserve"> scalograms live.</w:t>
-      </w:r>
-    </w:p>
-    <w:p>
-      <w:pPr>
-        <w:numPr>
-          <w:ilvl w:val="0"/>
-          <w:numId w:val="12"/>
-        </w:numPr>
-      </w:pPr>
-      <w:r>
-        <w:t>VIB_CH_ORDER: enforced channel order for vibration fusion.</w:t>
-      </w:r>
-    </w:p>
-    <w:p>
-      <w:pPr>
-        <w:numPr>
-          <w:ilvl w:val="0"/>
-          <w:numId w:val="12"/>
-        </w:numPr>
-      </w:pPr>
-      <w:r>
-        <w:t>TARGET_PER_CONDITION: caps how many items per condition per modality to keep the benchmark small and balanced.</w:t>
-      </w:r>
-    </w:p>
-    <w:p>
-      <w:pPr>
-        <w:numPr>
-          <w:ilvl w:val="0"/>
-          <w:numId w:val="12"/>
-        </w:numPr>
-      </w:pPr>
-      <w:r>
-        <w:rPr>
-          <w:b/>
-          <w:bCs/>
-        </w:rPr>
-        <w:t>Thinning</w:t>
-      </w:r>
-      <w:r>
-        <w:t>: FREQ_SLICE</w:t>
-      </w:r>
-      <w:proofErr w:type="gramStart"/>
-      <w:r>
-        <w:t>=(</w:t>
-      </w:r>
-      <w:proofErr w:type="gramEnd"/>
-      <w:r>
-        <w:t>None, 128), COL_STRIDE=8, MAX_TIME_COLS_PER_FILE=20000.</w:t>
-      </w:r>
-    </w:p>
-    <w:p>
-      <w:pPr>
-        <w:numPr>
-          <w:ilvl w:val="0"/>
-          <w:numId w:val="12"/>
-        </w:numPr>
-      </w:pPr>
-      <w:r>
-        <w:rPr>
-          <w:b/>
-          <w:bCs/>
-        </w:rPr>
-        <w:t>Neural training</w:t>
-      </w:r>
-      <w:r>
-        <w:t>: EPOCHS_CNN/GRU, BATCH_SIZE, BASE_LR, LABEL_SMOOTH, DROPOUT_P, MIXED_PREC, CLIP_NORM.</w:t>
-      </w:r>
-    </w:p>
-    <w:p>
-      <w:pPr>
-        <w:numPr>
-          <w:ilvl w:val="0"/>
-          <w:numId w:val="12"/>
-        </w:numPr>
-      </w:pPr>
-      <w:r>
-        <w:rPr>
-          <w:b/>
-          <w:bCs/>
-        </w:rPr>
-        <w:t>GRU shaping</w:t>
-      </w:r>
-      <w:r>
-        <w:t>: GRU_TIME_STRIDE, GRU_TMAX (limit sequence length).</w:t>
-      </w:r>
-    </w:p>
-    <w:p>
-      <w:r>
-        <w:pict w14:anchorId="6EC713C1">
-          <v:rect id="_x0000_i1098" style="width:0;height:1.5pt" o:hralign="center" o:hrstd="t" o:hr="t" fillcolor="#a0a0a0" stroked="f"/>
-        </w:pict>
-      </w:r>
-    </w:p>
-    <w:p>
-      <w:pPr>
-        <w:rPr>
-          <w:b/>
-          <w:bCs/>
-        </w:rPr>
-      </w:pPr>
-      <w:r>
-        <w:rPr>
-          <w:b/>
-          <w:bCs/>
-        </w:rPr>
-        <w:t>Data utilities &amp; datasets</w:t>
-      </w:r>
-    </w:p>
-    <w:p>
-      <w:pPr>
-        <w:numPr>
-          <w:ilvl w:val="0"/>
-          <w:numId w:val="13"/>
-        </w:numPr>
-      </w:pPr>
-      <w:proofErr w:type="spellStart"/>
-      <w:r>
-        <w:rPr>
-          <w:b/>
-          <w:bCs/>
-        </w:rPr>
-        <w:t>discover_acoustic_items</w:t>
-      </w:r>
-      <w:proofErr w:type="spellEnd"/>
-      <w:r>
-        <w:t>: returns (</w:t>
-      </w:r>
-      <w:proofErr w:type="spellStart"/>
-      <w:r>
-        <w:t>npy_path</w:t>
-      </w:r>
-      <w:proofErr w:type="spellEnd"/>
-      <w:r>
-        <w:t>, condition, severity) for acoustic.</w:t>
-      </w:r>
-    </w:p>
-    <w:p>
-      <w:pPr>
-        <w:numPr>
-          <w:ilvl w:val="0"/>
-          <w:numId w:val="13"/>
-        </w:numPr>
-      </w:pPr>
-      <w:proofErr w:type="spellStart"/>
-      <w:r>
-        <w:rPr>
-          <w:b/>
-          <w:bCs/>
-        </w:rPr>
-        <w:lastRenderedPageBreak/>
-        <w:t>discover_vibration_groups</w:t>
-      </w:r>
-      <w:proofErr w:type="spellEnd"/>
-      <w:r>
-        <w:t>: assembles groups for vibration:</w:t>
-      </w:r>
-    </w:p>
-    <w:p>
-      <w:pPr>
-        <w:numPr>
-          <w:ilvl w:val="1"/>
-          <w:numId w:val="13"/>
-        </w:numPr>
-      </w:pPr>
-      <w:r>
-        <w:t>Buckets all windows by (</w:t>
-      </w:r>
-      <w:proofErr w:type="spellStart"/>
-      <w:r>
-        <w:t>source_csv</w:t>
-      </w:r>
-      <w:proofErr w:type="spellEnd"/>
-      <w:r>
-        <w:t xml:space="preserve">, </w:t>
-      </w:r>
-      <w:proofErr w:type="spellStart"/>
-      <w:r>
-        <w:t>window_index</w:t>
-      </w:r>
-      <w:proofErr w:type="spellEnd"/>
-      <w:r>
-        <w:t>),</w:t>
-      </w:r>
-    </w:p>
-    <w:p>
-      <w:pPr>
-        <w:numPr>
-          <w:ilvl w:val="1"/>
-          <w:numId w:val="13"/>
-        </w:numPr>
-      </w:pPr>
-      <w:r>
-        <w:t>Collects whatever channels exist for that key in the canonical order,</w:t>
-      </w:r>
-    </w:p>
-    <w:p>
-      <w:pPr>
-        <w:numPr>
-          <w:ilvl w:val="1"/>
-          <w:numId w:val="13"/>
-        </w:numPr>
-      </w:pPr>
-      <w:r>
-        <w:t>Keeps the (condition, severity) label for that group.</w:t>
-      </w:r>
-    </w:p>
-    <w:p>
-      <w:pPr>
-        <w:numPr>
-          <w:ilvl w:val="0"/>
-          <w:numId w:val="13"/>
-        </w:numPr>
-      </w:pPr>
-      <w:proofErr w:type="spellStart"/>
-      <w:r>
-        <w:rPr>
-          <w:b/>
-          <w:bCs/>
-        </w:rPr>
-        <w:t>freq_time_thin</w:t>
-      </w:r>
-      <w:proofErr w:type="spellEnd"/>
-      <w:r>
-        <w:t xml:space="preserve">: applies </w:t>
-      </w:r>
-      <w:proofErr w:type="spellStart"/>
-      <w:r>
-        <w:t>freq</w:t>
-      </w:r>
-      <w:proofErr w:type="spellEnd"/>
-      <w:r>
-        <w:t xml:space="preserve"> slice, time stride, and time cap.</w:t>
-      </w:r>
-    </w:p>
-    <w:p>
-      <w:pPr>
-        <w:numPr>
-          <w:ilvl w:val="0"/>
-          <w:numId w:val="13"/>
-        </w:numPr>
-      </w:pPr>
-      <w:r>
-        <w:rPr>
-          <w:b/>
-          <w:bCs/>
-        </w:rPr>
-        <w:t>load_vibration_group_4ch</w:t>
-      </w:r>
-      <w:r>
-        <w:t>: loads &amp; stacks per-channel thinned arrays, aligns time by truncating to the shortest channel, then stacks into (</w:t>
-      </w:r>
-      <w:proofErr w:type="gramStart"/>
-      <w:r>
-        <w:t>C,F</w:t>
-      </w:r>
-      <w:proofErr w:type="gramEnd"/>
-      <w:r>
-        <w:t>,T).</w:t>
-      </w:r>
-    </w:p>
-    <w:p>
-      <w:pPr>
-        <w:numPr>
-          <w:ilvl w:val="0"/>
-          <w:numId w:val="13"/>
-        </w:numPr>
-      </w:pPr>
-      <w:r>
-        <w:rPr>
-          <w:b/>
-          <w:bCs/>
-        </w:rPr>
-        <w:t>load_acoustic_as_4ch</w:t>
-      </w:r>
-      <w:r>
-        <w:t>: puts the acoustic map into channel 0 and zeros the rest → (</w:t>
-      </w:r>
-      <w:proofErr w:type="gramStart"/>
-      <w:r>
-        <w:t>4,F</w:t>
-      </w:r>
-      <w:proofErr w:type="gramEnd"/>
-      <w:r>
-        <w:t>,T).</w:t>
-      </w:r>
-    </w:p>
-    <w:p>
-      <w:pPr>
-        <w:numPr>
-          <w:ilvl w:val="0"/>
-          <w:numId w:val="13"/>
-        </w:numPr>
-      </w:pPr>
-      <w:proofErr w:type="spellStart"/>
-      <w:r>
-        <w:rPr>
-          <w:b/>
-          <w:bCs/>
-        </w:rPr>
-        <w:t>balanced_select</w:t>
-      </w:r>
-      <w:proofErr w:type="spellEnd"/>
-      <w:r>
-        <w:t xml:space="preserve">: samples up to k items per condition </w:t>
-      </w:r>
-      <w:r>
-        <w:rPr>
-          <w:b/>
-          <w:bCs/>
-        </w:rPr>
-        <w:t>per modality</w:t>
-      </w:r>
-      <w:r>
-        <w:t xml:space="preserve"> to keep classes balanced.</w:t>
-      </w:r>
-    </w:p>
-    <w:p>
-      <w:pPr>
-        <w:numPr>
-          <w:ilvl w:val="0"/>
-          <w:numId w:val="13"/>
-        </w:numPr>
-      </w:pPr>
-      <w:r>
-        <w:rPr>
-          <w:b/>
-          <w:bCs/>
-        </w:rPr>
-        <w:t>NpyDataset4Ch</w:t>
-      </w:r>
-      <w:r>
-        <w:t xml:space="preserve">: yields (X, </w:t>
-      </w:r>
-      <w:proofErr w:type="spellStart"/>
-      <w:r>
-        <w:t>y_cond</w:t>
-      </w:r>
-      <w:proofErr w:type="spellEnd"/>
-      <w:r>
-        <w:t xml:space="preserve">, </w:t>
-      </w:r>
-      <w:proofErr w:type="spellStart"/>
-      <w:r>
-        <w:t>y_sev</w:t>
-      </w:r>
-      <w:proofErr w:type="spellEnd"/>
-      <w:r>
-        <w:t>) where X has shape (4, F, T).</w:t>
-      </w:r>
-    </w:p>
-    <w:p>
-      <w:r>
-        <w:pict w14:anchorId="664DD436">
-          <v:rect id="_x0000_i1099" style="width:0;height:1.5pt" o:hralign="center" o:hrstd="t" o:hr="t" fillcolor="#a0a0a0" stroked="f"/>
-        </w:pict>
-      </w:r>
-    </w:p>
-    <w:p>
-      <w:pPr>
-        <w:rPr>
-          <w:b/>
-          <w:bCs/>
-        </w:rPr>
-      </w:pPr>
-      <w:r>
-        <w:rPr>
-          <w:b/>
-          <w:bCs/>
-        </w:rPr>
-        <w:t>Classical feature pipeline (for SVM / ELM / DBN / AE / BPNN)</w:t>
-      </w:r>
-    </w:p>
-    <w:p>
-      <w:pPr>
-        <w:numPr>
-          <w:ilvl w:val="0"/>
-          <w:numId w:val="14"/>
-        </w:numPr>
-      </w:pPr>
-      <w:r>
-        <w:rPr>
-          <w:b/>
-          <w:bCs/>
-        </w:rPr>
-        <w:t>Build flat features</w:t>
-      </w:r>
-      <w:r>
-        <w:t xml:space="preserve">: </w:t>
-      </w:r>
-      <w:proofErr w:type="spellStart"/>
-      <w:r>
-        <w:t>build_flat_features</w:t>
-      </w:r>
-      <w:proofErr w:type="spellEnd"/>
-      <w:r>
-        <w:t xml:space="preserve"> loads 4-ch tensors, applies log1p, flattens to 1D.</w:t>
-      </w:r>
-    </w:p>
-    <w:p>
-      <w:pPr>
-        <w:numPr>
-          <w:ilvl w:val="0"/>
-          <w:numId w:val="14"/>
-        </w:numPr>
-      </w:pPr>
-      <w:r>
-        <w:rPr>
-          <w:b/>
-          <w:bCs/>
-        </w:rPr>
-        <w:t>Standardize &amp; PCA</w:t>
-      </w:r>
-      <w:r>
-        <w:t xml:space="preserve">: </w:t>
-      </w:r>
-      <w:proofErr w:type="spellStart"/>
-      <w:r>
-        <w:t>StandardScaler</w:t>
-      </w:r>
-      <w:proofErr w:type="spellEnd"/>
-      <w:r>
-        <w:t xml:space="preserve"> → PCA(</w:t>
-      </w:r>
-      <w:proofErr w:type="spellStart"/>
-      <w:r>
-        <w:t>n_components</w:t>
-      </w:r>
-      <w:proofErr w:type="spellEnd"/>
-      <w:r>
-        <w:t>=PCA_DIM) gives a compact, decorrelated feature vector.</w:t>
-      </w:r>
-    </w:p>
-    <w:p>
-      <w:pPr>
-        <w:numPr>
-          <w:ilvl w:val="0"/>
-          <w:numId w:val="14"/>
-        </w:numPr>
-      </w:pPr>
-      <w:r>
-        <w:rPr>
-          <w:b/>
-          <w:bCs/>
-        </w:rPr>
-        <w:t>Train classical models</w:t>
-      </w:r>
-      <w:r>
-        <w:t xml:space="preserve"> on PCA features and </w:t>
-      </w:r>
-      <w:r>
-        <w:rPr>
-          <w:b/>
-          <w:bCs/>
-        </w:rPr>
-        <w:t>predict condition</w:t>
-      </w:r>
-      <w:r>
-        <w:t xml:space="preserve"> (severity not </w:t>
-      </w:r>
-      <w:proofErr w:type="spellStart"/>
-      <w:r>
-        <w:t>modeled</w:t>
-      </w:r>
-      <w:proofErr w:type="spellEnd"/>
-      <w:r>
-        <w:t xml:space="preserve"> here).</w:t>
-      </w:r>
-    </w:p>
-    <w:p>
-      <w:r>
-        <w:rPr>
-          <w:b/>
-          <w:bCs/>
-        </w:rPr>
-        <w:t>Why PCA?</w:t>
-      </w:r>
-      <w:r>
-        <w:br/>
-        <w:t>It denoises and reduces the extremely high dimensional (4×F×T) vectors to a tractable size, which:</w:t>
-      </w:r>
-    </w:p>
-    <w:p>
-      <w:pPr>
-        <w:numPr>
-          <w:ilvl w:val="0"/>
-          <w:numId w:val="15"/>
-        </w:numPr>
-      </w:pPr>
-      <w:r>
-        <w:t>stabilizes SVM, logistic, ELM, RBM training,</w:t>
-      </w:r>
-    </w:p>
-    <w:p>
-      <w:pPr>
-        <w:numPr>
-          <w:ilvl w:val="0"/>
-          <w:numId w:val="15"/>
-        </w:numPr>
-      </w:pPr>
-      <w:r>
-        <w:t>speeds things up,</w:t>
-      </w:r>
-    </w:p>
-    <w:p>
-      <w:pPr>
-        <w:numPr>
-          <w:ilvl w:val="0"/>
-          <w:numId w:val="15"/>
-        </w:numPr>
-      </w:pPr>
-      <w:r>
-        <w:t>improves generalization in small-sample settings.</w:t>
-      </w:r>
-    </w:p>
-    <w:p>
-      <w:r>
-        <w:pict w14:anchorId="52D31A9F">
-          <v:rect id="_x0000_i1100" style="width:0;height:1.5pt" o:hralign="center" o:hrstd="t" o:hr="t" fillcolor="#a0a0a0" stroked="f"/>
-        </w:pict>
-      </w:r>
-    </w:p>
-    <w:p>
-      <w:pPr>
-        <w:rPr>
-          <w:b/>
-          <w:bCs/>
-        </w:rPr>
-      </w:pPr>
-      <w:r>
-        <w:rPr>
-          <w:b/>
-          <w:bCs/>
-        </w:rPr>
-        <w:t>Models explained</w:t>
-      </w:r>
-    </w:p>
-    <w:p>
-      <w:pPr>
-        <w:rPr>
-          <w:b/>
-          <w:bCs/>
-        </w:rPr>
-      </w:pPr>
-      <w:r>
-        <w:rPr>
-          <w:b/>
-          <w:bCs/>
-        </w:rPr>
-        <w:t>1) BPNN (MLP on PCA features)</w:t>
+        <w:t>).</w:t>
       </w:r>
     </w:p>
     <w:p>
@@ -4494,548 +4633,590 @@
           <w:b/>
           <w:bCs/>
         </w:rPr>
+        <w:t>Input</w:t>
+      </w:r>
+      <w:r>
+        <w:t>: PCA features.</w:t>
+      </w:r>
+    </w:p>
+    <w:p>
+      <w:pPr>
+        <w:numPr>
+          <w:ilvl w:val="0"/>
+          <w:numId w:val="16"/>
+        </w:numPr>
+      </w:pPr>
+      <w:r>
+        <w:rPr>
+          <w:b/>
+          <w:bCs/>
+        </w:rPr>
+        <w:t>Task</w:t>
+      </w:r>
+      <w:r>
+        <w:t>: condition classification only.</w:t>
+      </w:r>
+    </w:p>
+    <w:p>
+      <w:pPr>
+        <w:numPr>
+          <w:ilvl w:val="0"/>
+          <w:numId w:val="16"/>
+        </w:numPr>
+      </w:pPr>
+      <w:r>
+        <w:rPr>
+          <w:b/>
+          <w:bCs/>
+        </w:rPr>
+        <w:t>Why</w:t>
+      </w:r>
+      <w:r>
+        <w:t>: strong, fast baseline for tabular-</w:t>
+      </w:r>
+      <w:proofErr w:type="spellStart"/>
+      <w:r>
+        <w:t>ish</w:t>
+      </w:r>
+      <w:proofErr w:type="spellEnd"/>
+      <w:r>
+        <w:t xml:space="preserve"> embeddings like PCA outputs.</w:t>
+      </w:r>
+    </w:p>
+    <w:p>
+      <w:pPr>
+        <w:rPr>
+          <w:b/>
+          <w:bCs/>
+        </w:rPr>
+      </w:pPr>
+      <w:r>
+        <w:rPr>
+          <w:b/>
+          <w:bCs/>
+        </w:rPr>
+        <w:t>2) SVM (RBF kernel) on PCA</w:t>
+      </w:r>
+    </w:p>
+    <w:p>
+      <w:pPr>
+        <w:numPr>
+          <w:ilvl w:val="0"/>
+          <w:numId w:val="17"/>
+        </w:numPr>
+      </w:pPr>
+      <w:r>
+        <w:rPr>
+          <w:b/>
+          <w:bCs/>
+        </w:rPr>
         <w:t>What</w:t>
       </w:r>
       <w:r>
         <w:t xml:space="preserve">: </w:t>
+      </w:r>
+      <w:proofErr w:type="gramStart"/>
+      <w:r>
+        <w:t>SVC(</w:t>
+      </w:r>
+      <w:proofErr w:type="gramEnd"/>
+      <w:r>
+        <w:t>kernel="</w:t>
+      </w:r>
+      <w:proofErr w:type="spellStart"/>
+      <w:r>
+        <w:t>rbf</w:t>
+      </w:r>
+      <w:proofErr w:type="spellEnd"/>
+      <w:r>
+        <w:t xml:space="preserve">", C=4.0, gamma="scale", </w:t>
+      </w:r>
+      <w:proofErr w:type="spellStart"/>
+      <w:r>
+        <w:t>class_weight</w:t>
+      </w:r>
+      <w:proofErr w:type="spellEnd"/>
+      <w:r>
+        <w:t>="balanced").</w:t>
+      </w:r>
+    </w:p>
+    <w:p>
+      <w:pPr>
+        <w:numPr>
+          <w:ilvl w:val="0"/>
+          <w:numId w:val="17"/>
+        </w:numPr>
+      </w:pPr>
+      <w:r>
+        <w:rPr>
+          <w:b/>
+          <w:bCs/>
+        </w:rPr>
+        <w:t>Input</w:t>
+      </w:r>
+      <w:r>
+        <w:t>: PCA features.</w:t>
+      </w:r>
+    </w:p>
+    <w:p>
+      <w:pPr>
+        <w:numPr>
+          <w:ilvl w:val="0"/>
+          <w:numId w:val="17"/>
+        </w:numPr>
+      </w:pPr>
+      <w:r>
+        <w:rPr>
+          <w:b/>
+          <w:bCs/>
+        </w:rPr>
+        <w:t>Task</w:t>
+      </w:r>
+      <w:r>
+        <w:t>: condition only.</w:t>
+      </w:r>
+    </w:p>
+    <w:p>
+      <w:pPr>
+        <w:numPr>
+          <w:ilvl w:val="0"/>
+          <w:numId w:val="17"/>
+        </w:numPr>
+      </w:pPr>
+      <w:r>
+        <w:rPr>
+          <w:b/>
+          <w:bCs/>
+        </w:rPr>
+        <w:t>Why</w:t>
+      </w:r>
+      <w:r>
+        <w:t>: often excellent with low-dim, well-scaled embeddings; robust on small samples.</w:t>
+      </w:r>
+    </w:p>
+    <w:p>
+      <w:pPr>
+        <w:rPr>
+          <w:b/>
+          <w:bCs/>
+        </w:rPr>
+      </w:pPr>
+      <w:r>
+        <w:rPr>
+          <w:b/>
+          <w:bCs/>
+        </w:rPr>
+        <w:t>3) ELM (Extreme Learning Machine) on PCA</w:t>
+      </w:r>
+    </w:p>
+    <w:p>
+      <w:pPr>
+        <w:numPr>
+          <w:ilvl w:val="0"/>
+          <w:numId w:val="18"/>
+        </w:numPr>
+      </w:pPr>
+      <w:r>
+        <w:rPr>
+          <w:b/>
+          <w:bCs/>
+        </w:rPr>
+        <w:t>What</w:t>
+      </w:r>
+      <w:r>
+        <w:t xml:space="preserve">: custom single-hidden-layer net with </w:t>
+      </w:r>
+      <w:r>
+        <w:rPr>
+          <w:b/>
+          <w:bCs/>
+        </w:rPr>
+        <w:t>random</w:t>
+      </w:r>
+      <w:r>
+        <w:t xml:space="preserve"> hidden weights; output weights solved in </w:t>
+      </w:r>
+      <w:r>
+        <w:rPr>
+          <w:b/>
+          <w:bCs/>
+        </w:rPr>
+        <w:t>closed form</w:t>
+      </w:r>
+      <w:r>
+        <w:t xml:space="preserve"> with ridge regression.</w:t>
+      </w:r>
+    </w:p>
+    <w:p>
+      <w:pPr>
+        <w:numPr>
+          <w:ilvl w:val="0"/>
+          <w:numId w:val="18"/>
+        </w:numPr>
+      </w:pPr>
+      <w:r>
+        <w:rPr>
+          <w:b/>
+          <w:bCs/>
+        </w:rPr>
+        <w:t>Input</w:t>
+      </w:r>
+      <w:r>
+        <w:t>: PCA features.</w:t>
+      </w:r>
+    </w:p>
+    <w:p>
+      <w:pPr>
+        <w:numPr>
+          <w:ilvl w:val="0"/>
+          <w:numId w:val="18"/>
+        </w:numPr>
+      </w:pPr>
+      <w:r>
+        <w:rPr>
+          <w:b/>
+          <w:bCs/>
+        </w:rPr>
+        <w:t>Task</w:t>
+      </w:r>
+      <w:r>
+        <w:t>: condition only.</w:t>
+      </w:r>
+    </w:p>
+    <w:p>
+      <w:pPr>
+        <w:numPr>
+          <w:ilvl w:val="0"/>
+          <w:numId w:val="18"/>
+        </w:numPr>
+      </w:pPr>
+      <w:r>
+        <w:rPr>
+          <w:b/>
+          <w:bCs/>
+        </w:rPr>
+        <w:t>Why</w:t>
+      </w:r>
+      <w:r>
+        <w:t>: very fast training, decent baseline; sometimes rivals SVM/MLP when features are good.</w:t>
+      </w:r>
+    </w:p>
+    <w:p>
+      <w:pPr>
+        <w:rPr>
+          <w:b/>
+          <w:bCs/>
+        </w:rPr>
+      </w:pPr>
+      <w:r>
+        <w:rPr>
+          <w:b/>
+          <w:bCs/>
+        </w:rPr>
+        <w:t>4) DBN (RBM stack + Logistic Regression) on PCA</w:t>
+      </w:r>
+    </w:p>
+    <w:p>
+      <w:pPr>
+        <w:numPr>
+          <w:ilvl w:val="0"/>
+          <w:numId w:val="19"/>
+        </w:numPr>
+      </w:pPr>
+      <w:r>
+        <w:rPr>
+          <w:b/>
+          <w:bCs/>
+        </w:rPr>
+        <w:t>What</w:t>
+      </w:r>
+      <w:r>
+        <w:t xml:space="preserve">: Pipeline of two </w:t>
+      </w:r>
+      <w:proofErr w:type="spellStart"/>
+      <w:r>
+        <w:t>BernoulliRBMs</w:t>
+      </w:r>
+      <w:proofErr w:type="spellEnd"/>
+      <w:r>
+        <w:t xml:space="preserve"> (unsupervised feature learners) followed by </w:t>
+      </w:r>
+      <w:proofErr w:type="spellStart"/>
+      <w:r>
+        <w:t>LogisticRegression</w:t>
+      </w:r>
+      <w:proofErr w:type="spellEnd"/>
+      <w:r>
+        <w:t>.</w:t>
+      </w:r>
+    </w:p>
+    <w:p>
+      <w:pPr>
+        <w:numPr>
+          <w:ilvl w:val="0"/>
+          <w:numId w:val="19"/>
+        </w:numPr>
+      </w:pPr>
+      <w:r>
+        <w:rPr>
+          <w:b/>
+          <w:bCs/>
+        </w:rPr>
+        <w:t>Input</w:t>
+      </w:r>
+      <w:r>
+        <w:t>: PCA features, scaled to [0,1] for RBMs.</w:t>
+      </w:r>
+    </w:p>
+    <w:p>
+      <w:pPr>
+        <w:numPr>
+          <w:ilvl w:val="0"/>
+          <w:numId w:val="19"/>
+        </w:numPr>
+      </w:pPr>
+      <w:r>
+        <w:rPr>
+          <w:b/>
+          <w:bCs/>
+        </w:rPr>
+        <w:t>Task</w:t>
+      </w:r>
+      <w:r>
+        <w:t>: condition only.</w:t>
+      </w:r>
+    </w:p>
+    <w:p>
+      <w:pPr>
+        <w:numPr>
+          <w:ilvl w:val="0"/>
+          <w:numId w:val="19"/>
+        </w:numPr>
+      </w:pPr>
+      <w:r>
+        <w:rPr>
+          <w:b/>
+          <w:bCs/>
+        </w:rPr>
+        <w:t>Why</w:t>
+      </w:r>
+      <w:r>
+        <w:t>: classic pre-deep-learning generative feature learning baseline.</w:t>
+      </w:r>
+    </w:p>
+    <w:p>
+      <w:pPr>
+        <w:rPr>
+          <w:b/>
+          <w:bCs/>
+        </w:rPr>
+      </w:pPr>
+      <w:r>
+        <w:rPr>
+          <w:b/>
+          <w:bCs/>
+        </w:rPr>
+        <w:t>5) AE + LR on PCA</w:t>
+      </w:r>
+    </w:p>
+    <w:p>
+      <w:pPr>
+        <w:numPr>
+          <w:ilvl w:val="0"/>
+          <w:numId w:val="20"/>
+        </w:numPr>
+      </w:pPr>
+      <w:r>
+        <w:rPr>
+          <w:b/>
+          <w:bCs/>
+        </w:rPr>
+        <w:t>What</w:t>
+      </w:r>
+      <w:r>
+        <w:t xml:space="preserve">: Torch </w:t>
+      </w:r>
+      <w:r>
+        <w:rPr>
+          <w:b/>
+          <w:bCs/>
+        </w:rPr>
+        <w:t>autoencoder</w:t>
+      </w:r>
+      <w:r>
+        <w:t xml:space="preserve"> compresses PCA features to a bottleneck; then a </w:t>
+      </w:r>
+      <w:proofErr w:type="spellStart"/>
+      <w:r>
+        <w:t>LogisticRegression</w:t>
+      </w:r>
+      <w:proofErr w:type="spellEnd"/>
+      <w:r>
+        <w:t xml:space="preserve"> is trained on the learned code.</w:t>
+      </w:r>
+    </w:p>
+    <w:p>
+      <w:pPr>
+        <w:numPr>
+          <w:ilvl w:val="0"/>
+          <w:numId w:val="20"/>
+        </w:numPr>
+      </w:pPr>
+      <w:r>
+        <w:rPr>
+          <w:b/>
+          <w:bCs/>
+        </w:rPr>
+        <w:lastRenderedPageBreak/>
+        <w:t>Input</w:t>
+      </w:r>
+      <w:r>
+        <w:t>: PCA features → AE → latent code → LR.</w:t>
+      </w:r>
+    </w:p>
+    <w:p>
+      <w:pPr>
+        <w:numPr>
+          <w:ilvl w:val="0"/>
+          <w:numId w:val="20"/>
+        </w:numPr>
+      </w:pPr>
+      <w:r>
+        <w:rPr>
+          <w:b/>
+          <w:bCs/>
+        </w:rPr>
+        <w:t>Task</w:t>
+      </w:r>
+      <w:r>
+        <w:t>: condition only.</w:t>
+      </w:r>
+    </w:p>
+    <w:p>
+      <w:pPr>
+        <w:numPr>
+          <w:ilvl w:val="0"/>
+          <w:numId w:val="20"/>
+        </w:numPr>
+      </w:pPr>
+      <w:r>
+        <w:rPr>
+          <w:b/>
+          <w:bCs/>
+        </w:rPr>
+        <w:t>Why</w:t>
+      </w:r>
+      <w:r>
+        <w:t>: tests whether a learned non-linear compression helps linear separability.</w:t>
+      </w:r>
+    </w:p>
+    <w:p>
+      <w:pPr>
+        <w:rPr>
+          <w:b/>
+          <w:bCs/>
+        </w:rPr>
+      </w:pPr>
+      <w:r>
+        <w:rPr>
+          <w:b/>
+          <w:bCs/>
+        </w:rPr>
+        <w:t>6) CNN2D (multitask: condition + severity)</w:t>
+      </w:r>
+    </w:p>
+    <w:p>
+      <w:pPr>
+        <w:numPr>
+          <w:ilvl w:val="0"/>
+          <w:numId w:val="21"/>
+        </w:numPr>
+      </w:pPr>
+      <w:r>
+        <w:rPr>
+          <w:b/>
+          <w:bCs/>
+        </w:rPr>
+        <w:t>What</w:t>
+      </w:r>
+      <w:r>
+        <w:t xml:space="preserve">: A compact 2-D CNN backbone operating on </w:t>
+      </w:r>
+      <w:r>
+        <w:rPr>
+          <w:b/>
+          <w:bCs/>
+        </w:rPr>
+        <w:t>4-channel</w:t>
+      </w:r>
+      <w:r>
+        <w:t xml:space="preserve"> scalograms:</w:t>
+      </w:r>
+      <w:r>
+        <w:br/>
+      </w:r>
+      <w:proofErr w:type="gramStart"/>
+      <w:r>
+        <w:t>Conv(</w:t>
+      </w:r>
+      <w:proofErr w:type="gramEnd"/>
+      <w:r>
+        <w:t xml:space="preserve">5) → </w:t>
       </w:r>
       <w:proofErr w:type="spellStart"/>
       <w:proofErr w:type="gramStart"/>
       <w:r>
-        <w:t>sklearn.neural</w:t>
+        <w:t>MaxPool</w:t>
+      </w:r>
+      <w:proofErr w:type="spellEnd"/>
+      <w:r>
+        <w:t>(</w:t>
       </w:r>
       <w:proofErr w:type="gramEnd"/>
       <w:r>
-        <w:t>_</w:t>
+        <w:t xml:space="preserve">2,4) → </w:t>
       </w:r>
       <w:proofErr w:type="gramStart"/>
       <w:r>
-        <w:t>network.MLPClassifier</w:t>
+        <w:t>Conv(</w:t>
+      </w:r>
+      <w:proofErr w:type="gramEnd"/>
+      <w:r>
+        <w:t xml:space="preserve">3) → </w:t>
+      </w:r>
+      <w:proofErr w:type="spellStart"/>
+      <w:proofErr w:type="gramStart"/>
+      <w:r>
+        <w:t>MaxPool</w:t>
       </w:r>
       <w:proofErr w:type="spellEnd"/>
+      <w:r>
+        <w:t>(</w:t>
+      </w:r>
       <w:proofErr w:type="gramEnd"/>
       <w:r>
-        <w:t xml:space="preserve"> (</w:t>
+        <w:t xml:space="preserve">2,2) → </w:t>
+      </w:r>
+      <w:proofErr w:type="gramStart"/>
+      <w:r>
+        <w:t>Conv(</w:t>
+      </w:r>
+      <w:proofErr w:type="gramEnd"/>
+      <w:r>
+        <w:t xml:space="preserve">3) → </w:t>
       </w:r>
       <w:proofErr w:type="spellStart"/>
-      <w:r>
-        <w:t>ReLU</w:t>
+      <w:proofErr w:type="gramStart"/>
+      <w:r>
+        <w:t>AdaptiveAvgPool</w:t>
       </w:r>
       <w:proofErr w:type="spellEnd"/>
       <w:r>
-        <w:t xml:space="preserve"> MLP: 256→128 → </w:t>
-      </w:r>
-      <w:proofErr w:type="spellStart"/>
-      <w:r>
-        <w:t>softmax</w:t>
-      </w:r>
-      <w:proofErr w:type="spellEnd"/>
-      <w:r>
-        <w:t>).</w:t>
-      </w:r>
-    </w:p>
-    <w:p>
-      <w:pPr>
-        <w:numPr>
-          <w:ilvl w:val="0"/>
-          <w:numId w:val="16"/>
-        </w:numPr>
-      </w:pPr>
-      <w:r>
-        <w:rPr>
-          <w:b/>
-          <w:bCs/>
-        </w:rPr>
-        <w:lastRenderedPageBreak/>
-        <w:t>Input</w:t>
-      </w:r>
-      <w:r>
-        <w:t>: PCA features.</w:t>
-      </w:r>
-    </w:p>
-    <w:p>
-      <w:pPr>
-        <w:numPr>
-          <w:ilvl w:val="0"/>
-          <w:numId w:val="16"/>
-        </w:numPr>
-      </w:pPr>
-      <w:r>
-        <w:rPr>
-          <w:b/>
-          <w:bCs/>
-        </w:rPr>
-        <w:t>Task</w:t>
-      </w:r>
-      <w:r>
-        <w:t>: condition classification only.</w:t>
-      </w:r>
-    </w:p>
-    <w:p>
-      <w:pPr>
-        <w:numPr>
-          <w:ilvl w:val="0"/>
-          <w:numId w:val="16"/>
-        </w:numPr>
-      </w:pPr>
-      <w:r>
-        <w:rPr>
-          <w:b/>
-          <w:bCs/>
-        </w:rPr>
-        <w:t>Why</w:t>
-      </w:r>
-      <w:r>
-        <w:t>: strong, fast baseline for tabular-</w:t>
-      </w:r>
-      <w:proofErr w:type="spellStart"/>
-      <w:r>
-        <w:t>ish</w:t>
-      </w:r>
-      <w:proofErr w:type="spellEnd"/>
-      <w:r>
-        <w:t xml:space="preserve"> embeddings like PCA outputs.</w:t>
-      </w:r>
-    </w:p>
-    <w:p>
-      <w:pPr>
-        <w:rPr>
-          <w:b/>
-          <w:bCs/>
-        </w:rPr>
-      </w:pPr>
-      <w:r>
-        <w:rPr>
-          <w:b/>
-          <w:bCs/>
-        </w:rPr>
-        <w:t>2) SVM (RBF kernel) on PCA</w:t>
-      </w:r>
-    </w:p>
-    <w:p>
-      <w:pPr>
-        <w:numPr>
-          <w:ilvl w:val="0"/>
-          <w:numId w:val="17"/>
-        </w:numPr>
-      </w:pPr>
-      <w:r>
-        <w:rPr>
-          <w:b/>
-          <w:bCs/>
-        </w:rPr>
-        <w:t>What</w:t>
-      </w:r>
-      <w:r>
-        <w:t xml:space="preserve">: </w:t>
-      </w:r>
-      <w:proofErr w:type="gramStart"/>
-      <w:r>
-        <w:t>SVC(</w:t>
+        <w:t>(</w:t>
       </w:r>
       <w:proofErr w:type="gramEnd"/>
       <w:r>
-        <w:t>kernel="</w:t>
-      </w:r>
-      <w:proofErr w:type="spellStart"/>
-      <w:r>
-        <w:t>rbf</w:t>
-      </w:r>
-      <w:proofErr w:type="spellEnd"/>
-      <w:r>
-        <w:t xml:space="preserve">", C=4.0, gamma="scale", </w:t>
-      </w:r>
-      <w:proofErr w:type="spellStart"/>
-      <w:r>
-        <w:t>class_weight</w:t>
-      </w:r>
-      <w:proofErr w:type="spellEnd"/>
-      <w:r>
-        <w:t>="balanced").</w:t>
-      </w:r>
-    </w:p>
-    <w:p>
-      <w:pPr>
-        <w:numPr>
-          <w:ilvl w:val="0"/>
-          <w:numId w:val="17"/>
-        </w:numPr>
-      </w:pPr>
-      <w:r>
-        <w:rPr>
-          <w:b/>
-          <w:bCs/>
-        </w:rPr>
-        <w:t>Input</w:t>
-      </w:r>
-      <w:r>
-        <w:t>: PCA features.</w:t>
-      </w:r>
-    </w:p>
-    <w:p>
-      <w:pPr>
-        <w:numPr>
-          <w:ilvl w:val="0"/>
-          <w:numId w:val="17"/>
-        </w:numPr>
-      </w:pPr>
-      <w:r>
-        <w:rPr>
-          <w:b/>
-          <w:bCs/>
-        </w:rPr>
-        <w:t>Task</w:t>
-      </w:r>
-      <w:r>
-        <w:t>: condition only.</w:t>
-      </w:r>
-    </w:p>
-    <w:p>
-      <w:pPr>
-        <w:numPr>
-          <w:ilvl w:val="0"/>
-          <w:numId w:val="17"/>
-        </w:numPr>
-      </w:pPr>
-      <w:r>
-        <w:rPr>
-          <w:b/>
-          <w:bCs/>
-        </w:rPr>
-        <w:t>Why</w:t>
-      </w:r>
-      <w:r>
-        <w:t>: often excellent with low-dim, well-scaled embeddings; robust on small samples.</w:t>
-      </w:r>
-    </w:p>
-    <w:p>
-      <w:pPr>
-        <w:rPr>
-          <w:b/>
-          <w:bCs/>
-        </w:rPr>
-      </w:pPr>
-      <w:r>
-        <w:rPr>
-          <w:b/>
-          <w:bCs/>
-        </w:rPr>
-        <w:t>3) ELM (Extreme Learning Machine) on PCA</w:t>
-      </w:r>
-    </w:p>
-    <w:p>
-      <w:pPr>
-        <w:numPr>
-          <w:ilvl w:val="0"/>
-          <w:numId w:val="18"/>
-        </w:numPr>
-      </w:pPr>
-      <w:r>
-        <w:rPr>
-          <w:b/>
-          <w:bCs/>
-        </w:rPr>
-        <w:t>What</w:t>
-      </w:r>
-      <w:r>
-        <w:t xml:space="preserve">: custom single-hidden-layer net with </w:t>
-      </w:r>
-      <w:r>
-        <w:rPr>
-          <w:b/>
-          <w:bCs/>
-        </w:rPr>
-        <w:t>random</w:t>
-      </w:r>
-      <w:r>
-        <w:t xml:space="preserve"> hidden weights; output weights solved in </w:t>
-      </w:r>
-      <w:r>
-        <w:rPr>
-          <w:b/>
-          <w:bCs/>
-        </w:rPr>
-        <w:t>closed form</w:t>
-      </w:r>
-      <w:r>
-        <w:t xml:space="preserve"> with ridge regression.</w:t>
-      </w:r>
-    </w:p>
-    <w:p>
-      <w:pPr>
-        <w:numPr>
-          <w:ilvl w:val="0"/>
-          <w:numId w:val="18"/>
-        </w:numPr>
-      </w:pPr>
-      <w:r>
-        <w:rPr>
-          <w:b/>
-          <w:bCs/>
-        </w:rPr>
-        <w:t>Input</w:t>
-      </w:r>
-      <w:r>
-        <w:t>: PCA features.</w:t>
-      </w:r>
-    </w:p>
-    <w:p>
-      <w:pPr>
-        <w:numPr>
-          <w:ilvl w:val="0"/>
-          <w:numId w:val="18"/>
-        </w:numPr>
-      </w:pPr>
-      <w:r>
-        <w:rPr>
-          <w:b/>
-          <w:bCs/>
-        </w:rPr>
-        <w:t>Task</w:t>
-      </w:r>
-      <w:r>
-        <w:t>: condition only.</w:t>
-      </w:r>
-    </w:p>
-    <w:p>
-      <w:pPr>
-        <w:numPr>
-          <w:ilvl w:val="0"/>
-          <w:numId w:val="18"/>
-        </w:numPr>
-      </w:pPr>
-      <w:r>
-        <w:rPr>
-          <w:b/>
-          <w:bCs/>
-        </w:rPr>
-        <w:t>Why</w:t>
-      </w:r>
-      <w:r>
-        <w:t>: very fast training, decent baseline; sometimes rivals SVM/MLP when features are good.</w:t>
-      </w:r>
-    </w:p>
-    <w:p>
-      <w:pPr>
-        <w:rPr>
-          <w:b/>
-          <w:bCs/>
-        </w:rPr>
-      </w:pPr>
-      <w:r>
-        <w:rPr>
-          <w:b/>
-          <w:bCs/>
-        </w:rPr>
-        <w:t>4) DBN (RBM stack + Logistic Regression) on PCA</w:t>
-      </w:r>
-    </w:p>
-    <w:p>
-      <w:pPr>
-        <w:numPr>
-          <w:ilvl w:val="0"/>
-          <w:numId w:val="19"/>
-        </w:numPr>
-      </w:pPr>
-      <w:r>
-        <w:rPr>
-          <w:b/>
-          <w:bCs/>
-        </w:rPr>
-        <w:t>What</w:t>
-      </w:r>
-      <w:r>
-        <w:t xml:space="preserve">: Pipeline of two </w:t>
-      </w:r>
-      <w:proofErr w:type="spellStart"/>
-      <w:r>
-        <w:t>BernoulliRBMs</w:t>
-      </w:r>
-      <w:proofErr w:type="spellEnd"/>
-      <w:r>
-        <w:t xml:space="preserve"> (unsupervised feature learners) followed by </w:t>
-      </w:r>
-      <w:proofErr w:type="spellStart"/>
-      <w:r>
-        <w:t>LogisticRegression</w:t>
-      </w:r>
-      <w:proofErr w:type="spellEnd"/>
-      <w:r>
-        <w:t>.</w:t>
-      </w:r>
-    </w:p>
-    <w:p>
-      <w:pPr>
-        <w:numPr>
-          <w:ilvl w:val="0"/>
-          <w:numId w:val="19"/>
-        </w:numPr>
-      </w:pPr>
-      <w:r>
-        <w:rPr>
-          <w:b/>
-          <w:bCs/>
-        </w:rPr>
-        <w:t>Input</w:t>
-      </w:r>
-      <w:r>
-        <w:t>: PCA features, scaled to [0,1] for RBMs.</w:t>
-      </w:r>
-    </w:p>
-    <w:p>
-      <w:pPr>
-        <w:numPr>
-          <w:ilvl w:val="0"/>
-          <w:numId w:val="19"/>
-        </w:numPr>
-      </w:pPr>
-      <w:r>
-        <w:rPr>
-          <w:b/>
-          <w:bCs/>
-        </w:rPr>
-        <w:t>Task</w:t>
-      </w:r>
-      <w:r>
-        <w:t>: condition only.</w:t>
-      </w:r>
-    </w:p>
-    <w:p>
-      <w:pPr>
-        <w:numPr>
-          <w:ilvl w:val="0"/>
-          <w:numId w:val="19"/>
-        </w:numPr>
-      </w:pPr>
-      <w:r>
-        <w:rPr>
-          <w:b/>
-          <w:bCs/>
-        </w:rPr>
-        <w:t>Why</w:t>
-      </w:r>
-      <w:r>
-        <w:t>: classic pre-deep-learning generative feature learning baseline.</w:t>
-      </w:r>
-    </w:p>
-    <w:p>
-      <w:pPr>
-        <w:rPr>
-          <w:b/>
-          <w:bCs/>
-        </w:rPr>
-      </w:pPr>
-      <w:r>
-        <w:rPr>
-          <w:b/>
-          <w:bCs/>
-        </w:rPr>
-        <w:t>5) AE + LR on PCA</w:t>
-      </w:r>
-    </w:p>
-    <w:p>
-      <w:pPr>
-        <w:numPr>
-          <w:ilvl w:val="0"/>
-          <w:numId w:val="20"/>
-        </w:numPr>
-      </w:pPr>
-      <w:r>
-        <w:rPr>
-          <w:b/>
-          <w:bCs/>
-        </w:rPr>
-        <w:t>What</w:t>
-      </w:r>
-      <w:r>
-        <w:t xml:space="preserve">: Torch </w:t>
-      </w:r>
-      <w:r>
-        <w:rPr>
-          <w:b/>
-          <w:bCs/>
-        </w:rPr>
-        <w:t>autoencoder</w:t>
-      </w:r>
-      <w:r>
-        <w:t xml:space="preserve"> compresses PCA features to a bottleneck; then a </w:t>
-      </w:r>
-      <w:proofErr w:type="spellStart"/>
-      <w:r>
-        <w:t>LogisticRegression</w:t>
-      </w:r>
-      <w:proofErr w:type="spellEnd"/>
-      <w:r>
-        <w:t xml:space="preserve"> is trained on the learned code.</w:t>
-      </w:r>
-    </w:p>
-    <w:p>
-      <w:pPr>
-        <w:numPr>
-          <w:ilvl w:val="0"/>
-          <w:numId w:val="20"/>
-        </w:numPr>
-      </w:pPr>
-      <w:r>
-        <w:rPr>
-          <w:b/>
-          <w:bCs/>
-        </w:rPr>
-        <w:t>Input</w:t>
-      </w:r>
-      <w:r>
-        <w:t>: PCA features → AE → latent code → LR.</w:t>
-      </w:r>
-    </w:p>
-    <w:p>
-      <w:pPr>
-        <w:numPr>
-          <w:ilvl w:val="0"/>
-          <w:numId w:val="20"/>
-        </w:numPr>
-      </w:pPr>
-      <w:r>
-        <w:rPr>
-          <w:b/>
-          <w:bCs/>
-        </w:rPr>
-        <w:t>Task</w:t>
-      </w:r>
-      <w:r>
-        <w:t>: condition only.</w:t>
-      </w:r>
-    </w:p>
-    <w:p>
-      <w:pPr>
-        <w:numPr>
-          <w:ilvl w:val="0"/>
-          <w:numId w:val="20"/>
-        </w:numPr>
-      </w:pPr>
-      <w:r>
-        <w:rPr>
-          <w:b/>
-          <w:bCs/>
-        </w:rPr>
-        <w:t>Why</w:t>
-      </w:r>
-      <w:r>
-        <w:t>: tests whether a learned non-linear compression helps linear separability.</w:t>
-      </w:r>
-    </w:p>
-    <w:p>
-      <w:pPr>
-        <w:rPr>
-          <w:b/>
-          <w:bCs/>
-        </w:rPr>
-      </w:pPr>
-      <w:r>
-        <w:rPr>
-          <w:b/>
-          <w:bCs/>
-        </w:rPr>
-        <w:t>6) CNN2D (multitask: condition + severity)</w:t>
+        <w:t>4,8) → 2 heads.</w:t>
       </w:r>
     </w:p>
     <w:p>
@@ -5050,87 +5231,10 @@
           <w:b/>
           <w:bCs/>
         </w:rPr>
-        <w:lastRenderedPageBreak/>
-        <w:t>What</w:t>
-      </w:r>
-      <w:r>
-        <w:t xml:space="preserve">: A compact 2-D CNN backbone operating on </w:t>
-      </w:r>
-      <w:r>
-        <w:rPr>
-          <w:b/>
-          <w:bCs/>
-        </w:rPr>
-        <w:t>4-channel</w:t>
-      </w:r>
-      <w:r>
-        <w:t xml:space="preserve"> scalograms:</w:t>
-      </w:r>
-      <w:r>
-        <w:br/>
-      </w:r>
-      <w:proofErr w:type="gramStart"/>
-      <w:r>
-        <w:t>Conv(</w:t>
-      </w:r>
-      <w:proofErr w:type="gramEnd"/>
-      <w:r>
-        <w:t xml:space="preserve">5) → </w:t>
-      </w:r>
-      <w:proofErr w:type="spellStart"/>
-      <w:proofErr w:type="gramStart"/>
-      <w:r>
-        <w:t>MaxPool</w:t>
-      </w:r>
-      <w:proofErr w:type="spellEnd"/>
-      <w:r>
-        <w:t>(</w:t>
-      </w:r>
-      <w:proofErr w:type="gramEnd"/>
-      <w:r>
-        <w:t xml:space="preserve">2,4) → </w:t>
-      </w:r>
-      <w:proofErr w:type="gramStart"/>
-      <w:r>
-        <w:t>Conv(</w:t>
-      </w:r>
-      <w:proofErr w:type="gramEnd"/>
-      <w:r>
-        <w:t xml:space="preserve">3) → </w:t>
-      </w:r>
-      <w:proofErr w:type="spellStart"/>
-      <w:proofErr w:type="gramStart"/>
-      <w:r>
-        <w:t>MaxPool</w:t>
-      </w:r>
-      <w:proofErr w:type="spellEnd"/>
-      <w:r>
-        <w:t>(</w:t>
-      </w:r>
-      <w:proofErr w:type="gramEnd"/>
-      <w:r>
-        <w:t xml:space="preserve">2,2) → </w:t>
-      </w:r>
-      <w:proofErr w:type="gramStart"/>
-      <w:r>
-        <w:t>Conv(</w:t>
-      </w:r>
-      <w:proofErr w:type="gramEnd"/>
-      <w:r>
-        <w:t xml:space="preserve">3) → </w:t>
-      </w:r>
-      <w:proofErr w:type="spellStart"/>
-      <w:proofErr w:type="gramStart"/>
-      <w:r>
-        <w:t>AdaptiveAvgPool</w:t>
-      </w:r>
-      <w:proofErr w:type="spellEnd"/>
-      <w:r>
-        <w:t>(</w:t>
-      </w:r>
-      <w:proofErr w:type="gramEnd"/>
-      <w:r>
-        <w:t>4,8) → 2 heads.</w:t>
+        <w:t>Input</w:t>
+      </w:r>
+      <w:r>
+        <w:t>: (B, 4, F, T) tensors.</w:t>
       </w:r>
     </w:p>
     <w:p>
@@ -5145,10 +5249,18 @@
           <w:b/>
           <w:bCs/>
         </w:rPr>
-        <w:t>Input</w:t>
-      </w:r>
-      <w:r>
-        <w:t>: (B, 4, F, T) tensors.</w:t>
+        <w:t>Preprocess</w:t>
+      </w:r>
+      <w:r>
+        <w:t xml:space="preserve">: per-channel log1p + z-score (in-batch), optional </w:t>
+      </w:r>
+      <w:proofErr w:type="spellStart"/>
+      <w:r>
+        <w:t>SpecAugment</w:t>
+      </w:r>
+      <w:proofErr w:type="spellEnd"/>
+      <w:r>
+        <w:t xml:space="preserve"> (off by default).</w:t>
       </w:r>
     </w:p>
     <w:p>
@@ -5163,18 +5275,36 @@
           <w:b/>
           <w:bCs/>
         </w:rPr>
-        <w:t>Preprocess</w:t>
-      </w:r>
-      <w:r>
-        <w:t xml:space="preserve">: per-channel log1p + z-score (in-batch), optional </w:t>
+        <w:t>Loss</w:t>
+      </w:r>
+      <w:r>
+        <w:t xml:space="preserve">: </w:t>
+      </w:r>
+      <w:proofErr w:type="gramStart"/>
+      <w:r>
+        <w:t>CE(</w:t>
       </w:r>
       <w:proofErr w:type="spellStart"/>
-      <w:r>
-        <w:t>SpecAugment</w:t>
+      <w:proofErr w:type="gramEnd"/>
+      <w:r>
+        <w:t>cond</w:t>
       </w:r>
       <w:proofErr w:type="spellEnd"/>
       <w:r>
-        <w:t xml:space="preserve"> (off by default).</w:t>
+        <w:t xml:space="preserve">) + </w:t>
+      </w:r>
+      <w:proofErr w:type="gramStart"/>
+      <w:r>
+        <w:t>CE(</w:t>
+      </w:r>
+      <w:proofErr w:type="spellStart"/>
+      <w:proofErr w:type="gramEnd"/>
+      <w:r>
+        <w:t>sev</w:t>
+      </w:r>
+      <w:proofErr w:type="spellEnd"/>
+      <w:r>
+        <w:t>) with label smoothing.</w:t>
       </w:r>
     </w:p>
     <w:p>
@@ -5189,36 +5319,26 @@
           <w:b/>
           <w:bCs/>
         </w:rPr>
-        <w:t>Loss</w:t>
+        <w:t>Optimizer</w:t>
       </w:r>
       <w:r>
         <w:t xml:space="preserve">: </w:t>
       </w:r>
-      <w:proofErr w:type="gramStart"/>
-      <w:r>
-        <w:t>CE(</w:t>
-      </w:r>
       <w:proofErr w:type="spellStart"/>
-      <w:proofErr w:type="gramEnd"/>
-      <w:r>
-        <w:t>cond</w:t>
+      <w:r>
+        <w:t>AdamW</w:t>
       </w:r>
       <w:proofErr w:type="spellEnd"/>
       <w:r>
-        <w:t xml:space="preserve">) + </w:t>
-      </w:r>
-      <w:proofErr w:type="gramStart"/>
-      <w:r>
-        <w:t>CE(</w:t>
+        <w:t xml:space="preserve"> + </w:t>
       </w:r>
       <w:proofErr w:type="spellStart"/>
-      <w:proofErr w:type="gramEnd"/>
-      <w:r>
-        <w:t>sev</w:t>
+      <w:r>
+        <w:t>CosineAnnealingWarmRestarts</w:t>
       </w:r>
       <w:proofErr w:type="spellEnd"/>
       <w:r>
-        <w:t>) with label smoothing.</w:t>
+        <w:t>, AMP on GPU, grad clipping.</w:t>
       </w:r>
     </w:p>
     <w:p>
@@ -5233,40 +5353,6 @@
           <w:b/>
           <w:bCs/>
         </w:rPr>
-        <w:t>Optimizer</w:t>
-      </w:r>
-      <w:r>
-        <w:t xml:space="preserve">: </w:t>
-      </w:r>
-      <w:proofErr w:type="spellStart"/>
-      <w:r>
-        <w:t>AdamW</w:t>
-      </w:r>
-      <w:proofErr w:type="spellEnd"/>
-      <w:r>
-        <w:t xml:space="preserve"> + </w:t>
-      </w:r>
-      <w:proofErr w:type="spellStart"/>
-      <w:r>
-        <w:t>CosineAnnealingWarmRestarts</w:t>
-      </w:r>
-      <w:proofErr w:type="spellEnd"/>
-      <w:r>
-        <w:t>, AMP on GPU, grad clipping.</w:t>
-      </w:r>
-    </w:p>
-    <w:p>
-      <w:pPr>
-        <w:numPr>
-          <w:ilvl w:val="0"/>
-          <w:numId w:val="21"/>
-        </w:numPr>
-      </w:pPr>
-      <w:r>
-        <w:rPr>
-          <w:b/>
-          <w:bCs/>
-        </w:rPr>
         <w:t>Why</w:t>
       </w:r>
       <w:r>
@@ -5488,7 +5574,7 @@
     <w:p>
       <w:r>
         <w:pict w14:anchorId="07B11B09">
-          <v:rect id="_x0000_i1101" style="width:0;height:1.5pt" o:hralign="center" o:hrstd="t" o:hr="t" fillcolor="#a0a0a0" stroked="f"/>
+          <v:rect id="_x0000_i1032" style="width:0;height:1.5pt" o:hralign="center" o:hrstd="t" o:hr="t" fillcolor="#a0a0a0" stroked="f"/>
         </w:pict>
       </w:r>
     </w:p>
@@ -5647,6 +5733,7 @@
           <w:b/>
           <w:bCs/>
         </w:rPr>
+        <w:lastRenderedPageBreak/>
         <w:t>Early stopping</w:t>
       </w:r>
       <w:r>
@@ -5656,7 +5743,7 @@
     <w:p>
       <w:r>
         <w:pict w14:anchorId="3066D082">
-          <v:rect id="_x0000_i1102" style="width:0;height:1.5pt" o:hralign="center" o:hrstd="t" o:hr="t" fillcolor="#a0a0a0" stroked="f"/>
+          <v:rect id="_x0000_i1033" style="width:0;height:1.5pt" o:hralign="center" o:hrstd="t" o:hr="t" fillcolor="#a0a0a0" stroked="f"/>
         </w:pict>
       </w:r>
     </w:p>
@@ -5705,11 +5792,7 @@
         <w:t>minimum F</w:t>
       </w:r>
       <w:r>
-        <w:t xml:space="preserve"> in that batch, ensuring a fixed 4*F feature size per time step. Time </w:t>
-      </w:r>
-      <w:r>
-        <w:lastRenderedPageBreak/>
-        <w:t xml:space="preserve">is additionally </w:t>
+        <w:t xml:space="preserve"> in that batch, ensuring a fixed 4*F feature size per time step. Time is additionally </w:t>
       </w:r>
       <w:proofErr w:type="spellStart"/>
       <w:r>
@@ -5723,7 +5806,7 @@
     <w:p>
       <w:r>
         <w:pict w14:anchorId="7359D374">
-          <v:rect id="_x0000_i1103" style="width:0;height:1.5pt" o:hralign="center" o:hrstd="t" o:hr="t" fillcolor="#a0a0a0" stroked="f"/>
+          <v:rect id="_x0000_i1034" style="width:0;height:1.5pt" o:hralign="center" o:hrstd="t" o:hr="t" fillcolor="#a0a0a0" stroked="f"/>
         </w:pict>
       </w:r>
     </w:p>
@@ -5794,7 +5877,7 @@
     <w:p>
       <w:r>
         <w:pict w14:anchorId="58120D3D">
-          <v:rect id="_x0000_i1104" style="width:0;height:1.5pt" o:hralign="center" o:hrstd="t" o:hr="t" fillcolor="#a0a0a0" stroked="f"/>
+          <v:rect id="_x0000_i1035" style="width:0;height:1.5pt" o:hralign="center" o:hrstd="t" o:hr="t" fillcolor="#a0a0a0" stroked="f"/>
         </w:pict>
       </w:r>
     </w:p>
@@ -10190,6 +10273,7 @@
   <w:style w:type="character" w:default="1" w:styleId="DefaultParagraphFont">
     <w:name w:val="Default Paragraph Font"/>
     <w:uiPriority w:val="1"/>
+    <w:semiHidden/>
     <w:unhideWhenUsed/>
   </w:style>
   <w:style w:type="table" w:default="1" w:styleId="TableNormal">
